--- a/doc/詞/宋朝/蘇東坡/蘇軾-定風波·南海歸贈王定國侍人寓娘.docx
+++ b/doc/詞/宋朝/蘇東坡/蘇軾-定風波·南海歸贈王定國侍人寓娘.docx
@@ -1,6 +1,6 @@
 
 <file path=word/document.xml><?xml version="1.0" encoding="utf-8"?>
-<w:document xmlns:wpc="http://schemas.microsoft.com/office/word/2010/wordprocessingCanvas" xmlns:cx="http://schemas.microsoft.com/office/drawing/2014/chartex" xmlns:cx1="http://schemas.microsoft.com/office/drawing/2015/9/8/chartex" xmlns:cx2="http://schemas.microsoft.com/office/drawing/2015/10/21/chartex" xmlns:cx3="http://schemas.microsoft.com/office/drawing/2016/5/9/chartex" xmlns:cx4="http://schemas.microsoft.com/office/drawing/2016/5/10/chartex" xmlns:cx5="http://schemas.microsoft.com/office/drawing/2016/5/11/chartex" xmlns:cx6="http://schemas.microsoft.com/office/drawing/2016/5/12/chartex" xmlns:cx7="http://schemas.microsoft.com/office/drawing/2016/5/13/chartex" xmlns:cx8="http://schemas.microsoft.com/office/drawing/2016/5/14/chartex" xmlns:mc="http://schemas.openxmlformats.org/markup-compatibility/2006" xmlns:aink="http://schemas.microsoft.com/office/drawing/2016/ink" xmlns:am3d="http://schemas.microsoft.com/office/drawing/2017/model3d" xmlns:o="urn:schemas-microsoft-com:office:office" xmlns:oel="http://schemas.microsoft.com/office/2019/extlst" xmlns:r="http://schemas.openxmlformats.org/officeDocument/2006/relationships" xmlns:m="http://schemas.openxmlformats.org/officeDocument/2006/math" xmlns:v="urn:schemas-microsoft-com:vml" xmlns:wp14="http://schemas.microsoft.com/office/word/2010/wordprocessingDrawing" xmlns:wp="http://schemas.openxmlformats.org/drawingml/2006/wordprocessingDrawing" xmlns:w10="urn:schemas-microsoft-com:office:word" xmlns:w="http://schemas.openxmlformats.org/wordprocessingml/2006/main" xmlns:w14="http://schemas.microsoft.com/office/word/2010/wordml" xmlns:w15="http://schemas.microsoft.com/office/word/2012/wordml" xmlns:w16cex="http://schemas.microsoft.com/office/word/2018/wordml/cex" xmlns:w16cid="http://schemas.microsoft.com/office/word/2016/wordml/cid" xmlns:w16="http://schemas.microsoft.com/office/word/2018/wordml" xmlns:w16du="http://schemas.microsoft.com/office/word/2023/wordml/word16du" xmlns:w16sdtdh="http://schemas.microsoft.com/office/word/2020/wordml/sdtdatahash" xmlns:w16se="http://schemas.microsoft.com/office/word/2015/wordml/symex" xmlns:wpg="http://schemas.microsoft.com/office/word/2010/wordprocessingGroup" xmlns:wpi="http://schemas.microsoft.com/office/word/2010/wordprocessingInk" xmlns:wne="http://schemas.microsoft.com/office/word/2006/wordml" xmlns:wps="http://schemas.microsoft.com/office/word/2010/wordprocessingShape" mc:Ignorable="w14 w15 w16se w16cid w16 w16cex w16sdtdh wp14">
+<w:document xmlns:wpc="http://schemas.microsoft.com/office/word/2010/wordprocessingCanvas" xmlns:cx="http://schemas.microsoft.com/office/drawing/2014/chartex" xmlns:cx1="http://schemas.microsoft.com/office/drawing/2015/9/8/chartex" xmlns:cx2="http://schemas.microsoft.com/office/drawing/2015/10/21/chartex" xmlns:cx3="http://schemas.microsoft.com/office/drawing/2016/5/9/chartex" xmlns:cx4="http://schemas.microsoft.com/office/drawing/2016/5/10/chartex" xmlns:cx5="http://schemas.microsoft.com/office/drawing/2016/5/11/chartex" xmlns:cx6="http://schemas.microsoft.com/office/drawing/2016/5/12/chartex" xmlns:cx7="http://schemas.microsoft.com/office/drawing/2016/5/13/chartex" xmlns:cx8="http://schemas.microsoft.com/office/drawing/2016/5/14/chartex" xmlns:mc="http://schemas.openxmlformats.org/markup-compatibility/2006" xmlns:aink="http://schemas.microsoft.com/office/drawing/2016/ink" xmlns:am3d="http://schemas.microsoft.com/office/drawing/2017/model3d" xmlns:o="urn:schemas-microsoft-com:office:office" xmlns:r="http://schemas.openxmlformats.org/officeDocument/2006/relationships" xmlns:m="http://schemas.openxmlformats.org/officeDocument/2006/math" xmlns:v="urn:schemas-microsoft-com:vml" xmlns:wp14="http://schemas.microsoft.com/office/word/2010/wordprocessingDrawing" xmlns:wp="http://schemas.openxmlformats.org/drawingml/2006/wordprocessingDrawing" xmlns:w10="urn:schemas-microsoft-com:office:word" xmlns:w="http://schemas.openxmlformats.org/wordprocessingml/2006/main" xmlns:w14="http://schemas.microsoft.com/office/word/2010/wordml" xmlns:w15="http://schemas.microsoft.com/office/word/2012/wordml" xmlns:w16cex="http://schemas.microsoft.com/office/word/2018/wordml/cex" xmlns:w16cid="http://schemas.microsoft.com/office/word/2016/wordml/cid" xmlns:w16="http://schemas.microsoft.com/office/word/2018/wordml" xmlns:w16sdtdh="http://schemas.microsoft.com/office/word/2020/wordml/sdtdatahash" xmlns:w16se="http://schemas.microsoft.com/office/word/2015/wordml/symex" xmlns:wpg="http://schemas.microsoft.com/office/word/2010/wordprocessingGroup" xmlns:wpi="http://schemas.microsoft.com/office/word/2010/wordprocessingInk" xmlns:wne="http://schemas.microsoft.com/office/word/2006/wordml" xmlns:wps="http://schemas.microsoft.com/office/word/2010/wordprocessingShape" mc:Ignorable="w14 w15 w16se w16cid w16 w16cex w16sdtdh wp14">
   <w:body>
     <w:p>
       <w:pPr>
@@ -13,30 +13,38 @@
       <w:r>
         <w:rPr>
           <w:rFonts w:ascii="標楷體" w:eastAsia="標楷體" w:hAnsi="標楷體" w:hint="eastAsia"/>
-          <w:sz w:val="52"/>
-          <w:szCs w:val="52"/>
-        </w:rPr>
-        <w:t>蘇軾</w:t>
-      </w:r>
-      <w:r>
-        <w:rPr>
-          <w:rFonts w:ascii="標楷體" w:eastAsia="標楷體" w:hAnsi="標楷體" w:hint="eastAsia"/>
+          <w:b/>
+          <w:bCs/>
           <w:sz w:val="40"/>
           <w:szCs w:val="40"/>
         </w:rPr>
-        <w:t>《</w:t>
-      </w:r>
-      <w:r>
-        <w:rPr>
-          <w:rFonts w:ascii="標楷體" w:eastAsia="標楷體" w:hAnsi="標楷體" w:hint="eastAsia"/>
+        <w:t>蘇軾</w:t>
+      </w:r>
+      <w:r>
+        <w:rPr>
+          <w:rFonts w:ascii="標楷體" w:eastAsia="標楷體" w:hAnsi="標楷體" w:hint="eastAsia"/>
+          <w:b/>
+          <w:bCs/>
           <w:sz w:val="40"/>
           <w:szCs w:val="40"/>
         </w:rPr>
+        <w:t>《</w:t>
+      </w:r>
+      <w:r>
+        <w:rPr>
+          <w:rFonts w:ascii="標楷體" w:eastAsia="標楷體" w:hAnsi="標楷體" w:hint="eastAsia"/>
+          <w:b/>
+          <w:bCs/>
+          <w:sz w:val="40"/>
+          <w:szCs w:val="40"/>
+        </w:rPr>
         <w:t>定風波·南海歸贈王定國侍人寓娘</w:t>
       </w:r>
       <w:r>
         <w:rPr>
           <w:rFonts w:ascii="標楷體" w:eastAsia="標楷體" w:hAnsi="標楷體" w:hint="eastAsia"/>
+          <w:b/>
+          <w:bCs/>
           <w:sz w:val="40"/>
           <w:szCs w:val="40"/>
         </w:rPr>
@@ -260,8 +268,9 @@
           <w:ilvl w:val="0"/>
           <w:numId w:val="7"/>
         </w:numPr>
-        <w:spacing w:line="460" w:lineRule="exact"/>
-        <w:ind w:leftChars="0" w:left="482" w:hanging="482"/>
+        <w:spacing w:line="440" w:lineRule="exact"/>
+        <w:ind w:leftChars="0" w:left="284" w:hanging="284"/>
+        <w:jc w:val="both"/>
         <w:rPr>
           <w:rFonts w:ascii="標楷體" w:eastAsia="標楷體" w:hAnsi="標楷體" w:cs="標楷體"/>
           <w:sz w:val="28"/>
@@ -275,78 +284,6 @@
           <w:szCs w:val="28"/>
         </w:rPr>
         <w:t>定風波：詞牌名。</w:t>
-      </w:r>
-      <w:proofErr w:type="gramStart"/>
-      <w:r>
-        <w:rPr>
-          <w:rFonts w:ascii="標楷體" w:eastAsia="標楷體" w:hAnsi="標楷體" w:cs="標楷體" w:hint="eastAsia"/>
-          <w:sz w:val="28"/>
-          <w:szCs w:val="28"/>
-        </w:rPr>
-        <w:t>雙調六十二</w:t>
-      </w:r>
-      <w:proofErr w:type="gramEnd"/>
-      <w:r>
-        <w:rPr>
-          <w:rFonts w:ascii="標楷體" w:eastAsia="標楷體" w:hAnsi="標楷體" w:cs="標楷體" w:hint="eastAsia"/>
-          <w:sz w:val="28"/>
-          <w:szCs w:val="28"/>
-        </w:rPr>
-        <w:t>字，上片五句</w:t>
-      </w:r>
-      <w:proofErr w:type="gramStart"/>
-      <w:r>
-        <w:rPr>
-          <w:rFonts w:ascii="標楷體" w:eastAsia="標楷體" w:hAnsi="標楷體" w:cs="標楷體" w:hint="eastAsia"/>
-          <w:sz w:val="28"/>
-          <w:szCs w:val="28"/>
-        </w:rPr>
-        <w:t>三</w:t>
-      </w:r>
-      <w:proofErr w:type="gramEnd"/>
-      <w:r>
-        <w:rPr>
-          <w:rFonts w:ascii="標楷體" w:eastAsia="標楷體" w:hAnsi="標楷體" w:cs="標楷體" w:hint="eastAsia"/>
-          <w:sz w:val="28"/>
-          <w:szCs w:val="28"/>
-        </w:rPr>
-        <w:t>平韻，二</w:t>
-      </w:r>
-      <w:proofErr w:type="gramStart"/>
-      <w:r>
-        <w:rPr>
-          <w:rFonts w:ascii="標楷體" w:eastAsia="標楷體" w:hAnsi="標楷體" w:cs="標楷體" w:hint="eastAsia"/>
-          <w:sz w:val="28"/>
-          <w:szCs w:val="28"/>
-        </w:rPr>
-        <w:t>仄韻，</w:t>
-      </w:r>
-      <w:proofErr w:type="gramEnd"/>
-      <w:r>
-        <w:rPr>
-          <w:rFonts w:ascii="標楷體" w:eastAsia="標楷體" w:hAnsi="標楷體" w:cs="標楷體" w:hint="eastAsia"/>
-          <w:sz w:val="28"/>
-          <w:szCs w:val="28"/>
-        </w:rPr>
-        <w:t>下片六句四</w:t>
-      </w:r>
-      <w:proofErr w:type="gramStart"/>
-      <w:r>
-        <w:rPr>
-          <w:rFonts w:ascii="標楷體" w:eastAsia="標楷體" w:hAnsi="標楷體" w:cs="標楷體" w:hint="eastAsia"/>
-          <w:sz w:val="28"/>
-          <w:szCs w:val="28"/>
-        </w:rPr>
-        <w:t>仄韻，</w:t>
-      </w:r>
-      <w:proofErr w:type="gramEnd"/>
-      <w:r>
-        <w:rPr>
-          <w:rFonts w:ascii="標楷體" w:eastAsia="標楷體" w:hAnsi="標楷體" w:cs="標楷體" w:hint="eastAsia"/>
-          <w:sz w:val="28"/>
-          <w:szCs w:val="28"/>
-        </w:rPr>
-        <w:t>二平韻。</w:t>
       </w:r>
     </w:p>
     <w:p>
@@ -356,27 +293,39 @@
           <w:ilvl w:val="0"/>
           <w:numId w:val="7"/>
         </w:numPr>
-        <w:spacing w:line="460" w:lineRule="exact"/>
-        <w:ind w:leftChars="0" w:left="482" w:hanging="482"/>
+        <w:spacing w:line="440" w:lineRule="exact"/>
+        <w:ind w:leftChars="0" w:left="284" w:hanging="284"/>
+        <w:jc w:val="both"/>
         <w:rPr>
           <w:rFonts w:ascii="標楷體" w:eastAsia="標楷體" w:hAnsi="標楷體" w:cs="標楷體"/>
           <w:sz w:val="28"/>
           <w:szCs w:val="28"/>
         </w:rPr>
       </w:pPr>
+      <w:proofErr w:type="gramStart"/>
       <w:r>
         <w:rPr>
           <w:rFonts w:ascii="標楷體" w:eastAsia="標楷體" w:hAnsi="標楷體" w:cs="標楷體" w:hint="eastAsia"/>
           <w:sz w:val="28"/>
           <w:szCs w:val="28"/>
-        </w:rPr>
-        <w:t>王定國：</w:t>
-      </w:r>
+          <w:u w:val="single"/>
+        </w:rPr>
+        <w:t>寓娘</w:t>
+      </w:r>
+      <w:proofErr w:type="gramEnd"/>
       <w:r>
         <w:rPr>
           <w:rFonts w:ascii="標楷體" w:eastAsia="標楷體" w:hAnsi="標楷體" w:cs="標楷體" w:hint="eastAsia"/>
           <w:sz w:val="28"/>
           <w:szCs w:val="28"/>
+        </w:rPr>
+        <w:t>：</w:t>
+      </w:r>
+      <w:r>
+        <w:rPr>
+          <w:rFonts w:ascii="標楷體" w:eastAsia="標楷體" w:hAnsi="標楷體" w:cs="標楷體" w:hint="eastAsia"/>
+          <w:sz w:val="28"/>
+          <w:szCs w:val="28"/>
           <w:u w:val="single"/>
         </w:rPr>
         <w:t>王鞏</w:t>
@@ -387,7 +336,7 @@
           <w:sz w:val="28"/>
           <w:szCs w:val="28"/>
         </w:rPr>
-        <w:t>，作者友人。</w:t>
+        <w:t>的</w:t>
       </w:r>
       <w:proofErr w:type="gramStart"/>
       <w:r>
@@ -395,8 +344,34 @@
           <w:rFonts w:ascii="標楷體" w:eastAsia="標楷體" w:hAnsi="標楷體" w:cs="標楷體" w:hint="eastAsia"/>
           <w:sz w:val="28"/>
           <w:szCs w:val="28"/>
+        </w:rPr>
+        <w:t>侍女</w:t>
+      </w:r>
+      <w:r>
+        <w:rPr>
+          <w:rFonts w:ascii="標楷體" w:eastAsia="標楷體" w:hAnsi="標楷體" w:cs="標楷體" w:hint="eastAsia"/>
+          <w:sz w:val="28"/>
+          <w:szCs w:val="28"/>
           <w:u w:val="single"/>
         </w:rPr>
+        <w:t>柔奴</w:t>
+      </w:r>
+      <w:proofErr w:type="gramEnd"/>
+      <w:r>
+        <w:rPr>
+          <w:rFonts w:ascii="標楷體" w:eastAsia="標楷體" w:hAnsi="標楷體" w:cs="標楷體" w:hint="eastAsia"/>
+          <w:sz w:val="28"/>
+          <w:szCs w:val="28"/>
+        </w:rPr>
+        <w:t>。「</w:t>
+      </w:r>
+      <w:proofErr w:type="gramStart"/>
+      <w:r>
+        <w:rPr>
+          <w:rFonts w:ascii="標楷體" w:eastAsia="標楷體" w:hAnsi="標楷體" w:cs="標楷體" w:hint="eastAsia"/>
+          <w:sz w:val="28"/>
+          <w:szCs w:val="28"/>
+        </w:rPr>
         <w:t>寓娘</w:t>
       </w:r>
       <w:proofErr w:type="gramEnd"/>
@@ -406,33 +381,25 @@
           <w:sz w:val="28"/>
           <w:szCs w:val="28"/>
         </w:rPr>
-        <w:t>：</w:t>
-      </w:r>
+        <w:t>」是她的稱呼，後世多稱她</w:t>
+      </w:r>
+      <w:proofErr w:type="gramStart"/>
       <w:r>
         <w:rPr>
           <w:rFonts w:ascii="標楷體" w:eastAsia="標楷體" w:hAnsi="標楷體" w:cs="標楷體" w:hint="eastAsia"/>
           <w:sz w:val="28"/>
           <w:szCs w:val="28"/>
+        </w:rPr>
+        <w:t>為</w:t>
+      </w:r>
+      <w:r>
+        <w:rPr>
+          <w:rFonts w:ascii="標楷體" w:eastAsia="標楷體" w:hAnsi="標楷體" w:cs="標楷體" w:hint="eastAsia"/>
+          <w:sz w:val="28"/>
+          <w:szCs w:val="28"/>
           <w:u w:val="single"/>
         </w:rPr>
-        <w:t>王鞏</w:t>
-      </w:r>
-      <w:r>
-        <w:rPr>
-          <w:rFonts w:ascii="標楷體" w:eastAsia="標楷體" w:hAnsi="標楷體" w:cs="標楷體" w:hint="eastAsia"/>
-          <w:sz w:val="28"/>
-          <w:szCs w:val="28"/>
-        </w:rPr>
-        <w:t>的歌</w:t>
-      </w:r>
-      <w:proofErr w:type="gramStart"/>
-      <w:r>
-        <w:rPr>
-          <w:rFonts w:ascii="標楷體" w:eastAsia="標楷體" w:hAnsi="標楷體" w:cs="標楷體" w:hint="eastAsia"/>
-          <w:sz w:val="28"/>
-          <w:szCs w:val="28"/>
-        </w:rPr>
-        <w:t>妓</w:t>
+        <w:t>柔奴</w:t>
       </w:r>
       <w:proofErr w:type="gramEnd"/>
       <w:r>
@@ -451,58 +418,64 @@
           <w:ilvl w:val="0"/>
           <w:numId w:val="7"/>
         </w:numPr>
-        <w:spacing w:line="460" w:lineRule="exact"/>
-        <w:ind w:leftChars="0" w:left="482" w:hanging="482"/>
+        <w:spacing w:line="440" w:lineRule="exact"/>
+        <w:ind w:leftChars="0" w:left="284" w:hanging="284"/>
+        <w:jc w:val="both"/>
         <w:rPr>
           <w:rFonts w:ascii="標楷體" w:eastAsia="標楷體" w:hAnsi="標楷體" w:cs="標楷體"/>
           <w:sz w:val="28"/>
           <w:szCs w:val="28"/>
         </w:rPr>
       </w:pPr>
-      <w:proofErr w:type="gramStart"/>
       <w:r>
         <w:rPr>
           <w:rFonts w:ascii="標楷體" w:eastAsia="標楷體" w:hAnsi="標楷體" w:cs="標楷體" w:hint="eastAsia"/>
           <w:sz w:val="28"/>
           <w:szCs w:val="28"/>
         </w:rPr>
-        <w:t>柔奴</w:t>
-      </w:r>
-      <w:proofErr w:type="gramEnd"/>
+        <w:t>玉郎：</w:t>
+      </w:r>
       <w:r>
         <w:rPr>
           <w:rFonts w:ascii="標楷體" w:eastAsia="標楷體" w:hAnsi="標楷體" w:cs="標楷體" w:hint="eastAsia"/>
           <w:sz w:val="28"/>
           <w:szCs w:val="28"/>
         </w:rPr>
-        <w:t>：</w:t>
-      </w:r>
-      <w:proofErr w:type="gramStart"/>
+        <w:t>俊美如玉的男子，這裡指</w:t>
+      </w:r>
       <w:r>
         <w:rPr>
           <w:rFonts w:ascii="標楷體" w:eastAsia="標楷體" w:hAnsi="標楷體" w:cs="標楷體" w:hint="eastAsia"/>
           <w:sz w:val="28"/>
           <w:szCs w:val="28"/>
-        </w:rPr>
-        <w:t>即</w:t>
+          <w:u w:val="single"/>
+        </w:rPr>
+        <w:t>王鞏</w:t>
       </w:r>
       <w:r>
         <w:rPr>
           <w:rFonts w:ascii="標楷體" w:eastAsia="標楷體" w:hAnsi="標楷體" w:cs="標楷體" w:hint="eastAsia"/>
           <w:sz w:val="28"/>
           <w:szCs w:val="28"/>
+        </w:rPr>
+        <w:t>（</w:t>
+      </w:r>
+      <w:r>
+        <w:rPr>
+          <w:rFonts w:ascii="標楷體" w:eastAsia="標楷體" w:hAnsi="標楷體" w:cs="標楷體" w:hint="eastAsia"/>
+          <w:sz w:val="28"/>
+          <w:szCs w:val="28"/>
           <w:u w:val="single"/>
         </w:rPr>
-        <w:t>寓娘</w:t>
-      </w:r>
-      <w:proofErr w:type="gramEnd"/>
+        <w:t>王定國</w:t>
+      </w:r>
       <w:r>
         <w:rPr>
           <w:rFonts w:ascii="標楷體" w:eastAsia="標楷體" w:hAnsi="標楷體" w:cs="標楷體" w:hint="eastAsia"/>
           <w:sz w:val="28"/>
           <w:szCs w:val="28"/>
         </w:rPr>
-        <w:t>。</w:t>
+        <w:t>）。</w:t>
       </w:r>
     </w:p>
     <w:p>
@@ -512,21 +485,85 @@
           <w:ilvl w:val="0"/>
           <w:numId w:val="7"/>
         </w:numPr>
-        <w:spacing w:line="460" w:lineRule="exact"/>
-        <w:ind w:leftChars="0" w:left="482" w:hanging="482"/>
-        <w:rPr>
-          <w:rFonts w:ascii="標楷體" w:eastAsia="標楷體" w:hAnsi="標楷體" w:cs="標楷體"/>
-          <w:sz w:val="28"/>
-          <w:szCs w:val="28"/>
-        </w:rPr>
-      </w:pPr>
-      <w:r>
+        <w:spacing w:line="440" w:lineRule="exact"/>
+        <w:ind w:leftChars="0" w:left="284" w:hanging="284"/>
+        <w:jc w:val="both"/>
         <w:rPr>
           <w:rFonts w:ascii="標楷體" w:eastAsia="標楷體" w:hAnsi="標楷體" w:cs="標楷體" w:hint="eastAsia"/>
           <w:sz w:val="28"/>
           <w:szCs w:val="28"/>
         </w:rPr>
-        <w:t>玉郎：是女子對丈夫或情人的愛稱，泛指男子青年。</w:t>
+      </w:pPr>
+      <w:proofErr w:type="gramStart"/>
+      <w:r>
+        <w:rPr>
+          <w:rFonts w:ascii="標楷體" w:eastAsia="標楷體" w:hAnsi="標楷體" w:cs="標楷體" w:hint="eastAsia"/>
+          <w:sz w:val="28"/>
+          <w:szCs w:val="28"/>
+        </w:rPr>
+        <w:t>點酥娘</w:t>
+      </w:r>
+      <w:proofErr w:type="gramEnd"/>
+      <w:r>
+        <w:rPr>
+          <w:rFonts w:ascii="標楷體" w:eastAsia="標楷體" w:hAnsi="標楷體" w:cs="標楷體" w:hint="eastAsia"/>
+          <w:sz w:val="28"/>
+          <w:szCs w:val="28"/>
+        </w:rPr>
+        <w:t>：</w:t>
+      </w:r>
+      <w:r>
+        <w:rPr>
+          <w:rFonts w:ascii="標楷體" w:eastAsia="標楷體" w:hAnsi="標楷體" w:cs="標楷體" w:hint="eastAsia"/>
+          <w:sz w:val="28"/>
+          <w:szCs w:val="28"/>
+        </w:rPr>
+        <w:t>美麗可愛的女子。「</w:t>
+      </w:r>
+      <w:proofErr w:type="gramStart"/>
+      <w:r>
+        <w:rPr>
+          <w:rFonts w:ascii="標楷體" w:eastAsia="標楷體" w:hAnsi="標楷體" w:cs="標楷體" w:hint="eastAsia"/>
+          <w:sz w:val="28"/>
+          <w:szCs w:val="28"/>
+        </w:rPr>
+        <w:t>點酥」</w:t>
+      </w:r>
+      <w:proofErr w:type="gramEnd"/>
+      <w:r>
+        <w:rPr>
+          <w:rFonts w:ascii="標楷體" w:eastAsia="標楷體" w:hAnsi="標楷體" w:cs="標楷體" w:hint="eastAsia"/>
+          <w:sz w:val="28"/>
+          <w:szCs w:val="28"/>
+        </w:rPr>
+        <w:t>原指點染酥油般的細膩妝飾，這裡用來形容女子的美貌，</w:t>
+      </w:r>
+      <w:proofErr w:type="gramStart"/>
+      <w:r>
+        <w:rPr>
+          <w:rFonts w:ascii="標楷體" w:eastAsia="標楷體" w:hAnsi="標楷體" w:cs="標楷體" w:hint="eastAsia"/>
+          <w:sz w:val="28"/>
+          <w:szCs w:val="28"/>
+        </w:rPr>
+        <w:t>指</w:t>
+      </w:r>
+      <w:r>
+        <w:rPr>
+          <w:rFonts w:ascii="標楷體" w:eastAsia="標楷體" w:hAnsi="標楷體" w:cs="標楷體" w:hint="eastAsia"/>
+          <w:sz w:val="28"/>
+          <w:szCs w:val="28"/>
+          <w:u w:val="single"/>
+        </w:rPr>
+        <w:t>柔奴</w:t>
+      </w:r>
+      <w:proofErr w:type="gramEnd"/>
+      <w:r>
+        <w:rPr>
+          <w:rFonts w:ascii="標楷體" w:eastAsia="標楷體" w:hAnsi="標楷體" w:cs="標楷體" w:hint="eastAsia"/>
+          <w:sz w:val="28"/>
+          <w:szCs w:val="28"/>
+        </w:rPr>
+        <w:t>。</w:t>
       </w:r>
     </w:p>
     <w:p>
@@ -536,14 +573,31 @@
           <w:ilvl w:val="0"/>
           <w:numId w:val="7"/>
         </w:numPr>
-        <w:spacing w:line="460" w:lineRule="exact"/>
-        <w:ind w:leftChars="0"/>
+        <w:spacing w:line="440" w:lineRule="exact"/>
+        <w:ind w:leftChars="0" w:left="284" w:hanging="284"/>
+        <w:jc w:val="both"/>
         <w:rPr>
           <w:rFonts w:ascii="標楷體" w:eastAsia="標楷體" w:hAnsi="標楷體" w:cs="標楷體"/>
           <w:sz w:val="28"/>
           <w:szCs w:val="28"/>
         </w:rPr>
       </w:pPr>
+      <w:r>
+        <w:rPr>
+          <w:rFonts w:ascii="標楷體" w:eastAsia="標楷體" w:hAnsi="標楷體" w:cs="標楷體" w:hint="eastAsia"/>
+          <w:sz w:val="28"/>
+          <w:szCs w:val="28"/>
+        </w:rPr>
+        <w:t>皓齒：</w:t>
+      </w:r>
+      <w:r>
+        <w:rPr>
+          <w:rFonts w:ascii="標楷體" w:eastAsia="標楷體" w:hAnsi="標楷體" w:cs="標楷體" w:hint="eastAsia"/>
+          <w:sz w:val="28"/>
+          <w:szCs w:val="28"/>
+        </w:rPr>
+        <w:t>潔白整齊的牙齒。「</w:t>
+      </w:r>
       <w:proofErr w:type="gramStart"/>
       <w:r>
         <w:rPr>
@@ -551,7 +605,7 @@
           <w:sz w:val="28"/>
           <w:szCs w:val="28"/>
         </w:rPr>
-        <w:t>點酥娘</w:t>
+        <w:t>皓</w:t>
       </w:r>
       <w:proofErr w:type="gramEnd"/>
       <w:r>
@@ -560,83 +614,7 @@
           <w:sz w:val="28"/>
           <w:szCs w:val="28"/>
         </w:rPr>
-        <w:t>：</w:t>
-      </w:r>
-      <w:proofErr w:type="gramStart"/>
-      <w:r>
-        <w:rPr>
-          <w:rFonts w:ascii="標楷體" w:eastAsia="標楷體" w:hAnsi="標楷體" w:cs="標楷體" w:hint="eastAsia"/>
-          <w:sz w:val="28"/>
-          <w:szCs w:val="28"/>
-        </w:rPr>
-        <w:t>謂膚如</w:t>
-      </w:r>
-      <w:proofErr w:type="gramEnd"/>
-      <w:r>
-        <w:rPr>
-          <w:rFonts w:ascii="標楷體" w:eastAsia="標楷體" w:hAnsi="標楷體" w:cs="標楷體" w:hint="eastAsia"/>
-          <w:sz w:val="28"/>
-          <w:szCs w:val="28"/>
-        </w:rPr>
-        <w:t>凝脂般光潔細膩的美女。</w:t>
-      </w:r>
-    </w:p>
-    <w:p>
-      <w:pPr>
-        <w:pStyle w:val="a6"/>
-        <w:spacing w:line="460" w:lineRule="exact"/>
-        <w:ind w:leftChars="0"/>
-        <w:rPr>
-          <w:rFonts w:ascii="標楷體" w:eastAsia="標楷體" w:hAnsi="標楷體" w:cs="標楷體"/>
-          <w:sz w:val="28"/>
-          <w:szCs w:val="28"/>
-        </w:rPr>
-      </w:pPr>
-      <w:r>
-        <w:rPr>
-          <w:rFonts w:ascii="標楷體" w:eastAsia="標楷體" w:hAnsi="標楷體" w:cs="標楷體" w:hint="eastAsia"/>
-          <w:sz w:val="28"/>
-          <w:szCs w:val="28"/>
-        </w:rPr>
-        <w:t>凝脂：凝固的油脂。多用來形容皮膚</w:t>
-      </w:r>
-      <w:proofErr w:type="gramStart"/>
-      <w:r>
-        <w:rPr>
-          <w:rFonts w:ascii="標楷體" w:eastAsia="標楷體" w:hAnsi="標楷體" w:cs="標楷體" w:hint="eastAsia"/>
-          <w:sz w:val="28"/>
-          <w:szCs w:val="28"/>
-        </w:rPr>
-        <w:t>光滑柔</w:t>
-      </w:r>
-      <w:proofErr w:type="gramEnd"/>
-      <w:r>
-        <w:rPr>
-          <w:rFonts w:ascii="標楷體" w:eastAsia="標楷體" w:hAnsi="標楷體" w:cs="標楷體" w:hint="eastAsia"/>
-          <w:sz w:val="28"/>
-          <w:szCs w:val="28"/>
-        </w:rPr>
-        <w:t>白。</w:t>
-      </w:r>
-    </w:p>
-    <w:p>
-      <w:pPr>
-        <w:pStyle w:val="a6"/>
-        <w:spacing w:line="460" w:lineRule="exact"/>
-        <w:ind w:leftChars="0"/>
-        <w:rPr>
-          <w:rFonts w:ascii="標楷體" w:eastAsia="標楷體" w:hAnsi="標楷體" w:cs="標楷體"/>
-          <w:sz w:val="28"/>
-          <w:szCs w:val="28"/>
-        </w:rPr>
-      </w:pPr>
-      <w:r>
-        <w:rPr>
-          <w:rFonts w:ascii="標楷體" w:eastAsia="標楷體" w:hAnsi="標楷體" w:cs="標楷體" w:hint="eastAsia"/>
-          <w:sz w:val="28"/>
-          <w:szCs w:val="28"/>
-        </w:rPr>
-        <w:t>【例】她的皮膚光滑白皙，宛如凝脂。</w:t>
+        <w:t>」是潔白明亮的意思。</w:t>
       </w:r>
     </w:p>
     <w:p>
@@ -646,21 +624,40 @@
           <w:ilvl w:val="0"/>
           <w:numId w:val="7"/>
         </w:numPr>
-        <w:spacing w:line="460" w:lineRule="exact"/>
-        <w:ind w:leftChars="0" w:left="482" w:hanging="482"/>
+        <w:spacing w:line="440" w:lineRule="exact"/>
+        <w:ind w:leftChars="0" w:left="284" w:hanging="284"/>
+        <w:jc w:val="both"/>
         <w:rPr>
           <w:rFonts w:ascii="標楷體" w:eastAsia="標楷體" w:hAnsi="標楷體" w:cs="標楷體"/>
           <w:sz w:val="28"/>
           <w:szCs w:val="28"/>
         </w:rPr>
       </w:pPr>
+      <w:proofErr w:type="gramStart"/>
       <w:r>
         <w:rPr>
           <w:rFonts w:ascii="標楷體" w:eastAsia="標楷體" w:hAnsi="標楷體" w:cs="標楷體" w:hint="eastAsia"/>
           <w:sz w:val="28"/>
           <w:szCs w:val="28"/>
         </w:rPr>
-        <w:t>皓齒：雪白的牙齒。</w:t>
+        <w:t>炎海</w:t>
+      </w:r>
+      <w:proofErr w:type="gramEnd"/>
+      <w:r>
+        <w:rPr>
+          <w:rFonts w:ascii="標楷體" w:eastAsia="標楷體" w:hAnsi="標楷體" w:cs="標楷體" w:hint="eastAsia"/>
+          <w:sz w:val="28"/>
+          <w:szCs w:val="28"/>
+        </w:rPr>
+        <w:t>：</w:t>
+      </w:r>
+      <w:r>
+        <w:rPr>
+          <w:rFonts w:ascii="標楷體" w:eastAsia="標楷體" w:hAnsi="標楷體" w:cs="標楷體" w:hint="eastAsia"/>
+          <w:sz w:val="28"/>
+          <w:szCs w:val="28"/>
+        </w:rPr>
+        <w:t>炎熱的南方海域，這裡指嶺南地區。</w:t>
       </w:r>
     </w:p>
     <w:p>
@@ -670,49 +667,30 @@
           <w:ilvl w:val="0"/>
           <w:numId w:val="7"/>
         </w:numPr>
-        <w:spacing w:line="460" w:lineRule="exact"/>
-        <w:ind w:leftChars="0" w:left="482" w:hanging="482"/>
+        <w:spacing w:line="440" w:lineRule="exact"/>
+        <w:ind w:leftChars="0" w:left="284" w:hanging="284"/>
+        <w:jc w:val="both"/>
         <w:rPr>
           <w:rFonts w:ascii="標楷體" w:eastAsia="標楷體" w:hAnsi="標楷體" w:cs="標楷體"/>
           <w:sz w:val="28"/>
           <w:szCs w:val="28"/>
         </w:rPr>
       </w:pPr>
-      <w:proofErr w:type="gramStart"/>
       <w:r>
         <w:rPr>
           <w:rFonts w:ascii="標楷體" w:eastAsia="標楷體" w:hAnsi="標楷體" w:cs="標楷體" w:hint="eastAsia"/>
           <w:sz w:val="28"/>
           <w:szCs w:val="28"/>
         </w:rPr>
-        <w:t>炎海</w:t>
-      </w:r>
-      <w:proofErr w:type="gramEnd"/>
+        <w:t>嶺：</w:t>
+      </w:r>
       <w:r>
         <w:rPr>
           <w:rFonts w:ascii="標楷體" w:eastAsia="標楷體" w:hAnsi="標楷體" w:cs="標楷體" w:hint="eastAsia"/>
           <w:sz w:val="28"/>
           <w:szCs w:val="28"/>
         </w:rPr>
-        <w:t>：</w:t>
-      </w:r>
-      <w:proofErr w:type="gramStart"/>
-      <w:r>
-        <w:rPr>
-          <w:rFonts w:ascii="標楷體" w:eastAsia="標楷體" w:hAnsi="標楷體" w:cs="標楷體" w:hint="eastAsia"/>
-          <w:sz w:val="28"/>
-          <w:szCs w:val="28"/>
-        </w:rPr>
-        <w:t>喻</w:t>
-      </w:r>
-      <w:proofErr w:type="gramEnd"/>
-      <w:r>
-        <w:rPr>
-          <w:rFonts w:ascii="標楷體" w:eastAsia="標楷體" w:hAnsi="標楷體" w:cs="標楷體" w:hint="eastAsia"/>
-          <w:sz w:val="28"/>
-          <w:szCs w:val="28"/>
-        </w:rPr>
-        <w:t>酷熱。</w:t>
+        <w:t>指五嶺，泛指嶺南地區。</w:t>
       </w:r>
     </w:p>
     <w:p>
@@ -722,10 +700,12 @@
           <w:ilvl w:val="0"/>
           <w:numId w:val="7"/>
         </w:numPr>
-        <w:spacing w:line="460" w:lineRule="exact"/>
-        <w:ind w:leftChars="0" w:left="482" w:hanging="482"/>
+        <w:spacing w:line="440" w:lineRule="exact"/>
+        <w:ind w:leftChars="0" w:left="284" w:hanging="284"/>
+        <w:jc w:val="both"/>
         <w:rPr>
           <w:rFonts w:ascii="標楷體" w:eastAsia="標楷體" w:hAnsi="標楷體" w:cs="標楷體"/>
+          <w:spacing w:val="-6"/>
           <w:sz w:val="28"/>
           <w:szCs w:val="28"/>
         </w:rPr>
@@ -733,135 +713,20 @@
       <w:r>
         <w:rPr>
           <w:rFonts w:ascii="標楷體" w:eastAsia="標楷體" w:hAnsi="標楷體" w:cs="標楷體" w:hint="eastAsia"/>
-          <w:sz w:val="28"/>
-          <w:szCs w:val="28"/>
-        </w:rPr>
-        <w:t>嶺：指</w:t>
+          <w:spacing w:val="-6"/>
+          <w:sz w:val="28"/>
+          <w:szCs w:val="28"/>
+        </w:rPr>
+        <w:t>此心安處是吾鄉：</w:t>
       </w:r>
       <w:r>
         <w:rPr>
           <w:rFonts w:ascii="標楷體" w:eastAsia="標楷體" w:hAnsi="標楷體" w:cs="標楷體" w:hint="eastAsia"/>
-          <w:sz w:val="28"/>
-          <w:szCs w:val="28"/>
-          <w:u w:val="single"/>
-        </w:rPr>
-        <w:t>大庾嶺</w:t>
-      </w:r>
-      <w:r>
-        <w:rPr>
-          <w:rFonts w:ascii="標楷體" w:eastAsia="標楷體" w:hAnsi="標楷體" w:cs="標楷體" w:hint="eastAsia"/>
-          <w:sz w:val="28"/>
-          <w:szCs w:val="28"/>
-        </w:rPr>
-        <w:t>，溝通</w:t>
-      </w:r>
-      <w:hyperlink r:id="rId7" w:history="1">
-        <w:r>
-          <w:rPr>
-            <w:rStyle w:val="a4"/>
-            <w:rFonts w:ascii="標楷體" w:eastAsia="標楷體" w:hAnsi="標楷體" w:cs="標楷體" w:hint="eastAsia"/>
-            <w:sz w:val="28"/>
-            <w:szCs w:val="28"/>
-          </w:rPr>
-          <w:t>嶺南</w:t>
-        </w:r>
-      </w:hyperlink>
-      <w:r>
-        <w:rPr>
-          <w:rFonts w:ascii="標楷體" w:eastAsia="標楷體" w:hAnsi="標楷體" w:cs="標楷體" w:hint="eastAsia"/>
-          <w:sz w:val="28"/>
-          <w:szCs w:val="28"/>
-        </w:rPr>
-        <w:t xml:space="preserve"> </w:t>
-      </w:r>
-      <w:r>
-        <w:rPr>
-          <w:rFonts w:ascii="標楷體" w:eastAsia="標楷體" w:hAnsi="標楷體" w:cs="標楷體" w:hint="eastAsia"/>
-          <w:sz w:val="28"/>
-          <w:szCs w:val="28"/>
-          <w:u w:val="single"/>
-        </w:rPr>
-        <w:t>嶺北</w:t>
-      </w:r>
-      <w:r>
-        <w:rPr>
-          <w:rFonts w:ascii="標楷體" w:eastAsia="標楷體" w:hAnsi="標楷體" w:cs="標楷體" w:hint="eastAsia"/>
-          <w:sz w:val="28"/>
-          <w:szCs w:val="28"/>
-        </w:rPr>
-        <w:t>咽喉要道。</w:t>
-      </w:r>
-      <w:r>
-        <w:rPr>
-          <w:rFonts w:ascii="標楷體" w:eastAsia="標楷體" w:hAnsi="標楷體" w:cs="標楷體" w:hint="eastAsia"/>
-          <w:sz w:val="28"/>
-          <w:szCs w:val="28"/>
-        </w:rPr>
-        <w:t>咽喉</w:t>
-      </w:r>
-      <w:r>
-        <w:rPr>
-          <w:rFonts w:ascii="標楷體" w:eastAsia="標楷體" w:hAnsi="標楷體" w:cs="標楷體" w:hint="eastAsia"/>
-          <w:sz w:val="28"/>
-          <w:szCs w:val="28"/>
-        </w:rPr>
-        <w:t>：</w:t>
-      </w:r>
-      <w:r>
-        <w:rPr>
-          <w:rFonts w:ascii="標楷體" w:eastAsia="標楷體" w:hAnsi="標楷體" w:cs="標楷體" w:hint="eastAsia"/>
-          <w:sz w:val="28"/>
-          <w:szCs w:val="28"/>
-        </w:rPr>
-        <w:t>比喻形勢險要之地。</w:t>
-      </w:r>
-    </w:p>
-    <w:p>
-      <w:pPr>
-        <w:pStyle w:val="a6"/>
-        <w:numPr>
-          <w:ilvl w:val="0"/>
-          <w:numId w:val="7"/>
-        </w:numPr>
-        <w:spacing w:line="460" w:lineRule="exact"/>
-        <w:ind w:leftChars="0" w:left="482" w:hanging="482"/>
-        <w:rPr>
-          <w:rFonts w:ascii="標楷體" w:eastAsia="標楷體" w:hAnsi="標楷體" w:cs="標楷體"/>
-          <w:sz w:val="28"/>
-          <w:szCs w:val="28"/>
-        </w:rPr>
-      </w:pPr>
-      <w:r>
-        <w:rPr>
-          <w:rFonts w:ascii="標楷體" w:eastAsia="標楷體" w:hAnsi="標楷體" w:cs="標楷體" w:hint="eastAsia"/>
-          <w:sz w:val="28"/>
-          <w:szCs w:val="28"/>
-        </w:rPr>
-        <w:t>試問：試著提出問題，試探性地問。</w:t>
-      </w:r>
-    </w:p>
-    <w:p>
-      <w:pPr>
-        <w:pStyle w:val="a6"/>
-        <w:numPr>
-          <w:ilvl w:val="0"/>
-          <w:numId w:val="7"/>
-        </w:numPr>
-        <w:spacing w:line="460" w:lineRule="exact"/>
-        <w:ind w:leftChars="0" w:left="482" w:hanging="482"/>
-        <w:rPr>
-          <w:rFonts w:ascii="標楷體" w:eastAsia="標楷體" w:hAnsi="標楷體"/>
-          <w:sz w:val="28"/>
-          <w:szCs w:val="28"/>
-        </w:rPr>
-      </w:pPr>
-      <w:r>
-        <w:rPr>
-          <w:rFonts w:ascii="標楷體" w:eastAsia="標楷體" w:hAnsi="標楷體" w:cs="標楷體" w:hint="eastAsia"/>
-          <w:sz w:val="28"/>
-          <w:szCs w:val="28"/>
-        </w:rPr>
-        <w:t>此心安處是吾鄉：這個心安定的地方，便是我的故鄉。</w:t>
+          <w:spacing w:val="-6"/>
+          <w:sz w:val="28"/>
+          <w:szCs w:val="28"/>
+        </w:rPr>
+        <w:t>只要內心能夠安定、自在，身在何處都可以把那裡當作自己的故鄉。</w:t>
       </w:r>
     </w:p>
     <w:p>
@@ -886,9 +751,10 @@
     </w:p>
     <w:p>
       <w:pPr>
-        <w:spacing w:line="460" w:lineRule="exact"/>
-        <w:rPr>
-          <w:rFonts w:ascii="標楷體" w:eastAsia="標楷體" w:hAnsi="標楷體"/>
+        <w:spacing w:line="440" w:lineRule="exact"/>
+        <w:jc w:val="both"/>
+        <w:rPr>
+          <w:rFonts w:ascii="標楷體" w:eastAsia="標楷體" w:hAnsi="標楷體" w:hint="eastAsia"/>
           <w:sz w:val="28"/>
           <w:szCs w:val="28"/>
         </w:rPr>
@@ -907,62 +773,49 @@
           <w:sz w:val="28"/>
           <w:szCs w:val="28"/>
         </w:rPr>
-        <w:t>常常羨慕這世間如玉雕琢般</w:t>
-      </w:r>
-      <w:proofErr w:type="gramStart"/>
-      <w:r>
-        <w:rPr>
-          <w:rFonts w:ascii="標楷體" w:eastAsia="標楷體" w:hAnsi="標楷體" w:hint="eastAsia"/>
-          <w:b/>
-          <w:bCs/>
-          <w:sz w:val="28"/>
-          <w:szCs w:val="28"/>
-        </w:rPr>
-        <w:t>丰神</w:t>
-      </w:r>
-      <w:r>
-        <w:rPr>
-          <w:rFonts w:ascii="標楷體" w:eastAsia="標楷體" w:hAnsi="標楷體" w:hint="eastAsia"/>
-          <w:b/>
-          <w:bCs/>
-          <w:sz w:val="28"/>
-          <w:szCs w:val="28"/>
-        </w:rPr>
-        <w:t>俊朗</w:t>
-      </w:r>
-      <w:proofErr w:type="gramEnd"/>
-      <w:r>
-        <w:rPr>
-          <w:rFonts w:ascii="標楷體" w:eastAsia="標楷體" w:hAnsi="標楷體" w:hint="eastAsia"/>
-          <w:sz w:val="28"/>
-          <w:szCs w:val="28"/>
-        </w:rPr>
-        <w:t>的男子，就連上天也憐惜他，贈予他柔美聰慧的佳人與之相伴。人人稱道那女子歌聲</w:t>
-      </w:r>
-      <w:r>
-        <w:rPr>
-          <w:rFonts w:ascii="標楷體" w:eastAsia="標楷體" w:hAnsi="標楷體" w:hint="eastAsia"/>
-          <w:b/>
-          <w:bCs/>
-          <w:sz w:val="28"/>
-          <w:szCs w:val="28"/>
-        </w:rPr>
-        <w:t>輕妙</w:t>
-      </w:r>
-      <w:r>
-        <w:rPr>
-          <w:rFonts w:ascii="標楷體" w:eastAsia="標楷體" w:hAnsi="標楷體" w:hint="eastAsia"/>
-          <w:sz w:val="28"/>
-          <w:szCs w:val="28"/>
-        </w:rPr>
-        <w:t>，笑容柔美，風起時，那歌聲如雪片飛過炎熱的夏日使世界變得清涼。</w:t>
+        <w:t>我一直羨慕人世間有像</w:t>
+      </w:r>
+      <w:r>
+        <w:rPr>
+          <w:rFonts w:ascii="標楷體" w:eastAsia="標楷體" w:hAnsi="標楷體" w:hint="eastAsia"/>
+          <w:sz w:val="28"/>
+          <w:szCs w:val="28"/>
+          <w:u w:val="single"/>
+        </w:rPr>
+        <w:t>王定國</w:t>
+      </w:r>
+      <w:r>
+        <w:rPr>
+          <w:rFonts w:ascii="標楷體" w:eastAsia="標楷體" w:hAnsi="標楷體" w:hint="eastAsia"/>
+          <w:sz w:val="28"/>
+          <w:szCs w:val="28"/>
+        </w:rPr>
+        <w:t>這樣俊美的男子，上天大概也特別賜給他一位美麗溫柔的女子相伴。人人都說她歌聲清脆動聽，歌唱時露出潔白的牙齒。她一開口歌唱，彷彿連風都吹起來了；即使身處炎熱的</w:t>
+      </w:r>
+      <w:r>
+        <w:rPr>
+          <w:rFonts w:ascii="標楷體" w:eastAsia="標楷體" w:hAnsi="標楷體" w:hint="eastAsia"/>
+          <w:sz w:val="28"/>
+          <w:szCs w:val="28"/>
+          <w:u w:val="single"/>
+        </w:rPr>
+        <w:t>嶺南</w:t>
+      </w:r>
+      <w:r>
+        <w:rPr>
+          <w:rFonts w:ascii="標楷體" w:eastAsia="標楷體" w:hAnsi="標楷體" w:hint="eastAsia"/>
+          <w:sz w:val="28"/>
+          <w:szCs w:val="28"/>
+        </w:rPr>
+        <w:t>，也好像忽然飄起了雪花，變得清涼宜人。</w:t>
       </w:r>
     </w:p>
     <w:p>
       <w:pPr>
-        <w:spacing w:line="460" w:lineRule="exact"/>
-        <w:rPr>
-          <w:rFonts w:ascii="標楷體" w:eastAsia="標楷體" w:hAnsi="標楷體"/>
+        <w:spacing w:line="440" w:lineRule="exact"/>
+        <w:jc w:val="both"/>
+        <w:rPr>
+          <w:rFonts w:ascii="標楷體" w:eastAsia="標楷體" w:hAnsi="標楷體" w:hint="eastAsia"/>
           <w:sz w:val="28"/>
           <w:szCs w:val="28"/>
         </w:rPr>
@@ -981,23 +834,7 @@
           <w:sz w:val="28"/>
           <w:szCs w:val="28"/>
         </w:rPr>
-        <w:t>你從遙遠的地方歸來卻看起來更加年輕了，笑容依舊，笑顏</w:t>
-      </w:r>
-      <w:r>
-        <w:rPr>
-          <w:rFonts w:ascii="標楷體" w:eastAsia="標楷體" w:hAnsi="標楷體" w:hint="eastAsia"/>
-          <w:sz w:val="28"/>
-          <w:szCs w:val="28"/>
-        </w:rPr>
-        <w:t>裡</w:t>
-      </w:r>
-      <w:r>
-        <w:rPr>
-          <w:rFonts w:ascii="標楷體" w:eastAsia="標楷體" w:hAnsi="標楷體" w:hint="eastAsia"/>
-          <w:sz w:val="28"/>
-          <w:szCs w:val="28"/>
-        </w:rPr>
-        <w:t>好像還帶著</w:t>
+        <w:t>她從萬里之外的</w:t>
       </w:r>
       <w:r>
         <w:rPr>
@@ -1014,15 +851,7 @@
           <w:sz w:val="28"/>
           <w:szCs w:val="28"/>
         </w:rPr>
-        <w:t>梅花的清香；我問你：</w:t>
-      </w:r>
-      <w:r>
-        <w:rPr>
-          <w:rFonts w:ascii="標楷體" w:eastAsia="標楷體" w:hAnsi="標楷體" w:hint="eastAsia"/>
-          <w:sz w:val="28"/>
-          <w:szCs w:val="28"/>
-        </w:rPr>
-        <w:t>「</w:t>
+        <w:t>歸來，容顏反而顯得更加年輕。她微微一笑，笑容之中彷彿還帶著</w:t>
       </w:r>
       <w:r>
         <w:rPr>
@@ -1039,65 +868,24 @@
           <w:sz w:val="28"/>
           <w:szCs w:val="28"/>
         </w:rPr>
-        <w:t>的風土應該不是很好吧？</w:t>
-      </w:r>
-      <w:r>
-        <w:rPr>
-          <w:rFonts w:ascii="標楷體" w:eastAsia="標楷體" w:hAnsi="標楷體" w:hint="eastAsia"/>
-          <w:sz w:val="28"/>
-          <w:szCs w:val="28"/>
-        </w:rPr>
-        <w:t>」</w:t>
-      </w:r>
-      <w:r>
-        <w:rPr>
-          <w:rFonts w:ascii="標楷體" w:eastAsia="標楷體" w:hAnsi="標楷體" w:hint="eastAsia"/>
-          <w:sz w:val="28"/>
-          <w:szCs w:val="28"/>
-        </w:rPr>
-        <w:t>你卻</w:t>
-      </w:r>
-      <w:r>
-        <w:rPr>
-          <w:rFonts w:ascii="標楷體" w:eastAsia="標楷體" w:hAnsi="標楷體" w:hint="eastAsia"/>
-          <w:b/>
-          <w:bCs/>
-          <w:sz w:val="28"/>
-          <w:szCs w:val="28"/>
-        </w:rPr>
-        <w:t>坦然</w:t>
-      </w:r>
-      <w:r>
-        <w:rPr>
-          <w:rFonts w:ascii="標楷體" w:eastAsia="標楷體" w:hAnsi="標楷體" w:hint="eastAsia"/>
-          <w:sz w:val="28"/>
-          <w:szCs w:val="28"/>
-        </w:rPr>
-        <w:t>答道：</w:t>
-      </w:r>
-      <w:r>
-        <w:rPr>
-          <w:rFonts w:ascii="標楷體" w:eastAsia="標楷體" w:hAnsi="標楷體" w:hint="eastAsia"/>
-          <w:sz w:val="28"/>
-          <w:szCs w:val="28"/>
-        </w:rPr>
-        <w:t>「</w:t>
-      </w:r>
-      <w:r>
-        <w:rPr>
-          <w:rFonts w:ascii="標楷體" w:eastAsia="標楷體" w:hAnsi="標楷體" w:hint="eastAsia"/>
-          <w:sz w:val="28"/>
-          <w:szCs w:val="28"/>
-        </w:rPr>
-        <w:t>心安定的地方，便是我的故鄉。</w:t>
-      </w:r>
-      <w:r>
-        <w:rPr>
-          <w:rFonts w:ascii="標楷體" w:eastAsia="標楷體" w:hAnsi="標楷體" w:hint="eastAsia"/>
-          <w:sz w:val="28"/>
-          <w:szCs w:val="28"/>
-        </w:rPr>
-        <w:t>」</w:t>
+        <w:t>梅花的幽香。我試著問她：「</w:t>
+      </w:r>
+      <w:r>
+        <w:rPr>
+          <w:rFonts w:ascii="標楷體" w:eastAsia="標楷體" w:hAnsi="標楷體" w:hint="eastAsia"/>
+          <w:sz w:val="28"/>
+          <w:szCs w:val="28"/>
+          <w:u w:val="single"/>
+        </w:rPr>
+        <w:t>嶺南</w:t>
+      </w:r>
+      <w:r>
+        <w:rPr>
+          <w:rFonts w:ascii="標楷體" w:eastAsia="標楷體" w:hAnsi="標楷體" w:hint="eastAsia"/>
+          <w:sz w:val="28"/>
+          <w:szCs w:val="28"/>
+        </w:rPr>
+        <w:t>那個地方，想必生活得很不好吧？」她卻回答：「只要我的心能夠安定下來，哪裡都是我的故鄉。」</w:t>
       </w:r>
     </w:p>
     <w:p>
@@ -1122,7 +910,8 @@
     </w:p>
     <w:p>
       <w:pPr>
-        <w:spacing w:line="460" w:lineRule="exact"/>
+        <w:spacing w:line="480" w:lineRule="exact"/>
+        <w:jc w:val="both"/>
         <w:rPr>
           <w:rFonts w:ascii="標楷體" w:eastAsia="標楷體" w:hAnsi="標楷體"/>
           <w:sz w:val="28"/>
@@ -1152,7 +941,7 @@
           <w:sz w:val="28"/>
           <w:szCs w:val="28"/>
         </w:rPr>
-        <w:t>六年（1083）</w:t>
+        <w:t>六年（1083），</w:t>
       </w:r>
       <w:r>
         <w:rPr>
@@ -1169,7 +958,24 @@
           <w:sz w:val="28"/>
           <w:szCs w:val="28"/>
         </w:rPr>
-        <w:t>北歸，</w:t>
+        <w:t>從</w:t>
+      </w:r>
+      <w:r>
+        <w:rPr>
+          <w:rFonts w:ascii="標楷體" w:eastAsia="標楷體" w:hAnsi="標楷體" w:hint="eastAsia"/>
+          <w:sz w:val="28"/>
+          <w:szCs w:val="28"/>
+          <w:u w:val="single"/>
+        </w:rPr>
+        <w:t>嶺南</w:t>
+      </w:r>
+      <w:r>
+        <w:rPr>
+          <w:rFonts w:ascii="標楷體" w:eastAsia="標楷體" w:hAnsi="標楷體" w:hint="eastAsia"/>
+          <w:sz w:val="28"/>
+          <w:szCs w:val="28"/>
+        </w:rPr>
+        <w:t>返回北方，帶著</w:t>
       </w:r>
       <w:proofErr w:type="gramStart"/>
       <w:r>
@@ -1178,7 +984,7 @@
           <w:sz w:val="28"/>
           <w:szCs w:val="28"/>
         </w:rPr>
-        <w:t>出</w:t>
+        <w:t>侍女</w:t>
       </w:r>
       <w:r>
         <w:rPr>
@@ -1195,6 +1001,33 @@
           <w:sz w:val="28"/>
           <w:szCs w:val="28"/>
         </w:rPr>
+        <w:t>一同</w:t>
+      </w:r>
+      <w:proofErr w:type="gramEnd"/>
+      <w:r>
+        <w:rPr>
+          <w:rFonts w:ascii="標楷體" w:eastAsia="標楷體" w:hAnsi="標楷體" w:hint="eastAsia"/>
+          <w:sz w:val="28"/>
+          <w:szCs w:val="28"/>
+        </w:rPr>
+        <w:t>歸來。席間，</w:t>
+      </w:r>
+      <w:proofErr w:type="gramStart"/>
+      <w:r>
+        <w:rPr>
+          <w:rFonts w:ascii="標楷體" w:eastAsia="標楷體" w:hAnsi="標楷體" w:hint="eastAsia"/>
+          <w:sz w:val="28"/>
+          <w:szCs w:val="28"/>
+          <w:u w:val="single"/>
+        </w:rPr>
+        <w:t>柔奴</w:t>
+      </w:r>
+      <w:r>
+        <w:rPr>
+          <w:rFonts w:ascii="標楷體" w:eastAsia="標楷體" w:hAnsi="標楷體" w:hint="eastAsia"/>
+          <w:sz w:val="28"/>
+          <w:szCs w:val="28"/>
+        </w:rPr>
         <w:t>為</w:t>
       </w:r>
       <w:proofErr w:type="gramEnd"/>
@@ -1213,7 +1046,7 @@
           <w:sz w:val="28"/>
           <w:szCs w:val="28"/>
         </w:rPr>
-        <w:t>勸酒。</w:t>
+        <w:t>勸酒，</w:t>
       </w:r>
       <w:r>
         <w:rPr>
@@ -1230,7 +1063,7 @@
           <w:sz w:val="28"/>
           <w:szCs w:val="28"/>
         </w:rPr>
-        <w:t>問及</w:t>
+        <w:t>便詢問她在</w:t>
       </w:r>
       <w:r>
         <w:rPr>
@@ -1247,7 +1080,24 @@
           <w:sz w:val="28"/>
           <w:szCs w:val="28"/>
         </w:rPr>
-        <w:t>風土，</w:t>
+        <w:t>的生活與當地風土。面對</w:t>
+      </w:r>
+      <w:r>
+        <w:rPr>
+          <w:rFonts w:ascii="標楷體" w:eastAsia="標楷體" w:hAnsi="標楷體" w:hint="eastAsia"/>
+          <w:sz w:val="28"/>
+          <w:szCs w:val="28"/>
+          <w:u w:val="single"/>
+        </w:rPr>
+        <w:t>蘇軾</w:t>
+      </w:r>
+      <w:r>
+        <w:rPr>
+          <w:rFonts w:ascii="標楷體" w:eastAsia="標楷體" w:hAnsi="標楷體" w:hint="eastAsia"/>
+          <w:sz w:val="28"/>
+          <w:szCs w:val="28"/>
+        </w:rPr>
+        <w:t>的詢問，</w:t>
       </w:r>
       <w:proofErr w:type="gramStart"/>
       <w:r>
@@ -1265,7 +1115,7 @@
           <w:sz w:val="28"/>
           <w:szCs w:val="28"/>
         </w:rPr>
-        <w:t>答</w:t>
+        <w:t>淡然</w:t>
       </w:r>
       <w:proofErr w:type="gramEnd"/>
       <w:r>
@@ -1274,31 +1124,7 @@
           <w:sz w:val="28"/>
           <w:szCs w:val="28"/>
         </w:rPr>
-        <w:t>以</w:t>
-      </w:r>
-      <w:r>
-        <w:rPr>
-          <w:rFonts w:ascii="標楷體" w:eastAsia="標楷體" w:hAnsi="標楷體" w:hint="eastAsia"/>
-          <w:sz w:val="28"/>
-          <w:szCs w:val="28"/>
-        </w:rPr>
-        <w:t>「</w:t>
-      </w:r>
-      <w:r>
-        <w:rPr>
-          <w:rFonts w:ascii="標楷體" w:eastAsia="標楷體" w:hAnsi="標楷體" w:hint="eastAsia"/>
-          <w:sz w:val="28"/>
-          <w:szCs w:val="28"/>
-        </w:rPr>
-        <w:t>此心安處，便是吾鄉。</w:t>
-      </w:r>
-      <w:r>
-        <w:rPr>
-          <w:rFonts w:ascii="標楷體" w:eastAsia="標楷體" w:hAnsi="標楷體" w:hint="eastAsia"/>
-          <w:sz w:val="28"/>
-          <w:szCs w:val="28"/>
-        </w:rPr>
-        <w:t>」</w:t>
+        <w:t>回答：「只要內心安定，哪裡便都是我的故鄉。」</w:t>
       </w:r>
       <w:r>
         <w:rPr>
@@ -1315,7 +1141,7 @@
           <w:sz w:val="28"/>
           <w:szCs w:val="28"/>
         </w:rPr>
-        <w:t>聽後，大受感動，作</w:t>
+        <w:t>聽後深受感動，也十分欣賞她豁達從容的胸襟，因此寫下這首詞，</w:t>
       </w:r>
       <w:proofErr w:type="gramStart"/>
       <w:r>
@@ -1324,7 +1150,24 @@
           <w:sz w:val="28"/>
           <w:szCs w:val="28"/>
         </w:rPr>
-        <w:t>此詞以贊。</w:t>
+        <w:t>讚美</w:t>
+      </w:r>
+      <w:r>
+        <w:rPr>
+          <w:rFonts w:ascii="標楷體" w:eastAsia="標楷體" w:hAnsi="標楷體" w:hint="eastAsia"/>
+          <w:sz w:val="28"/>
+          <w:szCs w:val="28"/>
+          <w:u w:val="single"/>
+        </w:rPr>
+        <w:t>柔奴</w:t>
+      </w:r>
+      <w:r>
+        <w:rPr>
+          <w:rFonts w:ascii="標楷體" w:eastAsia="標楷體" w:hAnsi="標楷體" w:hint="eastAsia"/>
+          <w:sz w:val="28"/>
+          <w:szCs w:val="28"/>
+        </w:rPr>
+        <w:t>的</w:t>
       </w:r>
       <w:proofErr w:type="gramEnd"/>
       <w:r>
@@ -1333,185 +1176,35 @@
           <w:sz w:val="28"/>
           <w:szCs w:val="28"/>
         </w:rPr>
-        <w:t>也有學者認為這</w:t>
-      </w:r>
-      <w:proofErr w:type="gramStart"/>
-      <w:r>
-        <w:rPr>
-          <w:rFonts w:ascii="標楷體" w:eastAsia="標楷體" w:hAnsi="標楷體" w:hint="eastAsia"/>
-          <w:sz w:val="28"/>
-          <w:szCs w:val="28"/>
-        </w:rPr>
-        <w:t>首詞作於</w:t>
-      </w:r>
-      <w:proofErr w:type="gramEnd"/>
-      <w:r>
-        <w:rPr>
-          <w:rFonts w:ascii="標楷體" w:eastAsia="標楷體" w:hAnsi="標楷體" w:hint="eastAsia"/>
-          <w:sz w:val="28"/>
-          <w:szCs w:val="28"/>
-          <w:u w:val="single"/>
-        </w:rPr>
-        <w:t>元豐</w:t>
-      </w:r>
-      <w:r>
-        <w:rPr>
-          <w:rFonts w:ascii="標楷體" w:eastAsia="標楷體" w:hAnsi="標楷體" w:hint="eastAsia"/>
-          <w:sz w:val="28"/>
-          <w:szCs w:val="28"/>
-        </w:rPr>
-        <w:t>八年（1085）十二月。</w:t>
-      </w:r>
-      <w:r>
-        <w:rPr>
-          <w:rFonts w:ascii="標楷體" w:eastAsia="標楷體" w:hAnsi="標楷體" w:hint="eastAsia"/>
-          <w:sz w:val="28"/>
-          <w:szCs w:val="28"/>
-          <w:u w:val="single"/>
-        </w:rPr>
-        <w:t>蘇軾</w:t>
-      </w:r>
-      <w:r>
-        <w:rPr>
-          <w:rFonts w:ascii="標楷體" w:eastAsia="標楷體" w:hAnsi="標楷體" w:hint="eastAsia"/>
-          <w:sz w:val="28"/>
-          <w:szCs w:val="28"/>
-        </w:rPr>
-        <w:t xml:space="preserve"> </w:t>
-      </w:r>
-      <w:r>
-        <w:rPr>
-          <w:rFonts w:ascii="標楷體" w:eastAsia="標楷體" w:hAnsi="標楷體" w:hint="eastAsia"/>
-          <w:sz w:val="28"/>
-          <w:szCs w:val="28"/>
-          <w:u w:val="single"/>
-        </w:rPr>
-        <w:t>元豐</w:t>
-      </w:r>
-      <w:r>
-        <w:rPr>
-          <w:rFonts w:ascii="標楷體" w:eastAsia="標楷體" w:hAnsi="標楷體" w:hint="eastAsia"/>
-          <w:sz w:val="28"/>
-          <w:szCs w:val="28"/>
-        </w:rPr>
-        <w:t>七年（1084）三月由</w:t>
-      </w:r>
-      <w:r>
-        <w:rPr>
-          <w:rFonts w:ascii="標楷體" w:eastAsia="標楷體" w:hAnsi="標楷體" w:hint="eastAsia"/>
-          <w:sz w:val="28"/>
-          <w:szCs w:val="28"/>
-          <w:u w:val="single"/>
-        </w:rPr>
-        <w:t>黃</w:t>
-      </w:r>
-      <w:proofErr w:type="gramStart"/>
-      <w:r>
-        <w:rPr>
-          <w:rFonts w:ascii="標楷體" w:eastAsia="標楷體" w:hAnsi="標楷體" w:hint="eastAsia"/>
-          <w:sz w:val="28"/>
-          <w:szCs w:val="28"/>
-          <w:u w:val="single"/>
-        </w:rPr>
-        <w:t>州</w:t>
-      </w:r>
-      <w:r>
-        <w:rPr>
-          <w:rFonts w:ascii="標楷體" w:eastAsia="標楷體" w:hAnsi="標楷體" w:hint="eastAsia"/>
-          <w:sz w:val="28"/>
-          <w:szCs w:val="28"/>
-        </w:rPr>
-        <w:t>量移</w:t>
-      </w:r>
-      <w:r>
-        <w:rPr>
-          <w:rFonts w:ascii="標楷體" w:eastAsia="標楷體" w:hAnsi="標楷體" w:hint="eastAsia"/>
-          <w:sz w:val="28"/>
-          <w:szCs w:val="28"/>
-          <w:u w:val="single"/>
-        </w:rPr>
-        <w:t>汝州</w:t>
-      </w:r>
-      <w:proofErr w:type="gramEnd"/>
-      <w:r>
-        <w:rPr>
-          <w:rFonts w:ascii="標楷體" w:eastAsia="標楷體" w:hAnsi="標楷體" w:hint="eastAsia"/>
-          <w:sz w:val="28"/>
-          <w:szCs w:val="28"/>
-        </w:rPr>
-        <w:t>，十二月到京，與</w:t>
-      </w:r>
-      <w:proofErr w:type="gramStart"/>
-      <w:r>
-        <w:rPr>
-          <w:rFonts w:ascii="標楷體" w:eastAsia="標楷體" w:hAnsi="標楷體" w:hint="eastAsia"/>
-          <w:sz w:val="28"/>
-          <w:szCs w:val="28"/>
-          <w:u w:val="single"/>
-        </w:rPr>
-        <w:t>王鞏</w:t>
-      </w:r>
-      <w:r>
-        <w:rPr>
-          <w:rFonts w:ascii="標楷體" w:eastAsia="標楷體" w:hAnsi="標楷體" w:hint="eastAsia"/>
-          <w:sz w:val="28"/>
-          <w:szCs w:val="28"/>
-        </w:rPr>
-        <w:t>會宴</w:t>
-      </w:r>
-      <w:proofErr w:type="gramEnd"/>
-      <w:r>
-        <w:rPr>
-          <w:rFonts w:ascii="標楷體" w:eastAsia="標楷體" w:hAnsi="標楷體" w:hint="eastAsia"/>
-          <w:sz w:val="28"/>
-          <w:szCs w:val="28"/>
-        </w:rPr>
-        <w:t>，</w:t>
-      </w:r>
-      <w:proofErr w:type="gramStart"/>
-      <w:r>
-        <w:rPr>
-          <w:rFonts w:ascii="標楷體" w:eastAsia="標楷體" w:hAnsi="標楷體" w:hint="eastAsia"/>
-          <w:sz w:val="28"/>
-          <w:szCs w:val="28"/>
-        </w:rPr>
-        <w:t>即席創作此詞</w:t>
-      </w:r>
-      <w:proofErr w:type="gramEnd"/>
-      <w:r>
-        <w:rPr>
-          <w:rFonts w:ascii="標楷體" w:eastAsia="標楷體" w:hAnsi="標楷體" w:hint="eastAsia"/>
-          <w:sz w:val="28"/>
-          <w:szCs w:val="28"/>
-        </w:rPr>
-        <w:t>。</w:t>
+        <w:t>美貌、才情與</w:t>
+      </w:r>
+      <w:r>
+        <w:rPr>
+          <w:rFonts w:ascii="標楷體" w:eastAsia="標楷體" w:hAnsi="標楷體" w:hint="eastAsia"/>
+          <w:b/>
+          <w:bCs/>
+          <w:sz w:val="28"/>
+          <w:szCs w:val="28"/>
+        </w:rPr>
+        <w:t>隨遇而安</w:t>
+      </w:r>
+      <w:r>
+        <w:rPr>
+          <w:rFonts w:ascii="標楷體" w:eastAsia="標楷體" w:hAnsi="標楷體" w:hint="eastAsia"/>
+          <w:sz w:val="28"/>
+          <w:szCs w:val="28"/>
+        </w:rPr>
+        <w:t>的人生態度。</w:t>
       </w:r>
     </w:p>
     <w:p>
       <w:pPr>
-        <w:spacing w:beforeLines="50" w:before="180" w:line="400" w:lineRule="exact"/>
+        <w:spacing w:beforeLines="50" w:before="180" w:line="440" w:lineRule="exact"/>
+        <w:jc w:val="both"/>
         <w:rPr>
           <w:rFonts w:ascii="標楷體" w:eastAsia="標楷體" w:hAnsi="標楷體"/>
           <w:sz w:val="32"/>
           <w:szCs w:val="32"/>
-          <w:bdr w:val="single" w:sz="4" w:space="0" w:color="auto"/>
-        </w:rPr>
-        <w:sectPr>
-          <w:footerReference w:type="default" r:id="rId8"/>
-          <w:pgSz w:w="11906" w:h="16838"/>
-          <w:pgMar w:top="567" w:right="851" w:bottom="567" w:left="851" w:header="567" w:footer="0" w:gutter="0"/>
-          <w:cols w:space="425"/>
-          <w:docGrid w:type="lines" w:linePitch="360"/>
-        </w:sectPr>
-      </w:pPr>
-    </w:p>
-    <w:p>
-      <w:pPr>
-        <w:spacing w:line="400" w:lineRule="exact"/>
-        <w:rPr>
-          <w:rFonts w:ascii="標楷體" w:eastAsia="標楷體" w:hAnsi="標楷體"/>
-          <w:sz w:val="32"/>
-          <w:szCs w:val="32"/>
         </w:rPr>
       </w:pPr>
       <w:r>
@@ -1521,34 +1214,409 @@
           <w:szCs w:val="32"/>
           <w:bdr w:val="single" w:sz="4" w:space="0" w:color="auto"/>
         </w:rPr>
-        <w:lastRenderedPageBreak/>
         <w:t>鑑賞</w:t>
       </w:r>
     </w:p>
     <w:p>
       <w:pPr>
         <w:spacing w:line="480" w:lineRule="exact"/>
-        <w:rPr>
-          <w:rFonts w:ascii="標楷體" w:eastAsia="標楷體" w:hAnsi="標楷體"/>
-          <w:sz w:val="28"/>
-          <w:szCs w:val="28"/>
-        </w:rPr>
-      </w:pPr>
-      <w:r>
-        <w:rPr>
-          <w:rFonts w:ascii="標楷體" w:eastAsia="標楷體" w:hAnsi="標楷體" w:hint="eastAsia"/>
-          <w:sz w:val="28"/>
-          <w:szCs w:val="28"/>
-        </w:rPr>
-        <w:t xml:space="preserve">　　</w:t>
-      </w:r>
-      <w:r>
-        <w:rPr>
-          <w:rFonts w:ascii="標楷體" w:eastAsia="標楷體" w:hAnsi="標楷體" w:hint="eastAsia"/>
-          <w:sz w:val="28"/>
-          <w:szCs w:val="28"/>
-        </w:rPr>
-        <w:t>這首詞中以</w:t>
+        <w:jc w:val="both"/>
+        <w:rPr>
+          <w:rFonts w:ascii="標楷體" w:eastAsia="標楷體" w:hAnsi="標楷體" w:hint="eastAsia"/>
+          <w:sz w:val="28"/>
+          <w:szCs w:val="28"/>
+        </w:rPr>
+      </w:pPr>
+      <w:r>
+        <w:rPr>
+          <w:rFonts w:ascii="標楷體" w:eastAsia="標楷體" w:hAnsi="標楷體" w:hint="eastAsia"/>
+          <w:sz w:val="28"/>
+          <w:szCs w:val="28"/>
+        </w:rPr>
+        <w:t xml:space="preserve">　</w:t>
+      </w:r>
+      <w:r>
+        <w:rPr>
+          <w:rFonts w:ascii="標楷體" w:eastAsia="標楷體" w:hAnsi="標楷體" w:hint="eastAsia"/>
+          <w:sz w:val="28"/>
+          <w:szCs w:val="28"/>
+        </w:rPr>
+        <w:t xml:space="preserve">  這</w:t>
+      </w:r>
+      <w:r>
+        <w:rPr>
+          <w:rFonts w:ascii="標楷體" w:eastAsia="標楷體" w:hAnsi="標楷體" w:hint="eastAsia"/>
+          <w:sz w:val="28"/>
+          <w:szCs w:val="28"/>
+        </w:rPr>
+        <w:t>是一首描寫人物性情，也寄寓人生態度的詞。</w:t>
+      </w:r>
+      <w:proofErr w:type="gramStart"/>
+      <w:r>
+        <w:rPr>
+          <w:rFonts w:ascii="標楷體" w:eastAsia="標楷體" w:hAnsi="標楷體" w:hint="eastAsia"/>
+          <w:sz w:val="28"/>
+          <w:szCs w:val="28"/>
+        </w:rPr>
+        <w:t>全詞看似</w:t>
+      </w:r>
+      <w:proofErr w:type="gramEnd"/>
+      <w:r>
+        <w:rPr>
+          <w:rFonts w:ascii="標楷體" w:eastAsia="標楷體" w:hAnsi="標楷體" w:hint="eastAsia"/>
+          <w:sz w:val="28"/>
+          <w:szCs w:val="28"/>
+        </w:rPr>
+        <w:t>從容寫景、寫人，實際上透過</w:t>
+      </w:r>
+      <w:r>
+        <w:rPr>
+          <w:rFonts w:ascii="標楷體" w:eastAsia="標楷體" w:hAnsi="標楷體" w:hint="eastAsia"/>
+          <w:sz w:val="28"/>
+          <w:szCs w:val="28"/>
+          <w:u w:val="single"/>
+        </w:rPr>
+        <w:t>王定國</w:t>
+      </w:r>
+      <w:proofErr w:type="gramStart"/>
+      <w:r>
+        <w:rPr>
+          <w:rFonts w:ascii="標楷體" w:eastAsia="標楷體" w:hAnsi="標楷體" w:hint="eastAsia"/>
+          <w:sz w:val="28"/>
+          <w:szCs w:val="28"/>
+        </w:rPr>
+        <w:t>侍人</w:t>
+      </w:r>
+      <w:r>
+        <w:rPr>
+          <w:rFonts w:ascii="標楷體" w:eastAsia="標楷體" w:hAnsi="標楷體" w:hint="eastAsia"/>
+          <w:sz w:val="28"/>
+          <w:szCs w:val="28"/>
+          <w:u w:val="single"/>
+        </w:rPr>
+        <w:t>寓娘</w:t>
+      </w:r>
+      <w:proofErr w:type="gramEnd"/>
+      <w:r>
+        <w:rPr>
+          <w:rFonts w:ascii="標楷體" w:eastAsia="標楷體" w:hAnsi="標楷體" w:hint="eastAsia"/>
+          <w:sz w:val="28"/>
+          <w:szCs w:val="28"/>
+        </w:rPr>
+        <w:t>的形象，表達</w:t>
+      </w:r>
+      <w:r>
+        <w:rPr>
+          <w:rFonts w:ascii="標楷體" w:eastAsia="標楷體" w:hAnsi="標楷體" w:hint="eastAsia"/>
+          <w:sz w:val="28"/>
+          <w:szCs w:val="28"/>
+          <w:u w:val="single"/>
+        </w:rPr>
+        <w:t>蘇軾</w:t>
+      </w:r>
+      <w:r>
+        <w:rPr>
+          <w:rFonts w:ascii="標楷體" w:eastAsia="標楷體" w:hAnsi="標楷體" w:hint="eastAsia"/>
+          <w:sz w:val="28"/>
+          <w:szCs w:val="28"/>
+        </w:rPr>
+        <w:t>對逆境的看法，以及「隨遇而安」的人生智慧。尤其最後一句「此心安處是吾鄉」，更成為流傳千古的名句。</w:t>
+      </w:r>
+    </w:p>
+    <w:p>
+      <w:pPr>
+        <w:spacing w:line="480" w:lineRule="exact"/>
+        <w:jc w:val="both"/>
+        <w:rPr>
+          <w:rFonts w:ascii="標楷體" w:eastAsia="標楷體" w:hAnsi="標楷體" w:hint="eastAsia"/>
+          <w:sz w:val="28"/>
+          <w:szCs w:val="28"/>
+        </w:rPr>
+      </w:pPr>
+      <w:r>
+        <w:rPr>
+          <w:rFonts w:ascii="標楷體" w:eastAsia="標楷體" w:hAnsi="標楷體" w:hint="eastAsia"/>
+          <w:sz w:val="28"/>
+          <w:szCs w:val="28"/>
+        </w:rPr>
+        <w:lastRenderedPageBreak/>
+        <w:t xml:space="preserve">    </w:t>
+      </w:r>
+      <w:r>
+        <w:rPr>
+          <w:rFonts w:ascii="標楷體" w:eastAsia="標楷體" w:hAnsi="標楷體" w:hint="eastAsia"/>
+          <w:sz w:val="28"/>
+          <w:szCs w:val="28"/>
+        </w:rPr>
+        <w:t>詞的上</w:t>
+      </w:r>
+      <w:proofErr w:type="gramStart"/>
+      <w:r>
+        <w:rPr>
+          <w:rFonts w:ascii="標楷體" w:eastAsia="標楷體" w:hAnsi="標楷體" w:hint="eastAsia"/>
+          <w:sz w:val="28"/>
+          <w:szCs w:val="28"/>
+        </w:rPr>
+        <w:t>片先寫</w:t>
+      </w:r>
+      <w:r>
+        <w:rPr>
+          <w:rFonts w:ascii="標楷體" w:eastAsia="標楷體" w:hAnsi="標楷體" w:hint="eastAsia"/>
+          <w:sz w:val="28"/>
+          <w:szCs w:val="28"/>
+          <w:u w:val="single"/>
+        </w:rPr>
+        <w:t>寓娘</w:t>
+      </w:r>
+      <w:proofErr w:type="gramEnd"/>
+      <w:r>
+        <w:rPr>
+          <w:rFonts w:ascii="標楷體" w:eastAsia="標楷體" w:hAnsi="標楷體" w:hint="eastAsia"/>
+          <w:sz w:val="28"/>
+          <w:szCs w:val="28"/>
+        </w:rPr>
+        <w:t>的美貌與歌聲。「</w:t>
+      </w:r>
+      <w:proofErr w:type="gramStart"/>
+      <w:r>
+        <w:rPr>
+          <w:rFonts w:ascii="標楷體" w:eastAsia="標楷體" w:hAnsi="標楷體" w:hint="eastAsia"/>
+          <w:sz w:val="28"/>
+          <w:szCs w:val="28"/>
+        </w:rPr>
+        <w:t>常羨人間</w:t>
+      </w:r>
+      <w:proofErr w:type="gramEnd"/>
+      <w:r>
+        <w:rPr>
+          <w:rFonts w:ascii="標楷體" w:eastAsia="標楷體" w:hAnsi="標楷體" w:hint="eastAsia"/>
+          <w:sz w:val="28"/>
+          <w:szCs w:val="28"/>
+        </w:rPr>
+        <w:t>琢玉郎，天應</w:t>
+      </w:r>
+      <w:proofErr w:type="gramStart"/>
+      <w:r>
+        <w:rPr>
+          <w:rFonts w:ascii="標楷體" w:eastAsia="標楷體" w:hAnsi="標楷體" w:hint="eastAsia"/>
+          <w:sz w:val="28"/>
+          <w:szCs w:val="28"/>
+        </w:rPr>
+        <w:t>乞</w:t>
+      </w:r>
+      <w:proofErr w:type="gramEnd"/>
+      <w:r>
+        <w:rPr>
+          <w:rFonts w:ascii="標楷體" w:eastAsia="標楷體" w:hAnsi="標楷體" w:hint="eastAsia"/>
+          <w:sz w:val="28"/>
+          <w:szCs w:val="28"/>
+        </w:rPr>
+        <w:t>與</w:t>
+      </w:r>
+      <w:proofErr w:type="gramStart"/>
+      <w:r>
+        <w:rPr>
+          <w:rFonts w:ascii="標楷體" w:eastAsia="標楷體" w:hAnsi="標楷體" w:hint="eastAsia"/>
+          <w:sz w:val="28"/>
+          <w:szCs w:val="28"/>
+        </w:rPr>
+        <w:t>點酥娘</w:t>
+      </w:r>
+      <w:proofErr w:type="gramEnd"/>
+      <w:r>
+        <w:rPr>
+          <w:rFonts w:ascii="標楷體" w:eastAsia="標楷體" w:hAnsi="標楷體" w:hint="eastAsia"/>
+          <w:sz w:val="28"/>
+          <w:szCs w:val="28"/>
+        </w:rPr>
+        <w:t>」以「琢玉郎」形容</w:t>
+      </w:r>
+      <w:r>
+        <w:rPr>
+          <w:rFonts w:ascii="標楷體" w:eastAsia="標楷體" w:hAnsi="標楷體" w:hint="eastAsia"/>
+          <w:sz w:val="28"/>
+          <w:szCs w:val="28"/>
+          <w:u w:val="single"/>
+        </w:rPr>
+        <w:t>王定國</w:t>
+      </w:r>
+      <w:r>
+        <w:rPr>
+          <w:rFonts w:ascii="標楷體" w:eastAsia="標楷體" w:hAnsi="標楷體" w:hint="eastAsia"/>
+          <w:sz w:val="28"/>
+          <w:szCs w:val="28"/>
+        </w:rPr>
+        <w:t>，以「</w:t>
+      </w:r>
+      <w:proofErr w:type="gramStart"/>
+      <w:r>
+        <w:rPr>
+          <w:rFonts w:ascii="標楷體" w:eastAsia="標楷體" w:hAnsi="標楷體" w:hint="eastAsia"/>
+          <w:sz w:val="28"/>
+          <w:szCs w:val="28"/>
+        </w:rPr>
+        <w:t>點酥娘</w:t>
+      </w:r>
+      <w:proofErr w:type="gramEnd"/>
+      <w:r>
+        <w:rPr>
+          <w:rFonts w:ascii="標楷體" w:eastAsia="標楷體" w:hAnsi="標楷體" w:hint="eastAsia"/>
+          <w:sz w:val="28"/>
+          <w:szCs w:val="28"/>
+        </w:rPr>
+        <w:t>」</w:t>
+      </w:r>
+      <w:proofErr w:type="gramStart"/>
+      <w:r>
+        <w:rPr>
+          <w:rFonts w:ascii="標楷體" w:eastAsia="標楷體" w:hAnsi="標楷體" w:hint="eastAsia"/>
+          <w:sz w:val="28"/>
+          <w:szCs w:val="28"/>
+        </w:rPr>
+        <w:t>形容</w:t>
+      </w:r>
+      <w:r>
+        <w:rPr>
+          <w:rFonts w:ascii="標楷體" w:eastAsia="標楷體" w:hAnsi="標楷體" w:hint="eastAsia"/>
+          <w:sz w:val="28"/>
+          <w:szCs w:val="28"/>
+          <w:u w:val="single"/>
+        </w:rPr>
+        <w:t>寓娘</w:t>
+      </w:r>
+      <w:proofErr w:type="gramEnd"/>
+      <w:r>
+        <w:rPr>
+          <w:rFonts w:ascii="標楷體" w:eastAsia="標楷體" w:hAnsi="標楷體" w:hint="eastAsia"/>
+          <w:sz w:val="28"/>
+          <w:szCs w:val="28"/>
+        </w:rPr>
+        <w:t>，將男女寫得</w:t>
+      </w:r>
+      <w:proofErr w:type="gramStart"/>
+      <w:r>
+        <w:rPr>
+          <w:rFonts w:ascii="標楷體" w:eastAsia="標楷體" w:hAnsi="標楷體" w:hint="eastAsia"/>
+          <w:sz w:val="28"/>
+          <w:szCs w:val="28"/>
+        </w:rPr>
+        <w:t>如玉般俊美</w:t>
+      </w:r>
+      <w:proofErr w:type="gramEnd"/>
+      <w:r>
+        <w:rPr>
+          <w:rFonts w:ascii="標楷體" w:eastAsia="標楷體" w:hAnsi="標楷體" w:hint="eastAsia"/>
+          <w:sz w:val="28"/>
+          <w:szCs w:val="28"/>
+        </w:rPr>
+        <w:t>，也帶有幽默、親切的語氣。接著「</w:t>
+      </w:r>
+      <w:proofErr w:type="gramStart"/>
+      <w:r>
+        <w:rPr>
+          <w:rFonts w:ascii="標楷體" w:eastAsia="標楷體" w:hAnsi="標楷體" w:hint="eastAsia"/>
+          <w:sz w:val="28"/>
+          <w:szCs w:val="28"/>
+        </w:rPr>
+        <w:t>盡道清歌</w:t>
+      </w:r>
+      <w:proofErr w:type="gramEnd"/>
+      <w:r>
+        <w:rPr>
+          <w:rFonts w:ascii="標楷體" w:eastAsia="標楷體" w:hAnsi="標楷體" w:hint="eastAsia"/>
+          <w:sz w:val="28"/>
+          <w:szCs w:val="28"/>
+        </w:rPr>
+        <w:t>傳皓齒」描寫她歌聲清脆，甚至使炎熱的</w:t>
+      </w:r>
+      <w:r>
+        <w:rPr>
+          <w:rFonts w:ascii="標楷體" w:eastAsia="標楷體" w:hAnsi="標楷體" w:hint="eastAsia"/>
+          <w:sz w:val="28"/>
+          <w:szCs w:val="28"/>
+          <w:u w:val="single"/>
+        </w:rPr>
+        <w:t>嶺南</w:t>
+      </w:r>
+      <w:r>
+        <w:rPr>
+          <w:rFonts w:ascii="標楷體" w:eastAsia="標楷體" w:hAnsi="標楷體" w:hint="eastAsia"/>
+          <w:sz w:val="28"/>
+          <w:szCs w:val="28"/>
+        </w:rPr>
+        <w:t>彷彿「風起，</w:t>
+      </w:r>
+      <w:proofErr w:type="gramStart"/>
+      <w:r>
+        <w:rPr>
+          <w:rFonts w:ascii="標楷體" w:eastAsia="標楷體" w:hAnsi="標楷體" w:hint="eastAsia"/>
+          <w:sz w:val="28"/>
+          <w:szCs w:val="28"/>
+        </w:rPr>
+        <w:t>雪飛</w:t>
+      </w:r>
+      <w:proofErr w:type="gramEnd"/>
+      <w:r>
+        <w:rPr>
+          <w:rFonts w:ascii="標楷體" w:eastAsia="標楷體" w:hAnsi="標楷體" w:hint="eastAsia"/>
+          <w:sz w:val="28"/>
+          <w:szCs w:val="28"/>
+        </w:rPr>
+        <w:t>」，由酷熱轉為清涼。這裡不只是誇讚歌聲動人，更運用了誇張與想像，使抽象的聽覺感受轉化為具體的視覺與觸覺，呈現</w:t>
+      </w:r>
+      <w:proofErr w:type="gramStart"/>
+      <w:r>
+        <w:rPr>
+          <w:rFonts w:ascii="標楷體" w:eastAsia="標楷體" w:hAnsi="標楷體" w:hint="eastAsia"/>
+          <w:sz w:val="28"/>
+          <w:szCs w:val="28"/>
+          <w:u w:val="single"/>
+        </w:rPr>
+        <w:t>寓娘</w:t>
+      </w:r>
+      <w:r>
+        <w:rPr>
+          <w:rFonts w:ascii="標楷體" w:eastAsia="標楷體" w:hAnsi="標楷體" w:hint="eastAsia"/>
+          <w:sz w:val="28"/>
+          <w:szCs w:val="28"/>
+        </w:rPr>
+        <w:t>活潑</w:t>
+      </w:r>
+      <w:proofErr w:type="gramEnd"/>
+      <w:r>
+        <w:rPr>
+          <w:rFonts w:ascii="標楷體" w:eastAsia="標楷體" w:hAnsi="標楷體" w:hint="eastAsia"/>
+          <w:sz w:val="28"/>
+          <w:szCs w:val="28"/>
+        </w:rPr>
+        <w:t>明麗的形象。</w:t>
+      </w:r>
+    </w:p>
+    <w:p>
+      <w:pPr>
+        <w:spacing w:line="480" w:lineRule="exact"/>
+        <w:jc w:val="both"/>
+        <w:rPr>
+          <w:rFonts w:ascii="標楷體" w:eastAsia="標楷體" w:hAnsi="標楷體" w:hint="eastAsia"/>
+          <w:sz w:val="28"/>
+          <w:szCs w:val="28"/>
+        </w:rPr>
+      </w:pPr>
+      <w:r>
+        <w:rPr>
+          <w:rFonts w:ascii="標楷體" w:eastAsia="標楷體" w:hAnsi="標楷體" w:hint="eastAsia"/>
+          <w:sz w:val="28"/>
+          <w:szCs w:val="28"/>
+        </w:rPr>
+        <w:t xml:space="preserve">    </w:t>
+      </w:r>
+      <w:r>
+        <w:rPr>
+          <w:rFonts w:ascii="標楷體" w:eastAsia="標楷體" w:hAnsi="標楷體" w:hint="eastAsia"/>
+          <w:sz w:val="28"/>
+          <w:szCs w:val="28"/>
+        </w:rPr>
+        <w:t>下片則由外貌轉向精神氣質。「萬里歸來顏愈少」寫她歷經萬里</w:t>
       </w:r>
       <w:r>
         <w:rPr>
@@ -1558,31 +1626,15 @@
           <w:sz w:val="28"/>
           <w:szCs w:val="28"/>
         </w:rPr>
-        <w:t>簡練</w:t>
-      </w:r>
-      <w:r>
-        <w:rPr>
-          <w:rFonts w:ascii="標楷體" w:eastAsia="標楷體" w:hAnsi="標楷體" w:hint="eastAsia"/>
-          <w:sz w:val="28"/>
-          <w:szCs w:val="28"/>
-        </w:rPr>
-        <w:t>流暢的語言，傳神</w:t>
-      </w:r>
-      <w:r>
-        <w:rPr>
-          <w:rFonts w:ascii="標楷體" w:eastAsia="標楷體" w:hAnsi="標楷體" w:hint="eastAsia"/>
-          <w:sz w:val="28"/>
-          <w:szCs w:val="28"/>
-        </w:rPr>
-        <w:t>的</w:t>
-      </w:r>
-      <w:r>
-        <w:rPr>
-          <w:rFonts w:ascii="標楷體" w:eastAsia="標楷體" w:hAnsi="標楷體" w:hint="eastAsia"/>
-          <w:sz w:val="28"/>
-          <w:szCs w:val="28"/>
-        </w:rPr>
-        <w:t>刻畫</w:t>
+        <w:t>跋涉</w:t>
+      </w:r>
+      <w:r>
+        <w:rPr>
+          <w:rFonts w:ascii="標楷體" w:eastAsia="標楷體" w:hAnsi="標楷體" w:hint="eastAsia"/>
+          <w:sz w:val="28"/>
+          <w:szCs w:val="28"/>
+        </w:rPr>
+        <w:t>，歸來後反而顯得更加年輕；「微笑，</w:t>
       </w:r>
       <w:proofErr w:type="gramStart"/>
       <w:r>
@@ -1591,7 +1643,16 @@
           <w:sz w:val="28"/>
           <w:szCs w:val="28"/>
         </w:rPr>
-        <w:t>了</w:t>
+        <w:t>笑時猶帶嶺梅香</w:t>
+      </w:r>
+      <w:proofErr w:type="gramEnd"/>
+      <w:r>
+        <w:rPr>
+          <w:rFonts w:ascii="標楷體" w:eastAsia="標楷體" w:hAnsi="標楷體" w:hint="eastAsia"/>
+          <w:sz w:val="28"/>
+          <w:szCs w:val="28"/>
+        </w:rPr>
+        <w:t>」則以梅花的幽香象徵</w:t>
       </w:r>
       <w:r>
         <w:rPr>
@@ -1600,51 +1661,15 @@
           <w:szCs w:val="28"/>
           <w:u w:val="single"/>
         </w:rPr>
-        <w:t>柔奴</w:t>
-      </w:r>
-      <w:r>
-        <w:rPr>
-          <w:rFonts w:ascii="標楷體" w:eastAsia="標楷體" w:hAnsi="標楷體" w:hint="eastAsia"/>
-          <w:sz w:val="28"/>
-          <w:szCs w:val="28"/>
-        </w:rPr>
-        <w:t>外表</w:t>
-      </w:r>
-      <w:proofErr w:type="gramEnd"/>
-      <w:r>
-        <w:rPr>
-          <w:rFonts w:ascii="標楷體" w:eastAsia="標楷體" w:hAnsi="標楷體" w:hint="eastAsia"/>
-          <w:sz w:val="28"/>
-          <w:szCs w:val="28"/>
-        </w:rPr>
-        <w:t>與內心相統一的美好品性，通過歌頌</w:t>
-      </w:r>
-      <w:proofErr w:type="gramStart"/>
-      <w:r>
-        <w:rPr>
-          <w:rFonts w:ascii="標楷體" w:eastAsia="標楷體" w:hAnsi="標楷體" w:hint="eastAsia"/>
-          <w:sz w:val="28"/>
-          <w:szCs w:val="28"/>
-          <w:u w:val="single"/>
-        </w:rPr>
-        <w:t>柔奴</w:t>
-      </w:r>
-      <w:r>
-        <w:rPr>
-          <w:rFonts w:ascii="標楷體" w:eastAsia="標楷體" w:hAnsi="標楷體" w:hint="eastAsia"/>
-          <w:sz w:val="28"/>
-          <w:szCs w:val="28"/>
-        </w:rPr>
-        <w:t>身</w:t>
-      </w:r>
-      <w:proofErr w:type="gramEnd"/>
-      <w:r>
-        <w:rPr>
-          <w:rFonts w:ascii="標楷體" w:eastAsia="標楷體" w:hAnsi="標楷體" w:hint="eastAsia"/>
-          <w:sz w:val="28"/>
-          <w:szCs w:val="28"/>
-        </w:rPr>
-        <w:t>處逆境而</w:t>
+        <w:t>嶺南</w:t>
+      </w:r>
+      <w:r>
+        <w:rPr>
+          <w:rFonts w:ascii="標楷體" w:eastAsia="標楷體" w:hAnsi="標楷體" w:hint="eastAsia"/>
+          <w:sz w:val="28"/>
+          <w:szCs w:val="28"/>
+        </w:rPr>
+        <w:t>的生活痕跡，使人物形象更加</w:t>
       </w:r>
       <w:r>
         <w:rPr>
@@ -1654,16 +1679,44 @@
           <w:sz w:val="28"/>
           <w:szCs w:val="28"/>
         </w:rPr>
-        <w:t>安之若素</w:t>
-      </w:r>
-      <w:r>
-        <w:rPr>
-          <w:rFonts w:ascii="標楷體" w:eastAsia="標楷體" w:hAnsi="標楷體" w:hint="eastAsia"/>
-          <w:sz w:val="28"/>
-          <w:szCs w:val="28"/>
-        </w:rPr>
-        <w:t>的可貴品格，抒發了作者在政治逆境中</w:t>
-      </w:r>
+        <w:t>清雅</w:t>
+      </w:r>
+      <w:r>
+        <w:rPr>
+          <w:rFonts w:ascii="標楷體" w:eastAsia="標楷體" w:hAnsi="標楷體" w:hint="eastAsia"/>
+          <w:sz w:val="28"/>
+          <w:szCs w:val="28"/>
+        </w:rPr>
+        <w:t>。尤其「顏愈少」與「萬里歸來」形成對比，暗示真正滋養人的並不只是外在環境，而是內心的安定與自在。</w:t>
+      </w:r>
+    </w:p>
+    <w:p>
+      <w:pPr>
+        <w:spacing w:line="480" w:lineRule="exact"/>
+        <w:jc w:val="both"/>
+        <w:rPr>
+          <w:rFonts w:ascii="標楷體" w:eastAsia="標楷體" w:hAnsi="標楷體" w:hint="eastAsia"/>
+          <w:sz w:val="28"/>
+          <w:szCs w:val="28"/>
+        </w:rPr>
+      </w:pPr>
+      <w:r>
+        <w:rPr>
+          <w:rFonts w:ascii="標楷體" w:eastAsia="標楷體" w:hAnsi="標楷體" w:hint="eastAsia"/>
+          <w:sz w:val="28"/>
+          <w:szCs w:val="28"/>
+        </w:rPr>
+        <w:t xml:space="preserve">    </w:t>
+      </w:r>
+      <w:r>
+        <w:rPr>
+          <w:rFonts w:ascii="標楷體" w:eastAsia="標楷體" w:hAnsi="標楷體" w:hint="eastAsia"/>
+          <w:sz w:val="28"/>
+          <w:szCs w:val="28"/>
+        </w:rPr>
+        <w:t>最後以問答</w:t>
+      </w:r>
+      <w:proofErr w:type="gramStart"/>
       <w:r>
         <w:rPr>
           <w:rFonts w:ascii="標楷體" w:eastAsia="標楷體" w:hAnsi="標楷體" w:hint="eastAsia"/>
@@ -1672,15 +1725,58 @@
           <w:sz w:val="28"/>
           <w:szCs w:val="28"/>
         </w:rPr>
-        <w:t>隨遇而安</w:t>
-      </w:r>
-      <w:r>
-        <w:rPr>
-          <w:rFonts w:ascii="標楷體" w:eastAsia="標楷體" w:hAnsi="標楷體" w:hint="eastAsia"/>
-          <w:sz w:val="28"/>
-          <w:szCs w:val="28"/>
-        </w:rPr>
-        <w:t>的</w:t>
+        <w:t>收束</w:t>
+      </w:r>
+      <w:r>
+        <w:rPr>
+          <w:rFonts w:ascii="標楷體" w:eastAsia="標楷體" w:hAnsi="標楷體" w:hint="eastAsia"/>
+          <w:sz w:val="28"/>
+          <w:szCs w:val="28"/>
+        </w:rPr>
+        <w:t>全詞</w:t>
+      </w:r>
+      <w:proofErr w:type="gramEnd"/>
+      <w:r>
+        <w:rPr>
+          <w:rFonts w:ascii="標楷體" w:eastAsia="標楷體" w:hAnsi="標楷體" w:hint="eastAsia"/>
+          <w:sz w:val="28"/>
+          <w:szCs w:val="28"/>
+        </w:rPr>
+        <w:t>。</w:t>
+      </w:r>
+      <w:r>
+        <w:rPr>
+          <w:rFonts w:ascii="標楷體" w:eastAsia="標楷體" w:hAnsi="標楷體" w:hint="eastAsia"/>
+          <w:sz w:val="28"/>
+          <w:szCs w:val="28"/>
+          <w:u w:val="single"/>
+        </w:rPr>
+        <w:t>蘇軾</w:t>
+      </w:r>
+      <w:r>
+        <w:rPr>
+          <w:rFonts w:ascii="標楷體" w:eastAsia="標楷體" w:hAnsi="標楷體" w:hint="eastAsia"/>
+          <w:sz w:val="28"/>
+          <w:szCs w:val="28"/>
+        </w:rPr>
+        <w:t>問「嶺南應不好」，原本帶著對</w:t>
+      </w:r>
+      <w:r>
+        <w:rPr>
+          <w:rFonts w:ascii="標楷體" w:eastAsia="標楷體" w:hAnsi="標楷體" w:hint="eastAsia"/>
+          <w:sz w:val="28"/>
+          <w:szCs w:val="28"/>
+          <w:u w:val="single"/>
+        </w:rPr>
+        <w:t>嶺南</w:t>
+      </w:r>
+      <w:r>
+        <w:rPr>
+          <w:rFonts w:ascii="標楷體" w:eastAsia="標楷體" w:hAnsi="標楷體" w:hint="eastAsia"/>
+          <w:sz w:val="28"/>
+          <w:szCs w:val="28"/>
+        </w:rPr>
+        <w:t>艱苦環境的想像；</w:t>
       </w:r>
       <w:proofErr w:type="gramStart"/>
       <w:r>
@@ -1688,8 +1784,17 @@
           <w:rFonts w:ascii="標楷體" w:eastAsia="標楷體" w:hAnsi="標楷體" w:hint="eastAsia"/>
           <w:sz w:val="28"/>
           <w:szCs w:val="28"/>
-        </w:rPr>
-        <w:t>曠</w:t>
+          <w:u w:val="single"/>
+        </w:rPr>
+        <w:t>寓娘</w:t>
+      </w:r>
+      <w:r>
+        <w:rPr>
+          <w:rFonts w:ascii="標楷體" w:eastAsia="標楷體" w:hAnsi="標楷體" w:hint="eastAsia"/>
+          <w:sz w:val="28"/>
+          <w:szCs w:val="28"/>
+        </w:rPr>
+        <w:t>卻</w:t>
       </w:r>
       <w:proofErr w:type="gramEnd"/>
       <w:r>
@@ -1698,12 +1803,49 @@
           <w:sz w:val="28"/>
           <w:szCs w:val="28"/>
         </w:rPr>
-        <w:t>達襟懷。</w:t>
+        <w:t>回答「此心安處是吾鄉」，</w:t>
+      </w:r>
+      <w:proofErr w:type="gramStart"/>
+      <w:r>
+        <w:rPr>
+          <w:rFonts w:ascii="標楷體" w:eastAsia="標楷體" w:hAnsi="標楷體" w:hint="eastAsia"/>
+          <w:sz w:val="28"/>
+          <w:szCs w:val="28"/>
+        </w:rPr>
+        <w:t>將全詞的</w:t>
+      </w:r>
+      <w:proofErr w:type="gramEnd"/>
+      <w:r>
+        <w:rPr>
+          <w:rFonts w:ascii="標楷體" w:eastAsia="標楷體" w:hAnsi="標楷體" w:hint="eastAsia"/>
+          <w:sz w:val="28"/>
+          <w:szCs w:val="28"/>
+        </w:rPr>
+        <w:t>境界從個人的遭遇提升到</w:t>
+      </w:r>
+      <w:r>
+        <w:rPr>
+          <w:rFonts w:ascii="標楷體" w:eastAsia="標楷體" w:hAnsi="標楷體" w:hint="eastAsia"/>
+          <w:b/>
+          <w:bCs/>
+          <w:sz w:val="28"/>
+          <w:szCs w:val="28"/>
+        </w:rPr>
+        <w:t>人生哲理</w:t>
+      </w:r>
+      <w:r>
+        <w:rPr>
+          <w:rFonts w:ascii="標楷體" w:eastAsia="標楷體" w:hAnsi="標楷體" w:hint="eastAsia"/>
+          <w:sz w:val="28"/>
+          <w:szCs w:val="28"/>
+        </w:rPr>
+        <w:t>。她所重視的不是身處何地，而是內心是否安定。只要心安，即使遠在嶺南，也可以把那裡視為故鄉。</w:t>
       </w:r>
     </w:p>
     <w:p>
       <w:pPr>
         <w:spacing w:line="480" w:lineRule="exact"/>
+        <w:jc w:val="both"/>
         <w:rPr>
           <w:rFonts w:ascii="標楷體" w:eastAsia="標楷體" w:hAnsi="標楷體"/>
           <w:sz w:val="28"/>
@@ -1724,7 +1866,24 @@
           <w:sz w:val="28"/>
           <w:szCs w:val="28"/>
         </w:rPr>
-        <w:t>上片</w:t>
+        <w:t>這首詞最大的特色，是以輕快、優美的語言寫出深刻的人生哲理。</w:t>
+      </w:r>
+      <w:r>
+        <w:rPr>
+          <w:rFonts w:ascii="標楷體" w:eastAsia="標楷體" w:hAnsi="標楷體" w:hint="eastAsia"/>
+          <w:sz w:val="28"/>
+          <w:szCs w:val="28"/>
+          <w:u w:val="single"/>
+        </w:rPr>
+        <w:t>蘇軾</w:t>
+      </w:r>
+      <w:r>
+        <w:rPr>
+          <w:rFonts w:ascii="標楷體" w:eastAsia="標楷體" w:hAnsi="標楷體" w:hint="eastAsia"/>
+          <w:sz w:val="28"/>
+          <w:szCs w:val="28"/>
+        </w:rPr>
+        <w:t>沒有直接說教，而是藉</w:t>
       </w:r>
       <w:proofErr w:type="gramStart"/>
       <w:r>
@@ -1733,7 +1892,7 @@
           <w:sz w:val="28"/>
           <w:szCs w:val="28"/>
         </w:rPr>
-        <w:t>總寫</w:t>
+        <w:t>由</w:t>
       </w:r>
       <w:r>
         <w:rPr>
@@ -1742,7 +1901,7 @@
           <w:szCs w:val="28"/>
           <w:u w:val="single"/>
         </w:rPr>
-        <w:t>柔奴</w:t>
+        <w:t>寓娘</w:t>
       </w:r>
       <w:proofErr w:type="gramEnd"/>
       <w:r>
@@ -1751,15 +1910,7 @@
           <w:sz w:val="28"/>
           <w:szCs w:val="28"/>
         </w:rPr>
-        <w:t>的外在美，開篇</w:t>
-      </w:r>
-      <w:r>
-        <w:rPr>
-          <w:rFonts w:ascii="標楷體" w:eastAsia="標楷體" w:hAnsi="標楷體" w:hint="eastAsia"/>
-          <w:sz w:val="28"/>
-          <w:szCs w:val="28"/>
-        </w:rPr>
-        <w:t>「</w:t>
+        <w:t>的形象和一句看似平淡的回答，自然地表現出豁達、隨緣而安的生命態度。「此心安處是吾鄉」不僅是</w:t>
       </w:r>
       <w:proofErr w:type="gramStart"/>
       <w:r>
@@ -1768,7 +1919,16 @@
           <w:sz w:val="28"/>
           <w:szCs w:val="28"/>
         </w:rPr>
-        <w:t>常羨人間</w:t>
+        <w:t>對</w:t>
+      </w:r>
+      <w:r>
+        <w:rPr>
+          <w:rFonts w:ascii="標楷體" w:eastAsia="標楷體" w:hAnsi="標楷體" w:hint="eastAsia"/>
+          <w:sz w:val="28"/>
+          <w:szCs w:val="28"/>
+          <w:u w:val="single"/>
+        </w:rPr>
+        <w:t>寓娘</w:t>
       </w:r>
       <w:proofErr w:type="gramEnd"/>
       <w:r>
@@ -1777,7 +1937,24 @@
           <w:sz w:val="28"/>
           <w:szCs w:val="28"/>
         </w:rPr>
-        <w:t>琢玉郎，</w:t>
+        <w:t>性情的讚美，也寄託了</w:t>
+      </w:r>
+      <w:r>
+        <w:rPr>
+          <w:rFonts w:ascii="標楷體" w:eastAsia="標楷體" w:hAnsi="標楷體" w:hint="eastAsia"/>
+          <w:sz w:val="28"/>
+          <w:szCs w:val="28"/>
+          <w:u w:val="single"/>
+        </w:rPr>
+        <w:t>蘇軾</w:t>
+      </w:r>
+      <w:r>
+        <w:rPr>
+          <w:rFonts w:ascii="標楷體" w:eastAsia="標楷體" w:hAnsi="標楷體" w:hint="eastAsia"/>
+          <w:sz w:val="28"/>
+          <w:szCs w:val="28"/>
+        </w:rPr>
+        <w:t>自身在仕途波折與人生漂泊中的體悟，因此</w:t>
       </w:r>
       <w:proofErr w:type="gramStart"/>
       <w:r>
@@ -1786,7 +1963,7 @@
           <w:sz w:val="28"/>
           <w:szCs w:val="28"/>
         </w:rPr>
-        <w:t>天教分付點酥娘</w:t>
+        <w:t>全詞雖</w:t>
       </w:r>
       <w:proofErr w:type="gramEnd"/>
       <w:r>
@@ -1795,24 +1972,7 @@
           <w:sz w:val="28"/>
           <w:szCs w:val="28"/>
         </w:rPr>
-        <w:t>」</w:t>
-      </w:r>
-      <w:r>
-        <w:rPr>
-          <w:rFonts w:ascii="標楷體" w:eastAsia="標楷體" w:hAnsi="標楷體" w:hint="eastAsia"/>
-          <w:sz w:val="28"/>
-          <w:szCs w:val="28"/>
-        </w:rPr>
-        <w:t>，</w:t>
-      </w:r>
-      <w:proofErr w:type="gramStart"/>
-      <w:r>
-        <w:rPr>
-          <w:rFonts w:ascii="標楷體" w:eastAsia="標楷體" w:hAnsi="標楷體" w:hint="eastAsia"/>
-          <w:sz w:val="28"/>
-          <w:szCs w:val="28"/>
-        </w:rPr>
-        <w:t>描繪</w:t>
+        <w:t>寫一位女子，實際上也映照了</w:t>
       </w:r>
       <w:r>
         <w:rPr>
@@ -1821,940 +1981,6 @@
           <w:szCs w:val="28"/>
           <w:u w:val="single"/>
         </w:rPr>
-        <w:t>柔奴</w:t>
-      </w:r>
-      <w:r>
-        <w:rPr>
-          <w:rFonts w:ascii="標楷體" w:eastAsia="標楷體" w:hAnsi="標楷體" w:hint="eastAsia"/>
-          <w:sz w:val="28"/>
-          <w:szCs w:val="28"/>
-        </w:rPr>
-        <w:t>的</w:t>
-      </w:r>
-      <w:proofErr w:type="gramEnd"/>
-      <w:r>
-        <w:rPr>
-          <w:rFonts w:ascii="標楷體" w:eastAsia="標楷體" w:hAnsi="標楷體" w:hint="eastAsia"/>
-          <w:sz w:val="28"/>
-          <w:szCs w:val="28"/>
-        </w:rPr>
-        <w:t>天生麗質、</w:t>
-      </w:r>
-      <w:r>
-        <w:rPr>
-          <w:rFonts w:ascii="標楷體" w:eastAsia="標楷體" w:hAnsi="標楷體" w:hint="eastAsia"/>
-          <w:b/>
-          <w:bCs/>
-          <w:sz w:val="28"/>
-          <w:szCs w:val="28"/>
-        </w:rPr>
-        <w:t>晶瑩俊秀</w:t>
-      </w:r>
-      <w:r>
-        <w:rPr>
-          <w:rFonts w:ascii="標楷體" w:eastAsia="標楷體" w:hAnsi="標楷體" w:hint="eastAsia"/>
-          <w:sz w:val="28"/>
-          <w:szCs w:val="28"/>
-        </w:rPr>
-        <w:t>，使讀者對她的外貌有了一個比較完整、真切的印象。第三句</w:t>
-      </w:r>
-      <w:r>
-        <w:rPr>
-          <w:rFonts w:ascii="標楷體" w:eastAsia="標楷體" w:hAnsi="標楷體" w:hint="eastAsia"/>
-          <w:sz w:val="28"/>
-          <w:szCs w:val="28"/>
-        </w:rPr>
-        <w:t>「</w:t>
-      </w:r>
-      <w:r>
-        <w:rPr>
-          <w:rFonts w:ascii="標楷體" w:eastAsia="標楷體" w:hAnsi="標楷體" w:hint="eastAsia"/>
-          <w:sz w:val="28"/>
-          <w:szCs w:val="28"/>
-        </w:rPr>
-        <w:t>自</w:t>
-      </w:r>
-      <w:proofErr w:type="gramStart"/>
-      <w:r>
-        <w:rPr>
-          <w:rFonts w:ascii="標楷體" w:eastAsia="標楷體" w:hAnsi="標楷體" w:hint="eastAsia"/>
-          <w:sz w:val="28"/>
-          <w:szCs w:val="28"/>
-        </w:rPr>
-        <w:t>作清歌傳</w:t>
-      </w:r>
-      <w:proofErr w:type="gramEnd"/>
-      <w:r>
-        <w:rPr>
-          <w:rFonts w:ascii="標楷體" w:eastAsia="標楷體" w:hAnsi="標楷體" w:hint="eastAsia"/>
-          <w:sz w:val="28"/>
-          <w:szCs w:val="28"/>
-        </w:rPr>
-        <w:t>皓齒，風起，</w:t>
-      </w:r>
-      <w:proofErr w:type="gramStart"/>
-      <w:r>
-        <w:rPr>
-          <w:rFonts w:ascii="標楷體" w:eastAsia="標楷體" w:hAnsi="標楷體" w:hint="eastAsia"/>
-          <w:sz w:val="28"/>
-          <w:szCs w:val="28"/>
-        </w:rPr>
-        <w:t>雪飛炎海變</w:t>
-      </w:r>
-      <w:proofErr w:type="gramEnd"/>
-      <w:r>
-        <w:rPr>
-          <w:rFonts w:ascii="標楷體" w:eastAsia="標楷體" w:hAnsi="標楷體" w:hint="eastAsia"/>
-          <w:sz w:val="28"/>
-          <w:szCs w:val="28"/>
-        </w:rPr>
-        <w:t>清涼。</w:t>
-      </w:r>
-      <w:r>
-        <w:rPr>
-          <w:rFonts w:ascii="標楷體" w:eastAsia="標楷體" w:hAnsi="標楷體" w:hint="eastAsia"/>
-          <w:sz w:val="28"/>
-          <w:szCs w:val="28"/>
-        </w:rPr>
-        <w:t>」</w:t>
-      </w:r>
-      <w:r>
-        <w:rPr>
-          <w:rFonts w:ascii="標楷體" w:eastAsia="標楷體" w:hAnsi="標楷體" w:hint="eastAsia"/>
-          <w:sz w:val="28"/>
-          <w:szCs w:val="28"/>
-        </w:rPr>
-        <w:t>這句的意思是：</w:t>
-      </w:r>
-      <w:proofErr w:type="gramStart"/>
-      <w:r>
-        <w:rPr>
-          <w:rFonts w:ascii="標楷體" w:eastAsia="標楷體" w:hAnsi="標楷體" w:hint="eastAsia"/>
-          <w:sz w:val="28"/>
-          <w:szCs w:val="28"/>
-          <w:u w:val="single"/>
-        </w:rPr>
-        <w:t>柔奴</w:t>
-      </w:r>
-      <w:r>
-        <w:rPr>
-          <w:rFonts w:ascii="標楷體" w:eastAsia="標楷體" w:hAnsi="標楷體" w:hint="eastAsia"/>
-          <w:sz w:val="28"/>
-          <w:szCs w:val="28"/>
-        </w:rPr>
-        <w:t>能</w:t>
-      </w:r>
-      <w:proofErr w:type="gramEnd"/>
-      <w:r>
-        <w:rPr>
-          <w:rFonts w:ascii="標楷體" w:eastAsia="標楷體" w:hAnsi="標楷體" w:hint="eastAsia"/>
-          <w:sz w:val="28"/>
-          <w:szCs w:val="28"/>
-        </w:rPr>
-        <w:t>自作歌曲，清亮悅耳的歌聲從</w:t>
-      </w:r>
-      <w:proofErr w:type="gramStart"/>
-      <w:r>
-        <w:rPr>
-          <w:rFonts w:ascii="標楷體" w:eastAsia="標楷體" w:hAnsi="標楷體" w:hint="eastAsia"/>
-          <w:sz w:val="28"/>
-          <w:szCs w:val="28"/>
-        </w:rPr>
-        <w:t>她</w:t>
-      </w:r>
-      <w:r>
-        <w:rPr>
-          <w:rFonts w:ascii="標楷體" w:eastAsia="標楷體" w:hAnsi="標楷體" w:hint="eastAsia"/>
-          <w:b/>
-          <w:bCs/>
-          <w:sz w:val="28"/>
-          <w:szCs w:val="28"/>
-        </w:rPr>
-        <w:t>芳潔</w:t>
-      </w:r>
-      <w:proofErr w:type="gramEnd"/>
-      <w:r>
-        <w:rPr>
-          <w:rFonts w:ascii="標楷體" w:eastAsia="標楷體" w:hAnsi="標楷體" w:hint="eastAsia"/>
-          <w:sz w:val="28"/>
-          <w:szCs w:val="28"/>
-        </w:rPr>
-        <w:t>的口中傳出，令人感到如同風起</w:t>
-      </w:r>
-      <w:proofErr w:type="gramStart"/>
-      <w:r>
-        <w:rPr>
-          <w:rFonts w:ascii="標楷體" w:eastAsia="標楷體" w:hAnsi="標楷體" w:hint="eastAsia"/>
-          <w:sz w:val="28"/>
-          <w:szCs w:val="28"/>
-        </w:rPr>
-        <w:t>雪飛，使炎</w:t>
-      </w:r>
-      <w:proofErr w:type="gramEnd"/>
-      <w:r>
-        <w:rPr>
-          <w:rFonts w:ascii="標楷體" w:eastAsia="標楷體" w:hAnsi="標楷體" w:hint="eastAsia"/>
-          <w:sz w:val="28"/>
-          <w:szCs w:val="28"/>
-        </w:rPr>
-        <w:t>暑之地一變而為清涼之鄉，使政治上失意的主人</w:t>
-      </w:r>
-      <w:r>
-        <w:rPr>
-          <w:rFonts w:ascii="標楷體" w:eastAsia="標楷體" w:hAnsi="標楷體" w:hint="eastAsia"/>
-          <w:sz w:val="28"/>
-          <w:szCs w:val="28"/>
-        </w:rPr>
-        <w:t>從</w:t>
-      </w:r>
-      <w:r>
-        <w:rPr>
-          <w:rFonts w:ascii="標楷體" w:eastAsia="標楷體" w:hAnsi="標楷體" w:hint="eastAsia"/>
-          <w:sz w:val="28"/>
-          <w:szCs w:val="28"/>
-        </w:rPr>
-        <w:t>憂鬱苦悶、浮躁不寧而</w:t>
-      </w:r>
-      <w:r>
-        <w:rPr>
-          <w:rFonts w:ascii="標楷體" w:eastAsia="標楷體" w:hAnsi="標楷體" w:hint="eastAsia"/>
-          <w:sz w:val="28"/>
-          <w:szCs w:val="28"/>
-        </w:rPr>
-        <w:t>變</w:t>
-      </w:r>
-      <w:r>
-        <w:rPr>
-          <w:rFonts w:ascii="標楷體" w:eastAsia="標楷體" w:hAnsi="標楷體" w:hint="eastAsia"/>
-          <w:sz w:val="28"/>
-          <w:szCs w:val="28"/>
-        </w:rPr>
-        <w:t>為</w:t>
-      </w:r>
-      <w:r>
-        <w:rPr>
-          <w:rFonts w:ascii="標楷體" w:eastAsia="標楷體" w:hAnsi="標楷體" w:hint="eastAsia"/>
-          <w:b/>
-          <w:bCs/>
-          <w:sz w:val="28"/>
-          <w:szCs w:val="28"/>
-        </w:rPr>
-        <w:t>超然</w:t>
-      </w:r>
-      <w:proofErr w:type="gramStart"/>
-      <w:r>
-        <w:rPr>
-          <w:rFonts w:ascii="標楷體" w:eastAsia="標楷體" w:hAnsi="標楷體" w:hint="eastAsia"/>
-          <w:b/>
-          <w:bCs/>
-          <w:sz w:val="28"/>
-          <w:szCs w:val="28"/>
-        </w:rPr>
-        <w:t>曠</w:t>
-      </w:r>
-      <w:proofErr w:type="gramEnd"/>
-      <w:r>
-        <w:rPr>
-          <w:rFonts w:ascii="標楷體" w:eastAsia="標楷體" w:hAnsi="標楷體" w:hint="eastAsia"/>
-          <w:b/>
-          <w:bCs/>
-          <w:sz w:val="28"/>
-          <w:szCs w:val="28"/>
-        </w:rPr>
-        <w:t>放</w:t>
-      </w:r>
-      <w:r>
-        <w:rPr>
-          <w:rFonts w:ascii="標楷體" w:eastAsia="標楷體" w:hAnsi="標楷體" w:hint="eastAsia"/>
-          <w:sz w:val="28"/>
-          <w:szCs w:val="28"/>
-        </w:rPr>
-        <w:t>、</w:t>
-      </w:r>
-      <w:r>
-        <w:rPr>
-          <w:rFonts w:ascii="標楷體" w:eastAsia="標楷體" w:hAnsi="標楷體" w:hint="eastAsia"/>
-          <w:b/>
-          <w:bCs/>
-          <w:sz w:val="28"/>
-          <w:szCs w:val="28"/>
-        </w:rPr>
-        <w:t>恬靜</w:t>
-      </w:r>
-      <w:r>
-        <w:rPr>
-          <w:rFonts w:ascii="標楷體" w:eastAsia="標楷體" w:hAnsi="標楷體" w:hint="eastAsia"/>
-          <w:sz w:val="28"/>
-          <w:szCs w:val="28"/>
-        </w:rPr>
-        <w:t>安詳。</w:t>
-      </w:r>
-      <w:proofErr w:type="gramStart"/>
-      <w:r>
-        <w:rPr>
-          <w:rFonts w:ascii="標楷體" w:eastAsia="標楷體" w:hAnsi="標楷體" w:hint="eastAsia"/>
-          <w:sz w:val="28"/>
-          <w:szCs w:val="28"/>
-          <w:u w:val="single"/>
-        </w:rPr>
-        <w:t>蘇</w:t>
-      </w:r>
-      <w:r>
-        <w:rPr>
-          <w:rFonts w:ascii="標楷體" w:eastAsia="標楷體" w:hAnsi="標楷體" w:hint="eastAsia"/>
-          <w:sz w:val="28"/>
-          <w:szCs w:val="28"/>
-        </w:rPr>
-        <w:t>詞對</w:t>
-      </w:r>
-      <w:r>
-        <w:rPr>
-          <w:rFonts w:ascii="標楷體" w:eastAsia="標楷體" w:hAnsi="標楷體" w:hint="eastAsia"/>
-          <w:sz w:val="28"/>
-          <w:szCs w:val="28"/>
-        </w:rPr>
-        <w:t>「</w:t>
-      </w:r>
-      <w:r>
-        <w:rPr>
-          <w:rFonts w:ascii="標楷體" w:eastAsia="標楷體" w:hAnsi="標楷體" w:hint="eastAsia"/>
-          <w:sz w:val="28"/>
-          <w:szCs w:val="28"/>
-        </w:rPr>
-        <w:t>清歌</w:t>
-      </w:r>
-      <w:proofErr w:type="gramEnd"/>
-      <w:r>
-        <w:rPr>
-          <w:rFonts w:ascii="標楷體" w:eastAsia="標楷體" w:hAnsi="標楷體" w:hint="eastAsia"/>
-          <w:sz w:val="28"/>
-          <w:szCs w:val="28"/>
-        </w:rPr>
-        <w:t>」</w:t>
-      </w:r>
-      <w:r>
-        <w:rPr>
-          <w:rFonts w:ascii="標楷體" w:eastAsia="標楷體" w:hAnsi="標楷體" w:hint="eastAsia"/>
-          <w:sz w:val="28"/>
-          <w:szCs w:val="28"/>
-        </w:rPr>
-        <w:t>的誇張描寫，表現</w:t>
-      </w:r>
-      <w:proofErr w:type="gramStart"/>
-      <w:r>
-        <w:rPr>
-          <w:rFonts w:ascii="標楷體" w:eastAsia="標楷體" w:hAnsi="標楷體" w:hint="eastAsia"/>
-          <w:sz w:val="28"/>
-          <w:szCs w:val="28"/>
-        </w:rPr>
-        <w:t>了</w:t>
-      </w:r>
-      <w:r>
-        <w:rPr>
-          <w:rFonts w:ascii="標楷體" w:eastAsia="標楷體" w:hAnsi="標楷體" w:hint="eastAsia"/>
-          <w:sz w:val="28"/>
-          <w:szCs w:val="28"/>
-          <w:u w:val="single"/>
-        </w:rPr>
-        <w:t>柔奴</w:t>
-      </w:r>
-      <w:r>
-        <w:rPr>
-          <w:rFonts w:ascii="標楷體" w:eastAsia="標楷體" w:hAnsi="標楷體" w:hint="eastAsia"/>
-          <w:sz w:val="28"/>
-          <w:szCs w:val="28"/>
-        </w:rPr>
-        <w:t>歌聲</w:t>
-      </w:r>
-      <w:proofErr w:type="gramEnd"/>
-      <w:r>
-        <w:rPr>
-          <w:rFonts w:ascii="標楷體" w:eastAsia="標楷體" w:hAnsi="標楷體" w:hint="eastAsia"/>
-          <w:sz w:val="28"/>
-          <w:szCs w:val="28"/>
-        </w:rPr>
-        <w:t>獨特的藝術效果。</w:t>
-      </w:r>
-    </w:p>
-    <w:p>
-      <w:pPr>
-        <w:spacing w:line="480" w:lineRule="exact"/>
-        <w:rPr>
-          <w:rFonts w:ascii="標楷體" w:eastAsia="標楷體" w:hAnsi="標楷體"/>
-          <w:sz w:val="28"/>
-          <w:szCs w:val="28"/>
-        </w:rPr>
-      </w:pPr>
-      <w:r>
-        <w:rPr>
-          <w:rFonts w:ascii="標楷體" w:eastAsia="標楷體" w:hAnsi="標楷體" w:hint="eastAsia"/>
-          <w:sz w:val="28"/>
-          <w:szCs w:val="28"/>
-        </w:rPr>
-        <w:t xml:space="preserve">    </w:t>
-      </w:r>
-      <w:r>
-        <w:rPr>
-          <w:rFonts w:ascii="標楷體" w:eastAsia="標楷體" w:hAnsi="標楷體" w:hint="eastAsia"/>
-          <w:sz w:val="28"/>
-          <w:szCs w:val="28"/>
-        </w:rPr>
-        <w:t>下片通過</w:t>
-      </w:r>
-      <w:proofErr w:type="gramStart"/>
-      <w:r>
-        <w:rPr>
-          <w:rFonts w:ascii="標楷體" w:eastAsia="標楷體" w:hAnsi="標楷體" w:hint="eastAsia"/>
-          <w:sz w:val="28"/>
-          <w:szCs w:val="28"/>
-        </w:rPr>
-        <w:t>寫</w:t>
-      </w:r>
-      <w:r>
-        <w:rPr>
-          <w:rFonts w:ascii="標楷體" w:eastAsia="標楷體" w:hAnsi="標楷體" w:hint="eastAsia"/>
-          <w:sz w:val="28"/>
-          <w:szCs w:val="28"/>
-          <w:u w:val="single"/>
-        </w:rPr>
-        <w:t>柔奴</w:t>
-      </w:r>
-      <w:proofErr w:type="gramEnd"/>
-      <w:r>
-        <w:rPr>
-          <w:rFonts w:ascii="標楷體" w:eastAsia="標楷體" w:hAnsi="標楷體" w:hint="eastAsia"/>
-          <w:sz w:val="28"/>
-          <w:szCs w:val="28"/>
-        </w:rPr>
-        <w:t>的北歸，刻畫其內在美。</w:t>
-      </w:r>
-      <w:r>
-        <w:rPr>
-          <w:rFonts w:ascii="標楷體" w:eastAsia="標楷體" w:hAnsi="標楷體" w:hint="eastAsia"/>
-          <w:color w:val="FF0000"/>
-          <w:sz w:val="28"/>
-          <w:szCs w:val="28"/>
-        </w:rPr>
-        <w:t>換頭承上啟下</w:t>
-      </w:r>
-      <w:r>
-        <w:rPr>
-          <w:rFonts w:ascii="標楷體" w:eastAsia="標楷體" w:hAnsi="標楷體" w:hint="eastAsia"/>
-          <w:sz w:val="28"/>
-          <w:szCs w:val="28"/>
-        </w:rPr>
-        <w:t>，先勾勒她的神態容貌：</w:t>
-      </w:r>
-      <w:r>
-        <w:rPr>
-          <w:rFonts w:ascii="標楷體" w:eastAsia="標楷體" w:hAnsi="標楷體" w:hint="eastAsia"/>
-          <w:sz w:val="28"/>
-          <w:szCs w:val="28"/>
-        </w:rPr>
-        <w:t>「</w:t>
-      </w:r>
-      <w:r>
-        <w:rPr>
-          <w:rFonts w:ascii="標楷體" w:eastAsia="標楷體" w:hAnsi="標楷體" w:hint="eastAsia"/>
-          <w:sz w:val="28"/>
-          <w:szCs w:val="28"/>
-        </w:rPr>
-        <w:t>萬里歸來年愈少。</w:t>
-      </w:r>
-      <w:r>
-        <w:rPr>
-          <w:rFonts w:ascii="標楷體" w:eastAsia="標楷體" w:hAnsi="標楷體" w:hint="eastAsia"/>
-          <w:sz w:val="28"/>
-          <w:szCs w:val="28"/>
-        </w:rPr>
-        <w:t>」</w:t>
-      </w:r>
-      <w:r>
-        <w:rPr>
-          <w:rFonts w:ascii="標楷體" w:eastAsia="標楷體" w:hAnsi="標楷體" w:hint="eastAsia"/>
-          <w:sz w:val="28"/>
-          <w:szCs w:val="28"/>
-          <w:u w:val="single"/>
-        </w:rPr>
-        <w:t>嶺南</w:t>
-      </w:r>
-      <w:r>
-        <w:rPr>
-          <w:rFonts w:ascii="標楷體" w:eastAsia="標楷體" w:hAnsi="標楷體" w:hint="eastAsia"/>
-          <w:sz w:val="28"/>
-          <w:szCs w:val="28"/>
-        </w:rPr>
-        <w:t>艱苦的生活她</w:t>
-      </w:r>
-      <w:r>
-        <w:rPr>
-          <w:rFonts w:ascii="標楷體" w:eastAsia="標楷體" w:hAnsi="標楷體" w:hint="eastAsia"/>
-          <w:b/>
-          <w:bCs/>
-          <w:sz w:val="28"/>
-          <w:szCs w:val="28"/>
-        </w:rPr>
-        <w:t>甘之如飴</w:t>
-      </w:r>
-      <w:r>
-        <w:rPr>
-          <w:rFonts w:ascii="標楷體" w:eastAsia="標楷體" w:hAnsi="標楷體" w:hint="eastAsia"/>
-          <w:sz w:val="28"/>
-          <w:szCs w:val="28"/>
-        </w:rPr>
-        <w:t>，心情舒暢，歸來後容光煥發，更顯年輕。</w:t>
-      </w:r>
-      <w:r>
-        <w:rPr>
-          <w:rFonts w:ascii="標楷體" w:eastAsia="標楷體" w:hAnsi="標楷體" w:hint="eastAsia"/>
-          <w:sz w:val="28"/>
-          <w:szCs w:val="28"/>
-        </w:rPr>
-        <w:t>「</w:t>
-      </w:r>
-      <w:r>
-        <w:rPr>
-          <w:rFonts w:ascii="標楷體" w:eastAsia="標楷體" w:hAnsi="標楷體" w:hint="eastAsia"/>
-          <w:sz w:val="28"/>
-          <w:szCs w:val="28"/>
-        </w:rPr>
-        <w:t>年愈少</w:t>
-      </w:r>
-      <w:r>
-        <w:rPr>
-          <w:rFonts w:ascii="標楷體" w:eastAsia="標楷體" w:hAnsi="標楷體" w:hint="eastAsia"/>
-          <w:sz w:val="28"/>
-          <w:szCs w:val="28"/>
-        </w:rPr>
-        <w:t>」</w:t>
-      </w:r>
-      <w:r>
-        <w:rPr>
-          <w:rFonts w:ascii="標楷體" w:eastAsia="標楷體" w:hAnsi="標楷體" w:hint="eastAsia"/>
-          <w:sz w:val="28"/>
-          <w:szCs w:val="28"/>
-        </w:rPr>
-        <w:t>多少帶有誇張的成分，洋溢著詞人讚美</w:t>
-      </w:r>
-      <w:r>
-        <w:rPr>
-          <w:rFonts w:ascii="標楷體" w:eastAsia="標楷體" w:hAnsi="標楷體" w:hint="eastAsia"/>
-          <w:b/>
-          <w:bCs/>
-          <w:sz w:val="28"/>
-          <w:szCs w:val="28"/>
-        </w:rPr>
-        <w:t>履險如夷</w:t>
-      </w:r>
-      <w:r>
-        <w:rPr>
-          <w:rFonts w:ascii="標楷體" w:eastAsia="標楷體" w:hAnsi="標楷體" w:hint="eastAsia"/>
-          <w:sz w:val="28"/>
-          <w:szCs w:val="28"/>
-        </w:rPr>
-        <w:t>的女性的熱情。</w:t>
-      </w:r>
-      <w:r>
-        <w:rPr>
-          <w:rFonts w:ascii="標楷體" w:eastAsia="標楷體" w:hAnsi="標楷體" w:hint="eastAsia"/>
-          <w:sz w:val="28"/>
-          <w:szCs w:val="28"/>
-        </w:rPr>
-        <w:t>「</w:t>
-      </w:r>
-      <w:r>
-        <w:rPr>
-          <w:rFonts w:ascii="標楷體" w:eastAsia="標楷體" w:hAnsi="標楷體" w:hint="eastAsia"/>
-          <w:sz w:val="28"/>
-          <w:szCs w:val="28"/>
-        </w:rPr>
-        <w:t>微笑</w:t>
-      </w:r>
-      <w:r>
-        <w:rPr>
-          <w:rFonts w:ascii="標楷體" w:eastAsia="標楷體" w:hAnsi="標楷體" w:hint="eastAsia"/>
-          <w:sz w:val="28"/>
-          <w:szCs w:val="28"/>
-        </w:rPr>
-        <w:t>」</w:t>
-      </w:r>
-      <w:r>
-        <w:rPr>
-          <w:rFonts w:ascii="標楷體" w:eastAsia="標楷體" w:hAnsi="標楷體" w:hint="eastAsia"/>
-          <w:sz w:val="28"/>
-          <w:szCs w:val="28"/>
-        </w:rPr>
-        <w:t>二字，寫出了</w:t>
-      </w:r>
-      <w:proofErr w:type="gramStart"/>
-      <w:r>
-        <w:rPr>
-          <w:rFonts w:ascii="標楷體" w:eastAsia="標楷體" w:hAnsi="標楷體" w:hint="eastAsia"/>
-          <w:sz w:val="28"/>
-          <w:szCs w:val="28"/>
-          <w:u w:val="single"/>
-        </w:rPr>
-        <w:t>柔奴</w:t>
-      </w:r>
-      <w:r>
-        <w:rPr>
-          <w:rFonts w:ascii="標楷體" w:eastAsia="標楷體" w:hAnsi="標楷體" w:hint="eastAsia"/>
-          <w:sz w:val="28"/>
-          <w:szCs w:val="28"/>
-        </w:rPr>
-        <w:t>在</w:t>
-      </w:r>
-      <w:proofErr w:type="gramEnd"/>
-      <w:r>
-        <w:rPr>
-          <w:rFonts w:ascii="標楷體" w:eastAsia="標楷體" w:hAnsi="標楷體" w:hint="eastAsia"/>
-          <w:sz w:val="28"/>
-          <w:szCs w:val="28"/>
-        </w:rPr>
-        <w:t>歸來後的歡欣中透露出的度過艱難歲月的自豪感。</w:t>
-      </w:r>
-      <w:r>
-        <w:rPr>
-          <w:rFonts w:ascii="標楷體" w:eastAsia="標楷體" w:hAnsi="標楷體" w:hint="eastAsia"/>
-          <w:sz w:val="28"/>
-          <w:szCs w:val="28"/>
-        </w:rPr>
-        <w:t>「</w:t>
-      </w:r>
-      <w:proofErr w:type="gramStart"/>
-      <w:r>
-        <w:rPr>
-          <w:rFonts w:ascii="標楷體" w:eastAsia="標楷體" w:hAnsi="標楷體" w:hint="eastAsia"/>
-          <w:sz w:val="28"/>
-          <w:szCs w:val="28"/>
-        </w:rPr>
-        <w:t>笑時猶帶嶺梅香</w:t>
-      </w:r>
-      <w:proofErr w:type="gramEnd"/>
-      <w:r>
-        <w:rPr>
-          <w:rFonts w:ascii="標楷體" w:eastAsia="標楷體" w:hAnsi="標楷體" w:hint="eastAsia"/>
-          <w:sz w:val="28"/>
-          <w:szCs w:val="28"/>
-        </w:rPr>
-        <w:t>」</w:t>
-      </w:r>
-      <w:r>
-        <w:rPr>
-          <w:rFonts w:ascii="標楷體" w:eastAsia="標楷體" w:hAnsi="標楷體" w:hint="eastAsia"/>
-          <w:sz w:val="28"/>
-          <w:szCs w:val="28"/>
-        </w:rPr>
-        <w:t>，表現出濃郁的詩情，既寫出了她北歸時經過</w:t>
-      </w:r>
-      <w:r>
-        <w:rPr>
-          <w:rFonts w:ascii="標楷體" w:eastAsia="標楷體" w:hAnsi="標楷體" w:hint="eastAsia"/>
-          <w:sz w:val="28"/>
-          <w:szCs w:val="28"/>
-          <w:u w:val="single"/>
-        </w:rPr>
-        <w:t>大庾嶺</w:t>
-      </w:r>
-      <w:r>
-        <w:rPr>
-          <w:rFonts w:ascii="標楷體" w:eastAsia="標楷體" w:hAnsi="標楷體" w:hint="eastAsia"/>
-          <w:sz w:val="28"/>
-          <w:szCs w:val="28"/>
-        </w:rPr>
-        <w:t>的情況，又以</w:t>
-      </w:r>
-      <w:proofErr w:type="gramStart"/>
-      <w:r>
-        <w:rPr>
-          <w:rFonts w:ascii="標楷體" w:eastAsia="標楷體" w:hAnsi="標楷體" w:hint="eastAsia"/>
-          <w:b/>
-          <w:bCs/>
-          <w:sz w:val="28"/>
-          <w:szCs w:val="28"/>
-        </w:rPr>
-        <w:t>傲霜鬥雪</w:t>
-      </w:r>
-      <w:proofErr w:type="gramEnd"/>
-      <w:r>
-        <w:rPr>
-          <w:rFonts w:ascii="標楷體" w:eastAsia="標楷體" w:hAnsi="標楷體" w:hint="eastAsia"/>
-          <w:sz w:val="28"/>
-          <w:szCs w:val="28"/>
-        </w:rPr>
-        <w:t>的嶺</w:t>
-      </w:r>
-      <w:proofErr w:type="gramStart"/>
-      <w:r>
-        <w:rPr>
-          <w:rFonts w:ascii="標楷體" w:eastAsia="標楷體" w:hAnsi="標楷體" w:hint="eastAsia"/>
-          <w:sz w:val="28"/>
-          <w:szCs w:val="28"/>
-        </w:rPr>
-        <w:t>梅喻人</w:t>
-      </w:r>
-      <w:proofErr w:type="gramEnd"/>
-      <w:r>
-        <w:rPr>
-          <w:rFonts w:ascii="標楷體" w:eastAsia="標楷體" w:hAnsi="標楷體" w:hint="eastAsia"/>
-          <w:sz w:val="28"/>
-          <w:szCs w:val="28"/>
-        </w:rPr>
-        <w:t>，</w:t>
-      </w:r>
-      <w:proofErr w:type="gramStart"/>
-      <w:r>
-        <w:rPr>
-          <w:rFonts w:ascii="標楷體" w:eastAsia="標楷體" w:hAnsi="標楷體" w:hint="eastAsia"/>
-          <w:sz w:val="28"/>
-          <w:szCs w:val="28"/>
-        </w:rPr>
-        <w:t>讚美</w:t>
-      </w:r>
-      <w:r>
-        <w:rPr>
-          <w:rFonts w:ascii="標楷體" w:eastAsia="標楷體" w:hAnsi="標楷體" w:hint="eastAsia"/>
-          <w:sz w:val="28"/>
-          <w:szCs w:val="28"/>
-          <w:u w:val="single"/>
-        </w:rPr>
-        <w:t>柔奴</w:t>
-      </w:r>
-      <w:r>
-        <w:rPr>
-          <w:rFonts w:ascii="標楷體" w:eastAsia="標楷體" w:hAnsi="標楷體" w:hint="eastAsia"/>
-          <w:sz w:val="28"/>
-          <w:szCs w:val="28"/>
-        </w:rPr>
-        <w:t>克服</w:t>
-      </w:r>
-      <w:proofErr w:type="gramEnd"/>
-      <w:r>
-        <w:rPr>
-          <w:rFonts w:ascii="標楷體" w:eastAsia="標楷體" w:hAnsi="標楷體" w:hint="eastAsia"/>
-          <w:sz w:val="28"/>
-          <w:szCs w:val="28"/>
-        </w:rPr>
-        <w:t>困難的堅強意志，為下邊她的答話作了鋪墊。最後寫到詞人和她的問答。先以否定語氣提問：</w:t>
-      </w:r>
-      <w:r>
-        <w:rPr>
-          <w:rFonts w:ascii="標楷體" w:eastAsia="標楷體" w:hAnsi="標楷體" w:hint="eastAsia"/>
-          <w:sz w:val="28"/>
-          <w:szCs w:val="28"/>
-        </w:rPr>
-        <w:t>「</w:t>
-      </w:r>
-      <w:r>
-        <w:rPr>
-          <w:rFonts w:ascii="標楷體" w:eastAsia="標楷體" w:hAnsi="標楷體" w:hint="eastAsia"/>
-          <w:sz w:val="28"/>
-          <w:szCs w:val="28"/>
-        </w:rPr>
-        <w:t>試問嶺南應不好？</w:t>
-      </w:r>
-      <w:r>
-        <w:rPr>
-          <w:rFonts w:ascii="標楷體" w:eastAsia="標楷體" w:hAnsi="標楷體" w:hint="eastAsia"/>
-          <w:sz w:val="28"/>
-          <w:szCs w:val="28"/>
-        </w:rPr>
-        <w:t>」「</w:t>
-      </w:r>
-      <w:r>
-        <w:rPr>
-          <w:rFonts w:ascii="標楷體" w:eastAsia="標楷體" w:hAnsi="標楷體" w:hint="eastAsia"/>
-          <w:sz w:val="28"/>
-          <w:szCs w:val="28"/>
-        </w:rPr>
-        <w:t>卻道</w:t>
-      </w:r>
-      <w:proofErr w:type="gramStart"/>
-      <w:r>
-        <w:rPr>
-          <w:rFonts w:ascii="標楷體" w:eastAsia="標楷體" w:hAnsi="標楷體" w:hint="eastAsia"/>
-          <w:sz w:val="28"/>
-          <w:szCs w:val="28"/>
-        </w:rPr>
-        <w:t>」</w:t>
-      </w:r>
-      <w:r>
-        <w:rPr>
-          <w:rFonts w:ascii="標楷體" w:eastAsia="標楷體" w:hAnsi="標楷體" w:hint="eastAsia"/>
-          <w:sz w:val="28"/>
-          <w:szCs w:val="28"/>
-        </w:rPr>
-        <w:t>陡轉，使答語</w:t>
-      </w:r>
-      <w:proofErr w:type="gramEnd"/>
-      <w:r>
-        <w:rPr>
-          <w:rFonts w:ascii="標楷體" w:eastAsia="標楷體" w:hAnsi="標楷體" w:hint="eastAsia"/>
-          <w:sz w:val="28"/>
-          <w:szCs w:val="28"/>
-        </w:rPr>
-        <w:t>「</w:t>
-      </w:r>
-      <w:r>
-        <w:rPr>
-          <w:rFonts w:ascii="標楷體" w:eastAsia="標楷體" w:hAnsi="標楷體" w:hint="eastAsia"/>
-          <w:sz w:val="28"/>
-          <w:szCs w:val="28"/>
-        </w:rPr>
-        <w:t>此心安處是吾鄉</w:t>
-      </w:r>
-      <w:r>
-        <w:rPr>
-          <w:rFonts w:ascii="標楷體" w:eastAsia="標楷體" w:hAnsi="標楷體" w:hint="eastAsia"/>
-          <w:sz w:val="28"/>
-          <w:szCs w:val="28"/>
-        </w:rPr>
-        <w:t>」</w:t>
-      </w:r>
-      <w:r>
-        <w:rPr>
-          <w:rFonts w:ascii="標楷體" w:eastAsia="標楷體" w:hAnsi="標楷體" w:hint="eastAsia"/>
-          <w:sz w:val="28"/>
-          <w:szCs w:val="28"/>
-        </w:rPr>
-        <w:t>更顯</w:t>
-      </w:r>
-      <w:r>
-        <w:rPr>
-          <w:rFonts w:ascii="標楷體" w:eastAsia="標楷體" w:hAnsi="標楷體" w:hint="eastAsia"/>
-          <w:b/>
-          <w:bCs/>
-          <w:sz w:val="28"/>
-          <w:szCs w:val="28"/>
-        </w:rPr>
-        <w:t>鏗鏘有力</w:t>
-      </w:r>
-      <w:r>
-        <w:rPr>
-          <w:rFonts w:ascii="標楷體" w:eastAsia="標楷體" w:hAnsi="標楷體" w:hint="eastAsia"/>
-          <w:sz w:val="28"/>
-          <w:szCs w:val="28"/>
-        </w:rPr>
-        <w:t>，</w:t>
-      </w:r>
-      <w:proofErr w:type="gramStart"/>
-      <w:r>
-        <w:rPr>
-          <w:rFonts w:ascii="標楷體" w:eastAsia="標楷體" w:hAnsi="標楷體" w:hint="eastAsia"/>
-          <w:b/>
-          <w:bCs/>
-          <w:sz w:val="28"/>
-          <w:szCs w:val="28"/>
-        </w:rPr>
-        <w:t>警策</w:t>
-      </w:r>
-      <w:r>
-        <w:rPr>
-          <w:rFonts w:ascii="標楷體" w:eastAsia="標楷體" w:hAnsi="標楷體" w:hint="eastAsia"/>
-          <w:b/>
-          <w:bCs/>
-          <w:sz w:val="28"/>
-          <w:szCs w:val="28"/>
-        </w:rPr>
-        <w:t>雋永</w:t>
-      </w:r>
-      <w:proofErr w:type="gramEnd"/>
-      <w:r>
-        <w:rPr>
-          <w:rFonts w:ascii="標楷體" w:eastAsia="標楷體" w:hAnsi="標楷體" w:hint="eastAsia"/>
-          <w:sz w:val="28"/>
-          <w:szCs w:val="28"/>
-        </w:rPr>
-        <w:t>。</w:t>
-      </w:r>
-      <w:r>
-        <w:rPr>
-          <w:rFonts w:ascii="標楷體" w:eastAsia="標楷體" w:hAnsi="標楷體" w:hint="eastAsia"/>
-          <w:sz w:val="28"/>
-          <w:szCs w:val="28"/>
-          <w:u w:val="single"/>
-        </w:rPr>
-        <w:t>白居易</w:t>
-      </w:r>
-      <w:r>
-        <w:rPr>
-          <w:rFonts w:ascii="標楷體" w:eastAsia="標楷體" w:hAnsi="標楷體" w:hint="eastAsia"/>
-          <w:sz w:val="28"/>
-          <w:szCs w:val="28"/>
-        </w:rPr>
-        <w:t>《初出城留別》中有</w:t>
-      </w:r>
-      <w:r>
-        <w:rPr>
-          <w:rFonts w:ascii="標楷體" w:eastAsia="標楷體" w:hAnsi="標楷體" w:hint="eastAsia"/>
-          <w:sz w:val="28"/>
-          <w:szCs w:val="28"/>
-        </w:rPr>
-        <w:t>「</w:t>
-      </w:r>
-      <w:r>
-        <w:rPr>
-          <w:rFonts w:ascii="標楷體" w:eastAsia="標楷體" w:hAnsi="標楷體" w:hint="eastAsia"/>
-          <w:sz w:val="28"/>
-          <w:szCs w:val="28"/>
-        </w:rPr>
-        <w:t>我生本無鄉，心安是歸處</w:t>
-      </w:r>
-      <w:r>
-        <w:rPr>
-          <w:rFonts w:ascii="標楷體" w:eastAsia="標楷體" w:hAnsi="標楷體" w:hint="eastAsia"/>
-          <w:sz w:val="28"/>
-          <w:szCs w:val="28"/>
-        </w:rPr>
-        <w:t>」</w:t>
-      </w:r>
-      <w:r>
-        <w:rPr>
-          <w:rFonts w:ascii="標楷體" w:eastAsia="標楷體" w:hAnsi="標楷體" w:hint="eastAsia"/>
-          <w:sz w:val="28"/>
-          <w:szCs w:val="28"/>
-        </w:rPr>
-        <w:t>，《種桃杏》中有</w:t>
-      </w:r>
-      <w:r>
-        <w:rPr>
-          <w:rFonts w:ascii="標楷體" w:eastAsia="標楷體" w:hAnsi="標楷體" w:hint="eastAsia"/>
-          <w:sz w:val="28"/>
-          <w:szCs w:val="28"/>
-        </w:rPr>
-        <w:t>「</w:t>
-      </w:r>
-      <w:r>
-        <w:rPr>
-          <w:rFonts w:ascii="標楷體" w:eastAsia="標楷體" w:hAnsi="標楷體" w:hint="eastAsia"/>
-          <w:sz w:val="28"/>
-          <w:szCs w:val="28"/>
-        </w:rPr>
-        <w:t>無論海角與天涯，大抵心安即是家</w:t>
-      </w:r>
-      <w:r>
-        <w:rPr>
-          <w:rFonts w:ascii="標楷體" w:eastAsia="標楷體" w:hAnsi="標楷體" w:hint="eastAsia"/>
-          <w:sz w:val="28"/>
-          <w:szCs w:val="28"/>
-        </w:rPr>
-        <w:t>」</w:t>
-      </w:r>
-      <w:r>
-        <w:rPr>
-          <w:rFonts w:ascii="標楷體" w:eastAsia="標楷體" w:hAnsi="標楷體" w:hint="eastAsia"/>
-          <w:sz w:val="28"/>
-          <w:szCs w:val="28"/>
-        </w:rPr>
-        <w:t>等語，</w:t>
-      </w:r>
-      <w:r>
-        <w:rPr>
-          <w:rFonts w:ascii="標楷體" w:eastAsia="標楷體" w:hAnsi="標楷體" w:hint="eastAsia"/>
-          <w:sz w:val="28"/>
-          <w:szCs w:val="28"/>
-          <w:u w:val="single"/>
-        </w:rPr>
         <w:t>蘇軾</w:t>
       </w:r>
       <w:r>
@@ -2763,212 +1989,7 @@
           <w:sz w:val="28"/>
           <w:szCs w:val="28"/>
         </w:rPr>
-        <w:t>的</w:t>
-      </w:r>
-      <w:proofErr w:type="gramStart"/>
-      <w:r>
-        <w:rPr>
-          <w:rFonts w:ascii="標楷體" w:eastAsia="標楷體" w:hAnsi="標楷體" w:hint="eastAsia"/>
-          <w:sz w:val="28"/>
-          <w:szCs w:val="28"/>
-        </w:rPr>
-        <w:t>這句詞</w:t>
-      </w:r>
-      <w:proofErr w:type="gramEnd"/>
-      <w:r>
-        <w:rPr>
-          <w:rFonts w:ascii="標楷體" w:eastAsia="標楷體" w:hAnsi="標楷體" w:hint="eastAsia"/>
-          <w:sz w:val="28"/>
-          <w:szCs w:val="28"/>
-        </w:rPr>
-        <w:t>，受</w:t>
-      </w:r>
-      <w:r>
-        <w:rPr>
-          <w:rFonts w:ascii="標楷體" w:eastAsia="標楷體" w:hAnsi="標楷體" w:hint="eastAsia"/>
-          <w:sz w:val="28"/>
-          <w:szCs w:val="28"/>
-          <w:u w:val="single"/>
-        </w:rPr>
-        <w:t>白</w:t>
-      </w:r>
-      <w:r>
-        <w:rPr>
-          <w:rFonts w:ascii="標楷體" w:eastAsia="標楷體" w:hAnsi="標楷體" w:hint="eastAsia"/>
-          <w:sz w:val="28"/>
-          <w:szCs w:val="28"/>
-        </w:rPr>
-        <w:t>詩的啟發，但又明顯地帶有</w:t>
-      </w:r>
-      <w:r>
-        <w:rPr>
-          <w:rFonts w:ascii="標楷體" w:eastAsia="標楷體" w:hAnsi="標楷體" w:hint="eastAsia"/>
-          <w:sz w:val="28"/>
-          <w:szCs w:val="28"/>
-          <w:u w:val="single"/>
-        </w:rPr>
-        <w:t>王鞏</w:t>
-      </w:r>
-      <w:r>
-        <w:rPr>
-          <w:rFonts w:ascii="標楷體" w:eastAsia="標楷體" w:hAnsi="標楷體" w:hint="eastAsia"/>
-          <w:sz w:val="28"/>
-          <w:szCs w:val="28"/>
-        </w:rPr>
-        <w:t>和</w:t>
-      </w:r>
-      <w:proofErr w:type="gramStart"/>
-      <w:r>
-        <w:rPr>
-          <w:rFonts w:ascii="標楷體" w:eastAsia="標楷體" w:hAnsi="標楷體" w:hint="eastAsia"/>
-          <w:sz w:val="28"/>
-          <w:szCs w:val="28"/>
-          <w:u w:val="single"/>
-        </w:rPr>
-        <w:t>柔奴</w:t>
-      </w:r>
-      <w:proofErr w:type="gramEnd"/>
-      <w:r>
-        <w:rPr>
-          <w:rFonts w:ascii="標楷體" w:eastAsia="標楷體" w:hAnsi="標楷體" w:hint="eastAsia"/>
-          <w:sz w:val="28"/>
-          <w:szCs w:val="28"/>
-        </w:rPr>
-        <w:t>遭遇的</w:t>
-      </w:r>
-      <w:r>
-        <w:rPr>
-          <w:rFonts w:ascii="標楷體" w:eastAsia="標楷體" w:hAnsi="標楷體" w:hint="eastAsia"/>
-          <w:b/>
-          <w:bCs/>
-          <w:sz w:val="28"/>
-          <w:szCs w:val="28"/>
-        </w:rPr>
-        <w:t>烙印</w:t>
-      </w:r>
-      <w:r>
-        <w:rPr>
-          <w:rFonts w:ascii="標楷體" w:eastAsia="標楷體" w:hAnsi="標楷體" w:hint="eastAsia"/>
-          <w:sz w:val="28"/>
-          <w:szCs w:val="28"/>
-        </w:rPr>
-        <w:t>，有著詞人的個性特徵，完全是</w:t>
-      </w:r>
-      <w:r>
-        <w:rPr>
-          <w:rFonts w:ascii="標楷體" w:eastAsia="標楷體" w:hAnsi="標楷體" w:hint="eastAsia"/>
-          <w:sz w:val="28"/>
-          <w:szCs w:val="28"/>
-          <w:u w:val="single"/>
-        </w:rPr>
-        <w:t>蘇東坡</w:t>
-      </w:r>
-      <w:r>
-        <w:rPr>
-          <w:rFonts w:ascii="標楷體" w:eastAsia="標楷體" w:hAnsi="標楷體" w:hint="eastAsia"/>
-          <w:sz w:val="28"/>
-          <w:szCs w:val="28"/>
-        </w:rPr>
-        <w:t>式的警語。它</w:t>
-      </w:r>
-      <w:proofErr w:type="gramStart"/>
-      <w:r>
-        <w:rPr>
-          <w:rFonts w:ascii="標楷體" w:eastAsia="標楷體" w:hAnsi="標楷體" w:hint="eastAsia"/>
-          <w:sz w:val="28"/>
-          <w:szCs w:val="28"/>
-        </w:rPr>
-        <w:t>歌頌</w:t>
-      </w:r>
-      <w:r>
-        <w:rPr>
-          <w:rFonts w:ascii="標楷體" w:eastAsia="標楷體" w:hAnsi="標楷體" w:hint="eastAsia"/>
-          <w:sz w:val="28"/>
-          <w:szCs w:val="28"/>
-          <w:u w:val="single"/>
-        </w:rPr>
-        <w:t>柔奴</w:t>
-      </w:r>
-      <w:r>
-        <w:rPr>
-          <w:rFonts w:ascii="標楷體" w:eastAsia="標楷體" w:hAnsi="標楷體" w:hint="eastAsia"/>
-          <w:sz w:val="28"/>
-          <w:szCs w:val="28"/>
-        </w:rPr>
-        <w:t>隨緣</w:t>
-      </w:r>
-      <w:proofErr w:type="gramEnd"/>
-      <w:r>
-        <w:rPr>
-          <w:rFonts w:ascii="標楷體" w:eastAsia="標楷體" w:hAnsi="標楷體" w:hint="eastAsia"/>
-          <w:sz w:val="28"/>
-          <w:szCs w:val="28"/>
-        </w:rPr>
-        <w:t>自適的</w:t>
-      </w:r>
-      <w:proofErr w:type="gramStart"/>
-      <w:r>
-        <w:rPr>
-          <w:rFonts w:ascii="標楷體" w:eastAsia="標楷體" w:hAnsi="標楷體" w:hint="eastAsia"/>
-          <w:sz w:val="28"/>
-          <w:szCs w:val="28"/>
-        </w:rPr>
-        <w:t>曠</w:t>
-      </w:r>
-      <w:proofErr w:type="gramEnd"/>
-      <w:r>
-        <w:rPr>
-          <w:rFonts w:ascii="標楷體" w:eastAsia="標楷體" w:hAnsi="標楷體" w:hint="eastAsia"/>
-          <w:sz w:val="28"/>
-          <w:szCs w:val="28"/>
-        </w:rPr>
-        <w:t>達與樂觀，同時也寄寓著作者自己的人生態度和處世哲學。</w:t>
-      </w:r>
-      <w:r>
-        <w:rPr>
-          <w:rFonts w:ascii="標楷體" w:eastAsia="標楷體" w:hAnsi="標楷體" w:hint="eastAsia"/>
-          <w:sz w:val="28"/>
-          <w:szCs w:val="28"/>
-        </w:rPr>
-        <w:t xml:space="preserve">    </w:t>
-      </w:r>
-    </w:p>
-    <w:p>
-      <w:pPr>
-        <w:spacing w:line="480" w:lineRule="exact"/>
-        <w:rPr>
-          <w:rFonts w:ascii="標楷體" w:eastAsia="標楷體" w:hAnsi="標楷體"/>
-          <w:sz w:val="28"/>
-          <w:szCs w:val="28"/>
-        </w:rPr>
-      </w:pPr>
-      <w:r>
-        <w:rPr>
-          <w:rFonts w:ascii="標楷體" w:eastAsia="標楷體" w:hAnsi="標楷體" w:hint="eastAsia"/>
-          <w:sz w:val="28"/>
-          <w:szCs w:val="28"/>
-        </w:rPr>
-        <w:t>(以上資料出處：</w:t>
-      </w:r>
-      <w:hyperlink r:id="rId9" w:history="1">
-        <w:r>
-          <w:rPr>
-            <w:rStyle w:val="a4"/>
-            <w:rFonts w:ascii="標楷體" w:eastAsia="標楷體" w:hAnsi="標楷體"/>
-            <w:sz w:val="28"/>
-            <w:szCs w:val="28"/>
-          </w:rPr>
-          <w:t>https://bit.ly/43tPq8M</w:t>
-        </w:r>
-      </w:hyperlink>
-      <w:hyperlink r:id="rId10" w:history="1"/>
-      <w:r>
-        <w:rPr>
-          <w:rFonts w:ascii="標楷體" w:eastAsia="標楷體" w:hAnsi="標楷體"/>
-          <w:sz w:val="28"/>
-          <w:szCs w:val="28"/>
-        </w:rPr>
-        <w:t>)</w:t>
+        <w:t>自己的人生胸襟。</w:t>
       </w:r>
     </w:p>
     <w:p>
@@ -2978,23 +1999,6 @@
           <w:rFonts w:ascii="標楷體" w:eastAsia="標楷體" w:hAnsi="標楷體"/>
           <w:sz w:val="36"/>
           <w:szCs w:val="36"/>
-          <w:bdr w:val="single" w:sz="4" w:space="0" w:color="auto"/>
-        </w:rPr>
-        <w:sectPr>
-          <w:pgSz w:w="11906" w:h="16838"/>
-          <w:pgMar w:top="567" w:right="851" w:bottom="567" w:left="851" w:header="567" w:footer="0" w:gutter="0"/>
-          <w:cols w:space="425"/>
-          <w:docGrid w:type="lines" w:linePitch="360"/>
-        </w:sectPr>
-      </w:pPr>
-    </w:p>
-    <w:p>
-      <w:pPr>
-        <w:spacing w:line="440" w:lineRule="exact"/>
-        <w:rPr>
-          <w:rFonts w:ascii="標楷體" w:eastAsia="標楷體" w:hAnsi="標楷體"/>
-          <w:sz w:val="36"/>
-          <w:szCs w:val="36"/>
         </w:rPr>
       </w:pPr>
       <w:r>
@@ -3004,7 +2008,6 @@
           <w:szCs w:val="36"/>
           <w:bdr w:val="single" w:sz="4" w:space="0" w:color="auto"/>
         </w:rPr>
-        <w:lastRenderedPageBreak/>
         <w:t>補充</w:t>
       </w:r>
     </w:p>
@@ -3015,14 +2018,38 @@
           <w:ilvl w:val="0"/>
           <w:numId w:val="5"/>
         </w:numPr>
-        <w:spacing w:line="400" w:lineRule="exact"/>
-        <w:ind w:leftChars="0"/>
+        <w:spacing w:line="480" w:lineRule="exact"/>
+        <w:ind w:leftChars="0" w:left="284" w:hanging="284"/>
         <w:rPr>
           <w:rFonts w:ascii="標楷體" w:eastAsia="標楷體" w:hAnsi="標楷體"/>
           <w:sz w:val="28"/>
           <w:szCs w:val="28"/>
         </w:rPr>
       </w:pPr>
+      <w:r>
+        <w:rPr>
+          <w:rFonts w:ascii="標楷體" w:eastAsia="標楷體" w:hAnsi="標楷體" w:hint="eastAsia"/>
+          <w:sz w:val="28"/>
+          <w:szCs w:val="28"/>
+        </w:rPr>
+        <w:t>隨遇而安</w:t>
+      </w:r>
+      <w:r>
+        <w:rPr>
+          <w:rFonts w:ascii="標楷體" w:eastAsia="標楷體" w:hAnsi="標楷體" w:hint="eastAsia"/>
+          <w:sz w:val="28"/>
+          <w:szCs w:val="28"/>
+        </w:rPr>
+        <w:t>：</w:t>
+      </w:r>
+      <w:r>
+        <w:rPr>
+          <w:rFonts w:ascii="標楷體" w:eastAsia="標楷體" w:hAnsi="標楷體" w:hint="eastAsia"/>
+          <w:sz w:val="28"/>
+          <w:szCs w:val="28"/>
+        </w:rPr>
+        <w:t>能適應所處的環境，不論身在何處，都能安然自在地生活。表現</w:t>
+      </w:r>
       <w:proofErr w:type="gramStart"/>
       <w:r>
         <w:rPr>
@@ -3030,7 +2057,7 @@
           <w:sz w:val="28"/>
           <w:szCs w:val="28"/>
         </w:rPr>
-        <w:t>丰</w:t>
+        <w:t>柔奴不</w:t>
       </w:r>
       <w:proofErr w:type="gramEnd"/>
       <w:r>
@@ -3039,23 +2066,7 @@
           <w:sz w:val="28"/>
           <w:szCs w:val="28"/>
         </w:rPr>
-        <w:t>神</w:t>
-      </w:r>
-      <w:r>
-        <w:rPr>
-          <w:rFonts w:ascii="標楷體" w:eastAsia="標楷體" w:hAnsi="標楷體" w:hint="eastAsia"/>
-          <w:sz w:val="28"/>
-          <w:szCs w:val="28"/>
-        </w:rPr>
-        <w:t>：</w:t>
-      </w:r>
-      <w:r>
-        <w:rPr>
-          <w:rFonts w:ascii="標楷體" w:eastAsia="標楷體" w:hAnsi="標楷體" w:hint="eastAsia"/>
-          <w:sz w:val="28"/>
-          <w:szCs w:val="28"/>
-        </w:rPr>
-        <w:t>風度神態。</w:t>
+        <w:t>受環境限制、內心安定豁達的態度，也呼應「此心安處是吾鄉」的主旨。</w:t>
       </w:r>
     </w:p>
     <w:p>
@@ -3065,14 +2076,38 @@
           <w:ilvl w:val="0"/>
           <w:numId w:val="5"/>
         </w:numPr>
-        <w:spacing w:line="400" w:lineRule="exact"/>
-        <w:ind w:leftChars="0"/>
+        <w:spacing w:line="480" w:lineRule="exact"/>
+        <w:ind w:leftChars="0" w:left="284" w:hanging="284"/>
         <w:rPr>
           <w:rFonts w:ascii="標楷體" w:eastAsia="標楷體" w:hAnsi="標楷體"/>
           <w:sz w:val="28"/>
           <w:szCs w:val="28"/>
         </w:rPr>
       </w:pPr>
+      <w:r>
+        <w:rPr>
+          <w:rFonts w:ascii="標楷體" w:eastAsia="標楷體" w:hAnsi="標楷體" w:hint="eastAsia"/>
+          <w:sz w:val="28"/>
+          <w:szCs w:val="28"/>
+        </w:rPr>
+        <w:t>跋涉</w:t>
+      </w:r>
+      <w:r>
+        <w:rPr>
+          <w:rFonts w:ascii="標楷體" w:eastAsia="標楷體" w:hAnsi="標楷體" w:hint="eastAsia"/>
+          <w:sz w:val="28"/>
+          <w:szCs w:val="28"/>
+        </w:rPr>
+        <w:t>：</w:t>
+      </w:r>
+      <w:r>
+        <w:rPr>
+          <w:rFonts w:ascii="標楷體" w:eastAsia="標楷體" w:hAnsi="標楷體" w:hint="eastAsia"/>
+          <w:sz w:val="28"/>
+          <w:szCs w:val="28"/>
+        </w:rPr>
+        <w:t>長途行走，歷經艱辛地奔波、旅行。用來形容</w:t>
+      </w:r>
       <w:proofErr w:type="gramStart"/>
       <w:r>
         <w:rPr>
@@ -3080,7 +2115,7 @@
           <w:sz w:val="28"/>
           <w:szCs w:val="28"/>
         </w:rPr>
-        <w:t>俊朗</w:t>
+        <w:t>柔奴從</w:t>
       </w:r>
       <w:proofErr w:type="gramEnd"/>
       <w:r>
@@ -3089,15 +2124,7 @@
           <w:sz w:val="28"/>
           <w:szCs w:val="28"/>
         </w:rPr>
-        <w:t>：</w:t>
-      </w:r>
-      <w:r>
-        <w:rPr>
-          <w:rFonts w:ascii="標楷體" w:eastAsia="標楷體" w:hAnsi="標楷體" w:hint="eastAsia"/>
-          <w:sz w:val="28"/>
-          <w:szCs w:val="28"/>
-        </w:rPr>
-        <w:t>相貌英俊、性格開朗灑脫。</w:t>
+        <w:t>嶺南萬里歸來的旅途艱辛，也突顯她面對環境變化仍能保持從容的性情。</w:t>
       </w:r>
     </w:p>
     <w:p>
@@ -3107,8 +2134,8 @@
           <w:ilvl w:val="0"/>
           <w:numId w:val="5"/>
         </w:numPr>
-        <w:spacing w:line="400" w:lineRule="exact"/>
-        <w:ind w:leftChars="0"/>
+        <w:spacing w:line="480" w:lineRule="exact"/>
+        <w:ind w:leftChars="0" w:left="284" w:hanging="284"/>
         <w:rPr>
           <w:rFonts w:ascii="標楷體" w:eastAsia="標楷體" w:hAnsi="標楷體"/>
           <w:sz w:val="28"/>
@@ -3121,67 +2148,23 @@
           <w:sz w:val="28"/>
           <w:szCs w:val="28"/>
         </w:rPr>
-        <w:t>輕妙：</w:t>
-      </w:r>
-      <w:r>
-        <w:rPr>
-          <w:rFonts w:ascii="標楷體" w:eastAsia="標楷體" w:hAnsi="標楷體" w:hint="eastAsia"/>
-          <w:sz w:val="28"/>
-          <w:szCs w:val="28"/>
-        </w:rPr>
-        <w:t>輕盈美妙</w:t>
-      </w:r>
-      <w:r>
-        <w:rPr>
-          <w:rFonts w:ascii="標楷體" w:eastAsia="標楷體" w:hAnsi="標楷體" w:hint="eastAsia"/>
-          <w:sz w:val="28"/>
-          <w:szCs w:val="28"/>
-        </w:rPr>
-        <w:t>。</w:t>
-      </w:r>
-    </w:p>
-    <w:p>
-      <w:pPr>
-        <w:pStyle w:val="a6"/>
-        <w:spacing w:line="400" w:lineRule="exact"/>
-        <w:ind w:leftChars="0"/>
-        <w:rPr>
-          <w:rFonts w:ascii="標楷體" w:eastAsia="標楷體" w:hAnsi="標楷體"/>
-          <w:sz w:val="28"/>
-          <w:szCs w:val="28"/>
-        </w:rPr>
-      </w:pPr>
-      <w:r>
-        <w:rPr>
-          <w:rFonts w:ascii="標楷體" w:eastAsia="標楷體" w:hAnsi="標楷體" w:hint="eastAsia"/>
-          <w:sz w:val="28"/>
-          <w:szCs w:val="28"/>
-        </w:rPr>
-        <w:t>輕盈</w:t>
-      </w:r>
-    </w:p>
-    <w:p>
-      <w:pPr>
-        <w:pStyle w:val="a6"/>
-        <w:numPr>
-          <w:ilvl w:val="0"/>
-          <w:numId w:val="14"/>
-        </w:numPr>
-        <w:spacing w:line="400" w:lineRule="exact"/>
-        <w:ind w:leftChars="0"/>
-        <w:rPr>
-          <w:rFonts w:ascii="標楷體" w:eastAsia="標楷體" w:hAnsi="標楷體"/>
-          <w:sz w:val="28"/>
-          <w:szCs w:val="28"/>
-        </w:rPr>
-      </w:pPr>
-      <w:r>
-        <w:rPr>
-          <w:rFonts w:ascii="標楷體" w:eastAsia="標楷體" w:hAnsi="標楷體" w:hint="eastAsia"/>
-          <w:sz w:val="28"/>
-          <w:szCs w:val="28"/>
-        </w:rPr>
-        <w:t>形容體態</w:t>
+        <w:t>清雅</w:t>
+      </w:r>
+      <w:r>
+        <w:rPr>
+          <w:rFonts w:ascii="標楷體" w:eastAsia="標楷體" w:hAnsi="標楷體" w:hint="eastAsia"/>
+          <w:sz w:val="28"/>
+          <w:szCs w:val="28"/>
+        </w:rPr>
+        <w:t>：</w:t>
+      </w:r>
+      <w:r>
+        <w:rPr>
+          <w:rFonts w:ascii="標楷體" w:eastAsia="標楷體" w:hAnsi="標楷體" w:hint="eastAsia"/>
+          <w:sz w:val="28"/>
+          <w:szCs w:val="28"/>
+        </w:rPr>
+        <w:t>清秀高雅，</w:t>
       </w:r>
       <w:proofErr w:type="gramStart"/>
       <w:r>
@@ -3190,7 +2173,7 @@
           <w:sz w:val="28"/>
           <w:szCs w:val="28"/>
         </w:rPr>
-        <w:t>纖</w:t>
+        <w:t>不</w:t>
       </w:r>
       <w:proofErr w:type="gramEnd"/>
       <w:r>
@@ -3199,31 +2182,25 @@
           <w:sz w:val="28"/>
           <w:szCs w:val="28"/>
         </w:rPr>
-        <w:t>秀，動作輕快。【例】她隨著音樂輕盈起舞。</w:t>
-      </w:r>
-    </w:p>
-    <w:p>
-      <w:pPr>
-        <w:pStyle w:val="a6"/>
-        <w:numPr>
-          <w:ilvl w:val="0"/>
-          <w:numId w:val="14"/>
-        </w:numPr>
-        <w:spacing w:line="400" w:lineRule="exact"/>
-        <w:ind w:leftChars="0"/>
-        <w:rPr>
-          <w:rFonts w:ascii="標楷體" w:eastAsia="標楷體" w:hAnsi="標楷體"/>
-          <w:sz w:val="28"/>
-          <w:szCs w:val="28"/>
-        </w:rPr>
-      </w:pPr>
-      <w:r>
-        <w:rPr>
-          <w:rFonts w:ascii="標楷體" w:eastAsia="標楷體" w:hAnsi="標楷體" w:hint="eastAsia"/>
-          <w:sz w:val="28"/>
-          <w:szCs w:val="28"/>
-        </w:rPr>
-        <w:t>輕鬆愉快。【例】遠處傳來一陣輕盈的笑語。</w:t>
+        <w:t>俗氣。</w:t>
+      </w:r>
+      <w:proofErr w:type="gramStart"/>
+      <w:r>
+        <w:rPr>
+          <w:rFonts w:ascii="標楷體" w:eastAsia="標楷體" w:hAnsi="標楷體" w:hint="eastAsia"/>
+          <w:sz w:val="28"/>
+          <w:szCs w:val="28"/>
+        </w:rPr>
+        <w:t>形容柔奴的</w:t>
+      </w:r>
+      <w:proofErr w:type="gramEnd"/>
+      <w:r>
+        <w:rPr>
+          <w:rFonts w:ascii="標楷體" w:eastAsia="標楷體" w:hAnsi="標楷體" w:hint="eastAsia"/>
+          <w:sz w:val="28"/>
+          <w:szCs w:val="28"/>
+        </w:rPr>
+        <w:t>氣質與形象，不僅外貌美麗，內在也具有淡雅、從容的精神氣質。</w:t>
       </w:r>
     </w:p>
     <w:p>
@@ -3233,8 +2210,8 @@
           <w:ilvl w:val="0"/>
           <w:numId w:val="5"/>
         </w:numPr>
-        <w:spacing w:line="400" w:lineRule="exact"/>
-        <w:ind w:leftChars="0"/>
+        <w:spacing w:line="480" w:lineRule="exact"/>
+        <w:ind w:leftChars="0" w:left="284" w:hanging="284"/>
         <w:rPr>
           <w:rFonts w:ascii="標楷體" w:eastAsia="標楷體" w:hAnsi="標楷體"/>
           <w:sz w:val="28"/>
@@ -3247,7 +2224,59 @@
           <w:sz w:val="28"/>
           <w:szCs w:val="28"/>
         </w:rPr>
-        <w:t>坦然：內心安寧舒泰的樣子。【例】只要問心無愧，就能坦然面對一切。</w:t>
+        <w:t>收束</w:t>
+      </w:r>
+      <w:r>
+        <w:rPr>
+          <w:rFonts w:ascii="標楷體" w:eastAsia="標楷體" w:hAnsi="標楷體" w:hint="eastAsia"/>
+          <w:sz w:val="28"/>
+          <w:szCs w:val="28"/>
+        </w:rPr>
+        <w:t>：</w:t>
+      </w:r>
+      <w:r>
+        <w:rPr>
+          <w:rFonts w:ascii="標楷體" w:eastAsia="標楷體" w:hAnsi="標楷體" w:hint="eastAsia"/>
+          <w:sz w:val="28"/>
+          <w:szCs w:val="28"/>
+        </w:rPr>
+        <w:t>文章或作品在結尾處總結、結束全文。</w:t>
+      </w:r>
+      <w:proofErr w:type="gramStart"/>
+      <w:r>
+        <w:rPr>
+          <w:rFonts w:ascii="標楷體" w:eastAsia="標楷體" w:hAnsi="標楷體" w:hint="eastAsia"/>
+          <w:sz w:val="28"/>
+          <w:szCs w:val="28"/>
+        </w:rPr>
+        <w:t>本詞最後</w:t>
+      </w:r>
+      <w:proofErr w:type="gramEnd"/>
+      <w:r>
+        <w:rPr>
+          <w:rFonts w:ascii="標楷體" w:eastAsia="標楷體" w:hAnsi="標楷體" w:hint="eastAsia"/>
+          <w:sz w:val="28"/>
+          <w:szCs w:val="28"/>
+        </w:rPr>
+        <w:t>以「此心安處是吾鄉」收束，將前面的寫人、寫景提升到人生態度的層次，</w:t>
+      </w:r>
+      <w:proofErr w:type="gramStart"/>
+      <w:r>
+        <w:rPr>
+          <w:rFonts w:ascii="標楷體" w:eastAsia="標楷體" w:hAnsi="標楷體" w:hint="eastAsia"/>
+          <w:sz w:val="28"/>
+          <w:szCs w:val="28"/>
+        </w:rPr>
+        <w:t>使全詞的</w:t>
+      </w:r>
+      <w:proofErr w:type="gramEnd"/>
+      <w:r>
+        <w:rPr>
+          <w:rFonts w:ascii="標楷體" w:eastAsia="標楷體" w:hAnsi="標楷體" w:hint="eastAsia"/>
+          <w:sz w:val="28"/>
+          <w:szCs w:val="28"/>
+        </w:rPr>
+        <w:t>情感與主旨得到完整呈現。</w:t>
       </w:r>
     </w:p>
     <w:p>
@@ -3257,93 +2286,21 @@
           <w:ilvl w:val="0"/>
           <w:numId w:val="5"/>
         </w:numPr>
-        <w:spacing w:line="400" w:lineRule="exact"/>
-        <w:ind w:leftChars="0"/>
-        <w:rPr>
-          <w:rFonts w:ascii="標楷體" w:eastAsia="標楷體" w:hAnsi="標楷體"/>
-          <w:sz w:val="28"/>
-          <w:szCs w:val="28"/>
-        </w:rPr>
-      </w:pPr>
-      <w:r>
-        <w:rPr>
-          <w:rFonts w:ascii="標楷體" w:eastAsia="標楷體" w:hAnsi="標楷體" w:hint="eastAsia"/>
-          <w:sz w:val="28"/>
-          <w:szCs w:val="28"/>
-        </w:rPr>
-        <w:t>簡練</w:t>
-      </w:r>
-    </w:p>
-    <w:p>
-      <w:pPr>
-        <w:pStyle w:val="a6"/>
-        <w:numPr>
-          <w:ilvl w:val="0"/>
-          <w:numId w:val="15"/>
-        </w:numPr>
-        <w:spacing w:line="400" w:lineRule="exact"/>
-        <w:ind w:leftChars="0"/>
-        <w:rPr>
-          <w:rFonts w:ascii="標楷體" w:eastAsia="標楷體" w:hAnsi="標楷體"/>
-          <w:sz w:val="28"/>
-          <w:szCs w:val="28"/>
-        </w:rPr>
-      </w:pPr>
-      <w:r>
-        <w:rPr>
-          <w:rFonts w:ascii="標楷體" w:eastAsia="標楷體" w:hAnsi="標楷體" w:hint="eastAsia"/>
-          <w:sz w:val="28"/>
-          <w:szCs w:val="28"/>
-        </w:rPr>
-        <w:t>精明幹練。【例】她處理事情簡練周到，深具專業潛力。</w:t>
-      </w:r>
-    </w:p>
-    <w:p>
-      <w:pPr>
-        <w:pStyle w:val="a6"/>
-        <w:numPr>
-          <w:ilvl w:val="0"/>
-          <w:numId w:val="15"/>
-        </w:numPr>
-        <w:spacing w:line="400" w:lineRule="exact"/>
-        <w:ind w:leftChars="0"/>
-        <w:rPr>
-          <w:rFonts w:ascii="標楷體" w:eastAsia="標楷體" w:hAnsi="標楷體"/>
-          <w:sz w:val="28"/>
-          <w:szCs w:val="28"/>
-        </w:rPr>
-      </w:pPr>
-      <w:r>
-        <w:rPr>
-          <w:rFonts w:ascii="標楷體" w:eastAsia="標楷體" w:hAnsi="標楷體" w:hint="eastAsia"/>
-          <w:sz w:val="28"/>
-          <w:szCs w:val="28"/>
-        </w:rPr>
-        <w:t>簡明扼要。【例】這篇社論簡練深刻，充分顯示作者的功力。</w:t>
-      </w:r>
-    </w:p>
-    <w:p>
-      <w:pPr>
-        <w:pStyle w:val="a6"/>
-        <w:numPr>
-          <w:ilvl w:val="0"/>
-          <w:numId w:val="5"/>
-        </w:numPr>
-        <w:spacing w:line="400" w:lineRule="exact"/>
-        <w:ind w:leftChars="0"/>
-        <w:rPr>
-          <w:rFonts w:ascii="標楷體" w:eastAsia="標楷體" w:hAnsi="標楷體"/>
-          <w:sz w:val="28"/>
-          <w:szCs w:val="28"/>
-        </w:rPr>
-      </w:pPr>
-      <w:r>
-        <w:rPr>
-          <w:rFonts w:ascii="標楷體" w:eastAsia="標楷體" w:hAnsi="標楷體" w:hint="eastAsia"/>
-          <w:sz w:val="28"/>
-          <w:szCs w:val="28"/>
-        </w:rPr>
-        <w:t>安之若素</w:t>
+        <w:spacing w:line="480" w:lineRule="exact"/>
+        <w:ind w:leftChars="0" w:left="284" w:hanging="284"/>
+        <w:rPr>
+          <w:rFonts w:ascii="標楷體" w:eastAsia="標楷體" w:hAnsi="標楷體" w:hint="eastAsia"/>
+          <w:sz w:val="28"/>
+          <w:szCs w:val="28"/>
+        </w:rPr>
+      </w:pPr>
+      <w:r>
+        <w:rPr>
+          <w:rFonts w:ascii="標楷體" w:eastAsia="標楷體" w:hAnsi="標楷體" w:hint="eastAsia"/>
+          <w:sz w:val="28"/>
+          <w:szCs w:val="28"/>
+        </w:rPr>
+        <w:t>人生哲理</w:t>
       </w:r>
       <w:r>
         <w:rPr>
@@ -3359,7 +2316,23 @@
           <w:sz w:val="28"/>
           <w:szCs w:val="28"/>
         </w:rPr>
-        <w:t>安然處之，毫不在意。也作「甘</w:t>
+        <w:t>從人生經歷中體會出的道理與智慧。</w:t>
+      </w:r>
+      <w:r>
+        <w:rPr>
+          <w:rFonts w:ascii="標楷體" w:eastAsia="標楷體" w:hAnsi="標楷體" w:hint="eastAsia"/>
+          <w:sz w:val="28"/>
+          <w:szCs w:val="28"/>
+        </w:rPr>
+        <w:t>指</w:t>
+      </w:r>
+      <w:r>
+        <w:rPr>
+          <w:rFonts w:ascii="標楷體" w:eastAsia="標楷體" w:hAnsi="標楷體" w:hint="eastAsia"/>
+          <w:sz w:val="28"/>
+          <w:szCs w:val="28"/>
+        </w:rPr>
+        <w:t>外在環境並不能決定</w:t>
       </w:r>
       <w:proofErr w:type="gramStart"/>
       <w:r>
@@ -3368,7 +2341,7 @@
           <w:sz w:val="28"/>
           <w:szCs w:val="28"/>
         </w:rPr>
-        <w:t>之若素</w:t>
+        <w:t>一</w:t>
       </w:r>
       <w:proofErr w:type="gramEnd"/>
       <w:r>
@@ -3377,1067 +2350,11 @@
           <w:sz w:val="28"/>
           <w:szCs w:val="28"/>
         </w:rPr>
-        <w:t>」。</w:t>
-      </w:r>
-    </w:p>
-    <w:p>
-      <w:pPr>
-        <w:pStyle w:val="a6"/>
-        <w:spacing w:line="400" w:lineRule="exact"/>
-        <w:ind w:leftChars="0"/>
-        <w:rPr>
-          <w:rFonts w:ascii="標楷體" w:eastAsia="標楷體" w:hAnsi="標楷體"/>
-          <w:sz w:val="28"/>
-          <w:szCs w:val="28"/>
-        </w:rPr>
-      </w:pPr>
-      <w:r>
-        <w:rPr>
-          <w:rFonts w:ascii="標楷體" w:eastAsia="標楷體" w:hAnsi="標楷體" w:hint="eastAsia"/>
-          <w:sz w:val="28"/>
-          <w:szCs w:val="28"/>
-        </w:rPr>
-        <w:t>【例】他任職多年，對上司吹毛求疵的壞脾氣，早已安之若素，</w:t>
-      </w:r>
-      <w:proofErr w:type="gramStart"/>
-      <w:r>
-        <w:rPr>
-          <w:rFonts w:ascii="標楷體" w:eastAsia="標楷體" w:hAnsi="標楷體" w:hint="eastAsia"/>
-          <w:sz w:val="28"/>
-          <w:szCs w:val="28"/>
-        </w:rPr>
-        <w:t>不</w:t>
-      </w:r>
-      <w:proofErr w:type="gramEnd"/>
-      <w:r>
-        <w:rPr>
-          <w:rFonts w:ascii="標楷體" w:eastAsia="標楷體" w:hAnsi="標楷體" w:hint="eastAsia"/>
-          <w:sz w:val="28"/>
-          <w:szCs w:val="28"/>
-        </w:rPr>
-        <w:t>感驚訝。</w:t>
-      </w:r>
-    </w:p>
-    <w:p>
-      <w:pPr>
-        <w:pStyle w:val="a6"/>
-        <w:spacing w:line="400" w:lineRule="exact"/>
-        <w:ind w:leftChars="0"/>
-        <w:rPr>
-          <w:rFonts w:ascii="標楷體" w:eastAsia="標楷體" w:hAnsi="標楷體"/>
-          <w:sz w:val="28"/>
-          <w:szCs w:val="28"/>
-        </w:rPr>
-      </w:pPr>
-      <w:r>
-        <w:rPr>
-          <w:rFonts w:ascii="標楷體" w:eastAsia="標楷體" w:hAnsi="標楷體" w:hint="eastAsia"/>
-          <w:sz w:val="28"/>
-          <w:szCs w:val="28"/>
-        </w:rPr>
-        <w:t>吹毛求疵</w:t>
-      </w:r>
-      <w:r>
-        <w:rPr>
-          <w:rFonts w:ascii="標楷體" w:eastAsia="標楷體" w:hAnsi="標楷體" w:hint="eastAsia"/>
-          <w:sz w:val="28"/>
-          <w:szCs w:val="28"/>
-        </w:rPr>
-        <w:t>(</w:t>
-      </w:r>
-      <w:proofErr w:type="gramStart"/>
-      <w:r>
-        <w:rPr>
-          <w:rFonts w:ascii="標楷體" w:eastAsia="標楷體" w:hAnsi="標楷體" w:hint="eastAsia"/>
-          <w:color w:val="FF0000"/>
-          <w:sz w:val="16"/>
-          <w:szCs w:val="16"/>
-        </w:rPr>
-        <w:t>ㄘ</w:t>
-      </w:r>
-      <w:proofErr w:type="gramEnd"/>
-      <w:r>
-        <w:rPr>
-          <w:rFonts w:ascii="標楷體" w:eastAsia="標楷體" w:hAnsi="標楷體" w:hint="eastAsia"/>
-          <w:sz w:val="28"/>
-          <w:szCs w:val="28"/>
-        </w:rPr>
-        <w:t>)：</w:t>
-      </w:r>
-      <w:proofErr w:type="gramStart"/>
-      <w:r>
-        <w:rPr>
-          <w:rFonts w:ascii="標楷體" w:eastAsia="標楷體" w:hAnsi="標楷體" w:hint="eastAsia"/>
-          <w:sz w:val="28"/>
-          <w:szCs w:val="28"/>
-        </w:rPr>
-        <w:t>吹開皮上</w:t>
-      </w:r>
-      <w:proofErr w:type="gramEnd"/>
-      <w:r>
-        <w:rPr>
-          <w:rFonts w:ascii="標楷體" w:eastAsia="標楷體" w:hAnsi="標楷體" w:hint="eastAsia"/>
-          <w:sz w:val="28"/>
-          <w:szCs w:val="28"/>
-        </w:rPr>
-        <w:t>的毛，尋找裡面的小毛病。比喻刻意挑剔過失或缺點。</w:t>
-      </w:r>
-    </w:p>
-    <w:p>
-      <w:pPr>
-        <w:pStyle w:val="a6"/>
-        <w:numPr>
-          <w:ilvl w:val="0"/>
-          <w:numId w:val="5"/>
-        </w:numPr>
-        <w:spacing w:line="400" w:lineRule="exact"/>
-        <w:ind w:leftChars="0"/>
-        <w:rPr>
-          <w:rFonts w:ascii="標楷體" w:eastAsia="標楷體" w:hAnsi="標楷體"/>
-          <w:sz w:val="28"/>
-          <w:szCs w:val="28"/>
-        </w:rPr>
-      </w:pPr>
-      <w:r>
-        <w:rPr>
-          <w:rFonts w:ascii="標楷體" w:eastAsia="標楷體" w:hAnsi="標楷體" w:hint="eastAsia"/>
-          <w:sz w:val="28"/>
-          <w:szCs w:val="28"/>
-        </w:rPr>
-        <w:t>隨遇而安：能安於所處的環境。【例】智者處逆境而能隨遇而安。</w:t>
-      </w:r>
-    </w:p>
-    <w:p>
-      <w:pPr>
-        <w:pStyle w:val="a6"/>
-        <w:numPr>
-          <w:ilvl w:val="0"/>
-          <w:numId w:val="5"/>
-        </w:numPr>
-        <w:spacing w:line="400" w:lineRule="exact"/>
-        <w:ind w:leftChars="0"/>
-        <w:rPr>
-          <w:rFonts w:ascii="標楷體" w:eastAsia="標楷體" w:hAnsi="標楷體"/>
-          <w:sz w:val="28"/>
-          <w:szCs w:val="28"/>
-        </w:rPr>
-      </w:pPr>
-      <w:r>
-        <w:rPr>
-          <w:rFonts w:ascii="標楷體" w:eastAsia="標楷體" w:hAnsi="標楷體" w:hint="eastAsia"/>
-          <w:sz w:val="28"/>
-          <w:szCs w:val="28"/>
-        </w:rPr>
-        <w:t>晶瑩</w:t>
-      </w:r>
-      <w:r>
-        <w:rPr>
-          <w:rFonts w:ascii="標楷體" w:eastAsia="標楷體" w:hAnsi="標楷體" w:hint="eastAsia"/>
-          <w:sz w:val="28"/>
-          <w:szCs w:val="28"/>
-        </w:rPr>
-        <w:t>：</w:t>
-      </w:r>
-      <w:r>
-        <w:rPr>
-          <w:rFonts w:ascii="標楷體" w:eastAsia="標楷體" w:hAnsi="標楷體" w:hint="eastAsia"/>
-          <w:sz w:val="28"/>
-          <w:szCs w:val="28"/>
-        </w:rPr>
-        <w:t>明亮透</w:t>
-      </w:r>
-      <w:proofErr w:type="gramStart"/>
-      <w:r>
-        <w:rPr>
-          <w:rFonts w:ascii="標楷體" w:eastAsia="標楷體" w:hAnsi="標楷體" w:hint="eastAsia"/>
-          <w:sz w:val="28"/>
-          <w:szCs w:val="28"/>
-        </w:rPr>
-        <w:t>澈</w:t>
-      </w:r>
-      <w:proofErr w:type="gramEnd"/>
-      <w:r>
-        <w:rPr>
-          <w:rFonts w:ascii="標楷體" w:eastAsia="標楷體" w:hAnsi="標楷體" w:hint="eastAsia"/>
-          <w:sz w:val="28"/>
-          <w:szCs w:val="28"/>
-        </w:rPr>
-        <w:t>。</w:t>
-      </w:r>
-    </w:p>
-    <w:p>
-      <w:pPr>
-        <w:pStyle w:val="a6"/>
-        <w:numPr>
-          <w:ilvl w:val="0"/>
-          <w:numId w:val="5"/>
-        </w:numPr>
-        <w:spacing w:line="400" w:lineRule="exact"/>
-        <w:ind w:leftChars="0"/>
-        <w:rPr>
-          <w:rFonts w:ascii="標楷體" w:eastAsia="標楷體" w:hAnsi="標楷體"/>
-          <w:sz w:val="28"/>
-          <w:szCs w:val="28"/>
-        </w:rPr>
-      </w:pPr>
-      <w:r>
-        <w:rPr>
-          <w:rFonts w:ascii="標楷體" w:eastAsia="標楷體" w:hAnsi="標楷體" w:hint="eastAsia"/>
-          <w:sz w:val="28"/>
-          <w:szCs w:val="28"/>
-        </w:rPr>
-        <w:t>俊秀</w:t>
-      </w:r>
-      <w:r>
-        <w:rPr>
-          <w:rFonts w:ascii="標楷體" w:eastAsia="標楷體" w:hAnsi="標楷體" w:hint="eastAsia"/>
-          <w:sz w:val="28"/>
-          <w:szCs w:val="28"/>
-        </w:rPr>
-        <w:t>：</w:t>
-      </w:r>
-      <w:r>
-        <w:rPr>
-          <w:rFonts w:ascii="標楷體" w:eastAsia="標楷體" w:hAnsi="標楷體" w:hint="eastAsia"/>
-          <w:sz w:val="28"/>
-          <w:szCs w:val="28"/>
-        </w:rPr>
-        <w:t>才智出眾的人</w:t>
-      </w:r>
-      <w:r>
-        <w:rPr>
-          <w:rFonts w:ascii="標楷體" w:eastAsia="標楷體" w:hAnsi="標楷體" w:hint="eastAsia"/>
-          <w:sz w:val="28"/>
-          <w:szCs w:val="28"/>
-        </w:rPr>
-        <w:t>；</w:t>
-      </w:r>
-      <w:r>
-        <w:rPr>
-          <w:rFonts w:ascii="標楷體" w:eastAsia="標楷體" w:hAnsi="標楷體" w:hint="eastAsia"/>
-          <w:sz w:val="28"/>
-          <w:szCs w:val="28"/>
-        </w:rPr>
-        <w:t>容貌秀美。</w:t>
-      </w:r>
-    </w:p>
-    <w:p>
-      <w:pPr>
-        <w:pStyle w:val="a6"/>
-        <w:numPr>
-          <w:ilvl w:val="0"/>
-          <w:numId w:val="5"/>
-        </w:numPr>
-        <w:spacing w:line="400" w:lineRule="exact"/>
-        <w:ind w:leftChars="0"/>
-        <w:rPr>
-          <w:rFonts w:ascii="標楷體" w:eastAsia="標楷體" w:hAnsi="標楷體"/>
-          <w:sz w:val="28"/>
-          <w:szCs w:val="28"/>
-        </w:rPr>
-      </w:pPr>
-      <w:proofErr w:type="gramStart"/>
-      <w:r>
-        <w:rPr>
-          <w:rFonts w:ascii="標楷體" w:eastAsia="標楷體" w:hAnsi="標楷體" w:hint="eastAsia"/>
-          <w:sz w:val="28"/>
-          <w:szCs w:val="28"/>
-        </w:rPr>
-        <w:t>芳潔</w:t>
-      </w:r>
-      <w:proofErr w:type="gramEnd"/>
-      <w:r>
-        <w:rPr>
-          <w:rFonts w:ascii="標楷體" w:eastAsia="標楷體" w:hAnsi="標楷體" w:hint="eastAsia"/>
-          <w:sz w:val="28"/>
-          <w:szCs w:val="28"/>
-        </w:rPr>
-        <w:t>：芳香、潔白。</w:t>
-      </w:r>
-    </w:p>
-    <w:p>
-      <w:pPr>
-        <w:pStyle w:val="a6"/>
-        <w:numPr>
-          <w:ilvl w:val="0"/>
-          <w:numId w:val="5"/>
-        </w:numPr>
-        <w:spacing w:line="400" w:lineRule="exact"/>
-        <w:ind w:leftChars="0"/>
-        <w:rPr>
-          <w:rFonts w:ascii="標楷體" w:eastAsia="標楷體" w:hAnsi="標楷體"/>
-          <w:sz w:val="28"/>
-          <w:szCs w:val="28"/>
-        </w:rPr>
-      </w:pPr>
-      <w:r>
-        <w:rPr>
-          <w:rFonts w:ascii="標楷體" w:eastAsia="標楷體" w:hAnsi="標楷體" w:hint="eastAsia"/>
-          <w:sz w:val="28"/>
-          <w:szCs w:val="28"/>
-        </w:rPr>
-        <w:t>超然：</w:t>
-      </w:r>
-      <w:r>
-        <w:rPr>
-          <w:rFonts w:ascii="標楷體" w:eastAsia="標楷體" w:hAnsi="標楷體" w:hint="eastAsia"/>
-          <w:sz w:val="28"/>
-          <w:szCs w:val="28"/>
-        </w:rPr>
-        <w:t>超脫的樣子。</w:t>
-      </w:r>
-    </w:p>
-    <w:p>
-      <w:pPr>
-        <w:pStyle w:val="a6"/>
-        <w:numPr>
-          <w:ilvl w:val="0"/>
-          <w:numId w:val="5"/>
-        </w:numPr>
-        <w:spacing w:line="400" w:lineRule="exact"/>
-        <w:ind w:leftChars="0"/>
-        <w:rPr>
-          <w:rFonts w:ascii="標楷體" w:eastAsia="標楷體" w:hAnsi="標楷體"/>
-          <w:sz w:val="28"/>
-          <w:szCs w:val="28"/>
-        </w:rPr>
-      </w:pPr>
-      <w:proofErr w:type="gramStart"/>
-      <w:r>
-        <w:rPr>
-          <w:rFonts w:ascii="標楷體" w:eastAsia="標楷體" w:hAnsi="標楷體" w:hint="eastAsia"/>
-          <w:sz w:val="28"/>
-          <w:szCs w:val="28"/>
-        </w:rPr>
-        <w:t>曠</w:t>
-      </w:r>
-      <w:proofErr w:type="gramEnd"/>
-      <w:r>
-        <w:rPr>
-          <w:rFonts w:ascii="標楷體" w:eastAsia="標楷體" w:hAnsi="標楷體" w:hint="eastAsia"/>
-          <w:sz w:val="28"/>
-          <w:szCs w:val="28"/>
-        </w:rPr>
-        <w:t>放</w:t>
-      </w:r>
-      <w:r>
-        <w:rPr>
-          <w:rFonts w:ascii="標楷體" w:eastAsia="標楷體" w:hAnsi="標楷體" w:hint="eastAsia"/>
-          <w:sz w:val="28"/>
-          <w:szCs w:val="28"/>
-        </w:rPr>
-        <w:t>：</w:t>
-      </w:r>
-      <w:r>
-        <w:rPr>
-          <w:rFonts w:ascii="標楷體" w:eastAsia="標楷體" w:hAnsi="標楷體" w:hint="eastAsia"/>
-          <w:sz w:val="28"/>
-          <w:szCs w:val="28"/>
-        </w:rPr>
-        <w:t>言行豁達豪放。</w:t>
-      </w:r>
-    </w:p>
-    <w:p>
-      <w:pPr>
-        <w:pStyle w:val="a6"/>
-        <w:numPr>
-          <w:ilvl w:val="0"/>
-          <w:numId w:val="5"/>
-        </w:numPr>
-        <w:spacing w:line="400" w:lineRule="exact"/>
-        <w:ind w:leftChars="0"/>
-        <w:rPr>
-          <w:rFonts w:ascii="標楷體" w:eastAsia="標楷體" w:hAnsi="標楷體"/>
-          <w:sz w:val="28"/>
-          <w:szCs w:val="28"/>
-        </w:rPr>
-      </w:pPr>
-      <w:r>
-        <w:rPr>
-          <w:rFonts w:ascii="標楷體" w:eastAsia="標楷體" w:hAnsi="標楷體" w:hint="eastAsia"/>
-          <w:sz w:val="28"/>
-          <w:szCs w:val="28"/>
-        </w:rPr>
-        <w:t>恬靜：淡泊安靜。【例】他過慣了恬靜的生活，不喜歡都市忙亂的步調。</w:t>
-      </w:r>
-    </w:p>
-    <w:p>
-      <w:pPr>
-        <w:pStyle w:val="a6"/>
-        <w:numPr>
-          <w:ilvl w:val="0"/>
-          <w:numId w:val="5"/>
-        </w:numPr>
-        <w:spacing w:line="400" w:lineRule="exact"/>
-        <w:ind w:leftChars="0"/>
-        <w:rPr>
-          <w:rFonts w:ascii="標楷體" w:eastAsia="標楷體" w:hAnsi="標楷體"/>
-          <w:sz w:val="28"/>
-          <w:szCs w:val="28"/>
-        </w:rPr>
-      </w:pPr>
-      <w:r>
-        <w:rPr>
-          <w:rFonts w:ascii="標楷體" w:eastAsia="標楷體" w:hAnsi="標楷體" w:hint="eastAsia"/>
-          <w:sz w:val="28"/>
-          <w:szCs w:val="28"/>
-        </w:rPr>
-        <w:t>安詳：平靜祥和。【例】</w:t>
-      </w:r>
-      <w:proofErr w:type="gramStart"/>
-      <w:r>
-        <w:rPr>
-          <w:rFonts w:ascii="標楷體" w:eastAsia="標楷體" w:hAnsi="標楷體" w:hint="eastAsia"/>
-          <w:sz w:val="28"/>
-          <w:szCs w:val="28"/>
-        </w:rPr>
-        <w:t>沉</w:t>
-      </w:r>
-      <w:proofErr w:type="gramEnd"/>
-      <w:r>
-        <w:rPr>
-          <w:rFonts w:ascii="標楷體" w:eastAsia="標楷體" w:hAnsi="標楷體" w:hint="eastAsia"/>
-          <w:sz w:val="28"/>
-          <w:szCs w:val="28"/>
-        </w:rPr>
-        <w:t>睡中的她面容安詳，宛如一位天使。</w:t>
-      </w:r>
-    </w:p>
-    <w:p>
-      <w:pPr>
-        <w:pStyle w:val="a6"/>
-        <w:numPr>
-          <w:ilvl w:val="0"/>
-          <w:numId w:val="5"/>
-        </w:numPr>
-        <w:spacing w:line="400" w:lineRule="exact"/>
-        <w:ind w:leftChars="0"/>
-        <w:rPr>
-          <w:rFonts w:ascii="標楷體" w:eastAsia="標楷體" w:hAnsi="標楷體"/>
-          <w:sz w:val="28"/>
-          <w:szCs w:val="28"/>
-        </w:rPr>
-      </w:pPr>
-      <w:r>
-        <w:rPr>
-          <w:rFonts w:ascii="標楷體" w:eastAsia="標楷體" w:hAnsi="標楷體" w:hint="eastAsia"/>
-          <w:sz w:val="28"/>
-          <w:szCs w:val="28"/>
-        </w:rPr>
-        <w:t>甘之如飴</w:t>
-      </w:r>
-      <w:r>
-        <w:rPr>
-          <w:rFonts w:ascii="標楷體" w:eastAsia="標楷體" w:hAnsi="標楷體" w:hint="eastAsia"/>
-          <w:sz w:val="28"/>
-          <w:szCs w:val="28"/>
-        </w:rPr>
-        <w:t>(</w:t>
-      </w:r>
-      <w:proofErr w:type="gramStart"/>
-      <w:r>
-        <w:rPr>
-          <w:rFonts w:ascii="標楷體" w:eastAsia="標楷體" w:hAnsi="標楷體" w:hint="eastAsia"/>
-          <w:color w:val="FF0000"/>
-          <w:sz w:val="16"/>
-          <w:szCs w:val="16"/>
-        </w:rPr>
-        <w:t>ㄧˊ</w:t>
-      </w:r>
-      <w:proofErr w:type="gramEnd"/>
-      <w:r>
-        <w:rPr>
-          <w:rFonts w:ascii="標楷體" w:eastAsia="標楷體" w:hAnsi="標楷體" w:hint="eastAsia"/>
-          <w:sz w:val="28"/>
-          <w:szCs w:val="28"/>
-        </w:rPr>
-        <w:t>)：</w:t>
-      </w:r>
-      <w:r>
-        <w:rPr>
-          <w:rFonts w:ascii="標楷體" w:eastAsia="標楷體" w:hAnsi="標楷體" w:hint="eastAsia"/>
-          <w:sz w:val="28"/>
-          <w:szCs w:val="28"/>
-        </w:rPr>
-        <w:t>比喻樂意承擔艱苦的事情，或處於困境卻能甘心忍受。</w:t>
-      </w:r>
-    </w:p>
-    <w:p>
-      <w:pPr>
-        <w:pStyle w:val="a6"/>
-        <w:spacing w:line="400" w:lineRule="exact"/>
-        <w:ind w:leftChars="0"/>
-        <w:rPr>
-          <w:rFonts w:ascii="標楷體" w:eastAsia="標楷體" w:hAnsi="標楷體"/>
-          <w:sz w:val="28"/>
-          <w:szCs w:val="28"/>
-        </w:rPr>
-      </w:pPr>
-      <w:r>
-        <w:rPr>
-          <w:rFonts w:ascii="標楷體" w:eastAsia="標楷體" w:hAnsi="標楷體" w:hint="eastAsia"/>
-          <w:sz w:val="28"/>
-          <w:szCs w:val="28"/>
-        </w:rPr>
-        <w:t>【例】雖然半工半讀很辛苦，他卻甘之如飴。</w:t>
-      </w:r>
-    </w:p>
-    <w:p>
-      <w:pPr>
-        <w:pStyle w:val="a6"/>
-        <w:numPr>
-          <w:ilvl w:val="0"/>
-          <w:numId w:val="5"/>
-        </w:numPr>
-        <w:spacing w:line="400" w:lineRule="exact"/>
-        <w:ind w:leftChars="0"/>
-        <w:rPr>
-          <w:rFonts w:ascii="標楷體" w:eastAsia="標楷體" w:hAnsi="標楷體"/>
-          <w:sz w:val="28"/>
-          <w:szCs w:val="28"/>
-        </w:rPr>
-      </w:pPr>
-      <w:r>
-        <w:rPr>
-          <w:rFonts w:ascii="標楷體" w:eastAsia="標楷體" w:hAnsi="標楷體" w:hint="eastAsia"/>
-          <w:sz w:val="28"/>
-          <w:szCs w:val="28"/>
-        </w:rPr>
-        <w:t>履險如夷：</w:t>
-      </w:r>
-      <w:proofErr w:type="gramStart"/>
-      <w:r>
-        <w:rPr>
-          <w:rFonts w:ascii="標楷體" w:eastAsia="標楷體" w:hAnsi="標楷體" w:hint="eastAsia"/>
-          <w:sz w:val="28"/>
-          <w:szCs w:val="28"/>
-        </w:rPr>
-        <w:t>指走危險</w:t>
-      </w:r>
-      <w:proofErr w:type="gramEnd"/>
-      <w:r>
-        <w:rPr>
-          <w:rFonts w:ascii="標楷體" w:eastAsia="標楷體" w:hAnsi="標楷體" w:hint="eastAsia"/>
-          <w:sz w:val="28"/>
-          <w:szCs w:val="28"/>
-        </w:rPr>
-        <w:t>的路像是平地一樣。比喻人在艱難環境中，奮不顧身，沉著應付。履，行走；夷，平坦、平安。</w:t>
-      </w:r>
-    </w:p>
-    <w:p>
-      <w:pPr>
-        <w:pStyle w:val="a6"/>
-        <w:spacing w:line="400" w:lineRule="exact"/>
-        <w:ind w:leftChars="0"/>
-        <w:rPr>
-          <w:rFonts w:ascii="標楷體" w:eastAsia="標楷體" w:hAnsi="標楷體"/>
-          <w:sz w:val="28"/>
-          <w:szCs w:val="28"/>
-        </w:rPr>
-      </w:pPr>
-      <w:r>
-        <w:rPr>
-          <w:rFonts w:ascii="標楷體" w:eastAsia="標楷體" w:hAnsi="標楷體" w:hint="eastAsia"/>
-          <w:sz w:val="28"/>
-          <w:szCs w:val="28"/>
-        </w:rPr>
-        <w:t>【例】那位特技人員在高空中走鋼絲，卻神色自若，履險如夷。</w:t>
-      </w:r>
-    </w:p>
-    <w:p>
-      <w:pPr>
-        <w:pStyle w:val="a6"/>
-        <w:numPr>
-          <w:ilvl w:val="0"/>
-          <w:numId w:val="5"/>
-        </w:numPr>
-        <w:spacing w:line="400" w:lineRule="exact"/>
-        <w:ind w:leftChars="0"/>
-        <w:rPr>
-          <w:rFonts w:ascii="標楷體" w:eastAsia="標楷體" w:hAnsi="標楷體"/>
-          <w:sz w:val="28"/>
-          <w:szCs w:val="28"/>
-        </w:rPr>
-      </w:pPr>
-      <w:proofErr w:type="gramStart"/>
-      <w:r>
-        <w:rPr>
-          <w:rFonts w:ascii="標楷體" w:eastAsia="標楷體" w:hAnsi="標楷體" w:hint="eastAsia"/>
-          <w:sz w:val="28"/>
-          <w:szCs w:val="28"/>
-        </w:rPr>
-        <w:t>傲霜鬥雪</w:t>
-      </w:r>
-      <w:proofErr w:type="gramEnd"/>
-      <w:r>
-        <w:rPr>
-          <w:rFonts w:ascii="標楷體" w:eastAsia="標楷體" w:hAnsi="標楷體" w:hint="eastAsia"/>
-          <w:sz w:val="28"/>
-          <w:szCs w:val="28"/>
-        </w:rPr>
-        <w:t>：</w:t>
-      </w:r>
-      <w:r>
-        <w:rPr>
-          <w:rFonts w:ascii="標楷體" w:eastAsia="標楷體" w:hAnsi="標楷體" w:hint="eastAsia"/>
-          <w:sz w:val="28"/>
-          <w:szCs w:val="28"/>
-        </w:rPr>
-        <w:t>比喻雖處逆境，亦能堅貞不屈。如：「他在這場戰役中，展現出</w:t>
-      </w:r>
-      <w:proofErr w:type="gramStart"/>
-      <w:r>
-        <w:rPr>
-          <w:rFonts w:ascii="標楷體" w:eastAsia="標楷體" w:hAnsi="標楷體" w:hint="eastAsia"/>
-          <w:sz w:val="28"/>
-          <w:szCs w:val="28"/>
-        </w:rPr>
-        <w:t>傲霜鬥雪</w:t>
-      </w:r>
-      <w:proofErr w:type="gramEnd"/>
-      <w:r>
-        <w:rPr>
-          <w:rFonts w:ascii="標楷體" w:eastAsia="標楷體" w:hAnsi="標楷體" w:hint="eastAsia"/>
-          <w:sz w:val="28"/>
-          <w:szCs w:val="28"/>
-        </w:rPr>
-        <w:t>的毅力。」</w:t>
-      </w:r>
-    </w:p>
-    <w:p>
-      <w:pPr>
-        <w:pStyle w:val="a6"/>
-        <w:numPr>
-          <w:ilvl w:val="0"/>
-          <w:numId w:val="5"/>
-        </w:numPr>
-        <w:spacing w:line="400" w:lineRule="exact"/>
-        <w:ind w:leftChars="0"/>
-        <w:rPr>
-          <w:rFonts w:ascii="標楷體" w:eastAsia="標楷體" w:hAnsi="標楷體"/>
-          <w:sz w:val="28"/>
-          <w:szCs w:val="28"/>
-        </w:rPr>
-      </w:pPr>
-      <w:r>
-        <w:rPr>
-          <w:rFonts w:ascii="標楷體" w:eastAsia="標楷體" w:hAnsi="標楷體" w:hint="eastAsia"/>
-          <w:sz w:val="28"/>
-          <w:szCs w:val="28"/>
-        </w:rPr>
-        <w:t>鏗鏘</w:t>
-      </w:r>
-      <w:r>
-        <w:rPr>
-          <w:rFonts w:ascii="標楷體" w:eastAsia="標楷體" w:hAnsi="標楷體" w:hint="eastAsia"/>
-          <w:sz w:val="28"/>
-          <w:szCs w:val="28"/>
-        </w:rPr>
-        <w:t>(</w:t>
-      </w:r>
-      <w:proofErr w:type="gramStart"/>
-      <w:r>
-        <w:rPr>
-          <w:rFonts w:ascii="標楷體" w:eastAsia="標楷體" w:hAnsi="標楷體" w:hint="eastAsia"/>
-          <w:color w:val="FF0000"/>
-          <w:sz w:val="16"/>
-          <w:szCs w:val="16"/>
-        </w:rPr>
-        <w:t>ㄎㄥ</w:t>
-      </w:r>
-      <w:proofErr w:type="gramEnd"/>
-      <w:r>
-        <w:rPr>
-          <w:rFonts w:ascii="標楷體" w:eastAsia="標楷體" w:hAnsi="標楷體" w:hint="eastAsia"/>
-          <w:color w:val="FF0000"/>
-          <w:sz w:val="16"/>
-          <w:szCs w:val="16"/>
-        </w:rPr>
-        <w:t xml:space="preserve"> </w:t>
-      </w:r>
-      <w:proofErr w:type="gramStart"/>
-      <w:r>
-        <w:rPr>
-          <w:rFonts w:ascii="標楷體" w:eastAsia="標楷體" w:hAnsi="標楷體" w:hint="eastAsia"/>
-          <w:color w:val="FF0000"/>
-          <w:sz w:val="16"/>
-          <w:szCs w:val="16"/>
-        </w:rPr>
-        <w:t>ㄑㄧㄤ</w:t>
-      </w:r>
-      <w:proofErr w:type="gramEnd"/>
-      <w:r>
-        <w:rPr>
-          <w:rFonts w:ascii="標楷體" w:eastAsia="標楷體" w:hAnsi="標楷體" w:hint="eastAsia"/>
-          <w:sz w:val="28"/>
-          <w:szCs w:val="28"/>
-        </w:rPr>
-        <w:t>)</w:t>
-      </w:r>
-      <w:r>
-        <w:rPr>
-          <w:rFonts w:ascii="標楷體" w:eastAsia="標楷體" w:hAnsi="標楷體" w:hint="eastAsia"/>
-          <w:sz w:val="28"/>
-          <w:szCs w:val="28"/>
-        </w:rPr>
-        <w:t>：形容聲音清脆響亮。</w:t>
-      </w:r>
-    </w:p>
-    <w:p>
-      <w:pPr>
-        <w:pStyle w:val="a6"/>
-        <w:spacing w:line="400" w:lineRule="exact"/>
-        <w:ind w:leftChars="0"/>
-        <w:rPr>
-          <w:rFonts w:ascii="標楷體" w:eastAsia="標楷體" w:hAnsi="標楷體"/>
-          <w:sz w:val="28"/>
-          <w:szCs w:val="28"/>
-        </w:rPr>
-      </w:pPr>
-      <w:r>
-        <w:rPr>
-          <w:rFonts w:ascii="標楷體" w:eastAsia="標楷體" w:hAnsi="標楷體" w:hint="eastAsia"/>
-          <w:sz w:val="28"/>
-          <w:szCs w:val="28"/>
-        </w:rPr>
-        <w:t>【例】他的演說鏗鏘有力，</w:t>
-      </w:r>
-      <w:proofErr w:type="gramStart"/>
-      <w:r>
-        <w:rPr>
-          <w:rFonts w:ascii="標楷體" w:eastAsia="標楷體" w:hAnsi="標楷體" w:hint="eastAsia"/>
-          <w:sz w:val="28"/>
-          <w:szCs w:val="28"/>
-        </w:rPr>
-        <w:t>在場來賓</w:t>
-      </w:r>
-      <w:proofErr w:type="gramEnd"/>
-      <w:r>
-        <w:rPr>
-          <w:rFonts w:ascii="標楷體" w:eastAsia="標楷體" w:hAnsi="標楷體" w:hint="eastAsia"/>
-          <w:sz w:val="28"/>
-          <w:szCs w:val="28"/>
-        </w:rPr>
-        <w:t>都鼓掌叫好。</w:t>
-      </w:r>
-    </w:p>
-    <w:p>
-      <w:pPr>
-        <w:pStyle w:val="a6"/>
-        <w:numPr>
-          <w:ilvl w:val="0"/>
-          <w:numId w:val="5"/>
-        </w:numPr>
-        <w:spacing w:line="400" w:lineRule="exact"/>
-        <w:ind w:leftChars="0"/>
-        <w:rPr>
-          <w:rFonts w:ascii="標楷體" w:eastAsia="標楷體" w:hAnsi="標楷體"/>
-          <w:sz w:val="28"/>
-          <w:szCs w:val="28"/>
-        </w:rPr>
-      </w:pPr>
-      <w:proofErr w:type="gramStart"/>
-      <w:r>
-        <w:rPr>
-          <w:rFonts w:ascii="標楷體" w:eastAsia="標楷體" w:hAnsi="標楷體" w:hint="eastAsia"/>
-          <w:sz w:val="28"/>
-          <w:szCs w:val="28"/>
-        </w:rPr>
-        <w:t>警策</w:t>
-      </w:r>
-      <w:proofErr w:type="gramEnd"/>
-      <w:r>
-        <w:rPr>
-          <w:rFonts w:ascii="標楷體" w:eastAsia="標楷體" w:hAnsi="標楷體" w:hint="eastAsia"/>
-          <w:sz w:val="28"/>
-          <w:szCs w:val="28"/>
-        </w:rPr>
-        <w:t>：文章中語句扼要，</w:t>
-      </w:r>
-      <w:proofErr w:type="gramStart"/>
-      <w:r>
-        <w:rPr>
-          <w:rFonts w:ascii="標楷體" w:eastAsia="標楷體" w:hAnsi="標楷體" w:hint="eastAsia"/>
-          <w:sz w:val="28"/>
-          <w:szCs w:val="28"/>
-        </w:rPr>
-        <w:t>其辭義足以</w:t>
-      </w:r>
-      <w:proofErr w:type="gramEnd"/>
-      <w:r>
-        <w:rPr>
-          <w:rFonts w:ascii="標楷體" w:eastAsia="標楷體" w:hAnsi="標楷體" w:hint="eastAsia"/>
-          <w:sz w:val="28"/>
-          <w:szCs w:val="28"/>
-        </w:rPr>
-        <w:t>驚動讀者的部分；</w:t>
-      </w:r>
-      <w:proofErr w:type="gramStart"/>
-      <w:r>
-        <w:rPr>
-          <w:rFonts w:ascii="標楷體" w:eastAsia="標楷體" w:hAnsi="標楷體" w:hint="eastAsia"/>
-          <w:sz w:val="28"/>
-          <w:szCs w:val="28"/>
-        </w:rPr>
-        <w:t>惕勵</w:t>
-      </w:r>
-      <w:proofErr w:type="gramEnd"/>
-      <w:r>
-        <w:rPr>
-          <w:rFonts w:ascii="標楷體" w:eastAsia="標楷體" w:hAnsi="標楷體" w:hint="eastAsia"/>
-          <w:sz w:val="28"/>
-          <w:szCs w:val="28"/>
-        </w:rPr>
-        <w:t>鞭策。</w:t>
-      </w:r>
-    </w:p>
-    <w:p>
-      <w:pPr>
-        <w:pStyle w:val="a6"/>
-        <w:numPr>
-          <w:ilvl w:val="0"/>
-          <w:numId w:val="5"/>
-        </w:numPr>
-        <w:spacing w:line="400" w:lineRule="exact"/>
-        <w:ind w:leftChars="0"/>
-        <w:rPr>
-          <w:rFonts w:ascii="標楷體" w:eastAsia="標楷體" w:hAnsi="標楷體"/>
-          <w:sz w:val="28"/>
-          <w:szCs w:val="28"/>
-        </w:rPr>
-      </w:pPr>
-      <w:proofErr w:type="gramStart"/>
-      <w:r>
-        <w:rPr>
-          <w:rFonts w:ascii="標楷體" w:eastAsia="標楷體" w:hAnsi="標楷體" w:hint="eastAsia"/>
-          <w:sz w:val="28"/>
-          <w:szCs w:val="28"/>
-        </w:rPr>
-        <w:t>雋</w:t>
-      </w:r>
-      <w:proofErr w:type="gramEnd"/>
-      <w:r>
-        <w:rPr>
-          <w:rFonts w:ascii="標楷體" w:eastAsia="標楷體" w:hAnsi="標楷體" w:hint="eastAsia"/>
-          <w:sz w:val="28"/>
-          <w:szCs w:val="28"/>
-        </w:rPr>
-        <w:t>(</w:t>
-      </w:r>
-      <w:proofErr w:type="gramStart"/>
-      <w:r>
-        <w:rPr>
-          <w:rFonts w:ascii="標楷體" w:eastAsia="標楷體" w:hAnsi="標楷體" w:hint="eastAsia"/>
-          <w:color w:val="FF0000"/>
-          <w:sz w:val="16"/>
-          <w:szCs w:val="16"/>
-        </w:rPr>
-        <w:t>ㄐㄩㄢˋ</w:t>
-      </w:r>
-      <w:proofErr w:type="gramEnd"/>
-      <w:r>
-        <w:rPr>
-          <w:rFonts w:ascii="標楷體" w:eastAsia="標楷體" w:hAnsi="標楷體" w:hint="eastAsia"/>
-          <w:sz w:val="28"/>
-          <w:szCs w:val="28"/>
-        </w:rPr>
-        <w:t>)</w:t>
-      </w:r>
-      <w:r>
-        <w:rPr>
-          <w:rFonts w:ascii="標楷體" w:eastAsia="標楷體" w:hAnsi="標楷體" w:hint="eastAsia"/>
-          <w:sz w:val="28"/>
-          <w:szCs w:val="28"/>
-        </w:rPr>
-        <w:t>永</w:t>
-      </w:r>
-      <w:r>
-        <w:rPr>
-          <w:rFonts w:ascii="標楷體" w:eastAsia="標楷體" w:hAnsi="標楷體" w:hint="eastAsia"/>
-          <w:sz w:val="28"/>
-          <w:szCs w:val="28"/>
-        </w:rPr>
-        <w:t>：</w:t>
-      </w:r>
-      <w:r>
-        <w:rPr>
-          <w:rFonts w:ascii="標楷體" w:eastAsia="標楷體" w:hAnsi="標楷體" w:hint="eastAsia"/>
-          <w:sz w:val="28"/>
-          <w:szCs w:val="28"/>
-        </w:rPr>
-        <w:t>意義深長而耐人尋味。</w:t>
-      </w:r>
-    </w:p>
-    <w:p>
-      <w:pPr>
-        <w:pStyle w:val="a6"/>
-        <w:spacing w:line="400" w:lineRule="exact"/>
-        <w:ind w:leftChars="0"/>
-        <w:rPr>
-          <w:rFonts w:ascii="標楷體" w:eastAsia="標楷體" w:hAnsi="標楷體"/>
-          <w:sz w:val="28"/>
-          <w:szCs w:val="28"/>
-        </w:rPr>
-      </w:pPr>
-      <w:r>
-        <w:rPr>
-          <w:rFonts w:ascii="標楷體" w:eastAsia="標楷體" w:hAnsi="標楷體" w:hint="eastAsia"/>
-          <w:sz w:val="28"/>
-          <w:szCs w:val="28"/>
-        </w:rPr>
-        <w:t>【例】他的詩作頗負盛名，短詩尤以清新雋永見稱。</w:t>
-      </w:r>
-    </w:p>
-    <w:p>
-      <w:pPr>
-        <w:pStyle w:val="a6"/>
-        <w:numPr>
-          <w:ilvl w:val="0"/>
-          <w:numId w:val="5"/>
-        </w:numPr>
-        <w:spacing w:line="400" w:lineRule="exact"/>
-        <w:ind w:leftChars="0"/>
-        <w:rPr>
-          <w:rFonts w:ascii="標楷體" w:eastAsia="標楷體" w:hAnsi="標楷體"/>
-          <w:sz w:val="28"/>
-          <w:szCs w:val="28"/>
-        </w:rPr>
-      </w:pPr>
-      <w:r>
-        <w:rPr>
-          <w:rFonts w:ascii="標楷體" w:eastAsia="標楷體" w:hAnsi="標楷體" w:hint="eastAsia"/>
-          <w:sz w:val="28"/>
-          <w:szCs w:val="28"/>
-        </w:rPr>
-        <w:t>烙</w:t>
-      </w:r>
-      <w:r>
-        <w:rPr>
-          <w:rFonts w:ascii="標楷體" w:eastAsia="標楷體" w:hAnsi="標楷體" w:hint="eastAsia"/>
-          <w:sz w:val="28"/>
-          <w:szCs w:val="28"/>
-        </w:rPr>
-        <w:t>(</w:t>
-      </w:r>
-      <w:proofErr w:type="gramStart"/>
-      <w:r>
-        <w:rPr>
-          <w:rFonts w:ascii="標楷體" w:eastAsia="標楷體" w:hAnsi="標楷體" w:hint="eastAsia"/>
-          <w:color w:val="FF0000"/>
-          <w:sz w:val="16"/>
-          <w:szCs w:val="16"/>
-        </w:rPr>
-        <w:t>ㄌㄠˋ</w:t>
-      </w:r>
-      <w:proofErr w:type="gramEnd"/>
-      <w:r>
-        <w:rPr>
-          <w:rFonts w:ascii="標楷體" w:eastAsia="標楷體" w:hAnsi="標楷體" w:hint="eastAsia"/>
-          <w:sz w:val="28"/>
-          <w:szCs w:val="28"/>
-        </w:rPr>
-        <w:t>)</w:t>
-      </w:r>
-      <w:r>
-        <w:rPr>
-          <w:rFonts w:ascii="標楷體" w:eastAsia="標楷體" w:hAnsi="標楷體" w:hint="eastAsia"/>
-          <w:sz w:val="28"/>
-          <w:szCs w:val="28"/>
-        </w:rPr>
-        <w:t>印</w:t>
-      </w:r>
-    </w:p>
-    <w:p>
-      <w:pPr>
-        <w:pStyle w:val="a6"/>
-        <w:numPr>
-          <w:ilvl w:val="0"/>
-          <w:numId w:val="16"/>
-        </w:numPr>
-        <w:spacing w:line="400" w:lineRule="exact"/>
-        <w:ind w:leftChars="0"/>
-        <w:rPr>
-          <w:rFonts w:ascii="標楷體" w:eastAsia="標楷體" w:hAnsi="標楷體"/>
-          <w:spacing w:val="-12"/>
-          <w:sz w:val="28"/>
-          <w:szCs w:val="28"/>
-        </w:rPr>
-      </w:pPr>
-      <w:r>
-        <w:rPr>
-          <w:rFonts w:ascii="標楷體" w:eastAsia="標楷體" w:hAnsi="標楷體" w:hint="eastAsia"/>
-          <w:spacing w:val="-12"/>
-          <w:sz w:val="28"/>
-          <w:szCs w:val="28"/>
-        </w:rPr>
-        <w:t>將金屬用火燒熱，在身體或器物</w:t>
-      </w:r>
-      <w:proofErr w:type="gramStart"/>
-      <w:r>
-        <w:rPr>
-          <w:rFonts w:ascii="標楷體" w:eastAsia="標楷體" w:hAnsi="標楷體" w:hint="eastAsia"/>
-          <w:spacing w:val="-12"/>
-          <w:sz w:val="28"/>
-          <w:szCs w:val="28"/>
-        </w:rPr>
-        <w:t>上燙印</w:t>
-      </w:r>
-      <w:proofErr w:type="gramEnd"/>
-      <w:r>
-        <w:rPr>
-          <w:rFonts w:ascii="標楷體" w:eastAsia="標楷體" w:hAnsi="標楷體" w:hint="eastAsia"/>
-          <w:spacing w:val="-12"/>
-          <w:sz w:val="28"/>
-          <w:szCs w:val="28"/>
-        </w:rPr>
-        <w:t>文字或符號，以資辨別，稱為「烙印」。</w:t>
-      </w:r>
-    </w:p>
-    <w:p>
-      <w:pPr>
-        <w:pStyle w:val="a6"/>
-        <w:spacing w:line="400" w:lineRule="exact"/>
-        <w:ind w:leftChars="0"/>
-        <w:rPr>
-          <w:rFonts w:ascii="標楷體" w:eastAsia="標楷體" w:hAnsi="標楷體"/>
-          <w:sz w:val="28"/>
-          <w:szCs w:val="28"/>
-        </w:rPr>
-      </w:pPr>
-      <w:r>
-        <w:rPr>
-          <w:rFonts w:ascii="標楷體" w:eastAsia="標楷體" w:hAnsi="標楷體" w:hint="eastAsia"/>
-          <w:sz w:val="28"/>
-          <w:szCs w:val="28"/>
-        </w:rPr>
-        <w:t>【例】飼主在牛、馬身上烙印作記號，以方便辨認。</w:t>
-      </w:r>
-    </w:p>
-    <w:p>
-      <w:pPr>
-        <w:pStyle w:val="a6"/>
-        <w:numPr>
-          <w:ilvl w:val="0"/>
-          <w:numId w:val="16"/>
-        </w:numPr>
-        <w:spacing w:line="400" w:lineRule="exact"/>
-        <w:ind w:leftChars="0"/>
-        <w:rPr>
-          <w:rFonts w:ascii="標楷體" w:eastAsia="標楷體" w:hAnsi="標楷體"/>
-          <w:sz w:val="28"/>
-          <w:szCs w:val="28"/>
-        </w:rPr>
-      </w:pPr>
-      <w:r>
-        <w:rPr>
-          <w:rFonts w:ascii="標楷體" w:eastAsia="標楷體" w:hAnsi="標楷體" w:hint="eastAsia"/>
-          <w:sz w:val="28"/>
-          <w:szCs w:val="28"/>
-        </w:rPr>
-        <w:t>引申為深刻的印象。【例】那次的車禍，在我心裡深深的留下一個烙印。</w:t>
+        <w:t>個人的幸福，真正重要的是內心是否安定自在；只要心安，身處何方都可以成為自己的故鄉。</w:t>
       </w:r>
     </w:p>
     <w:sectPr>
+      <w:footerReference w:type="default" r:id="rId7"/>
       <w:pgSz w:w="11906" w:h="16838"/>
       <w:pgMar w:top="567" w:right="851" w:bottom="567" w:left="851" w:header="567" w:footer="0" w:gutter="0"/>
       <w:cols w:space="425"/>
@@ -4448,7 +2365,7 @@
 </file>
 
 <file path=word/endnotes.xml><?xml version="1.0" encoding="utf-8"?>
-<w:endnotes xmlns:wpc="http://schemas.microsoft.com/office/word/2010/wordprocessingCanvas" xmlns:cx="http://schemas.microsoft.com/office/drawing/2014/chartex" xmlns:cx1="http://schemas.microsoft.com/office/drawing/2015/9/8/chartex" xmlns:cx2="http://schemas.microsoft.com/office/drawing/2015/10/21/chartex" xmlns:cx3="http://schemas.microsoft.com/office/drawing/2016/5/9/chartex" xmlns:cx4="http://schemas.microsoft.com/office/drawing/2016/5/10/chartex" xmlns:cx5="http://schemas.microsoft.com/office/drawing/2016/5/11/chartex" xmlns:cx6="http://schemas.microsoft.com/office/drawing/2016/5/12/chartex" xmlns:cx7="http://schemas.microsoft.com/office/drawing/2016/5/13/chartex" xmlns:cx8="http://schemas.microsoft.com/office/drawing/2016/5/14/chartex" xmlns:mc="http://schemas.openxmlformats.org/markup-compatibility/2006" xmlns:aink="http://schemas.microsoft.com/office/drawing/2016/ink" xmlns:am3d="http://schemas.microsoft.com/office/drawing/2017/model3d" xmlns:o="urn:schemas-microsoft-com:office:office" xmlns:oel="http://schemas.microsoft.com/office/2019/extlst" xmlns:r="http://schemas.openxmlformats.org/officeDocument/2006/relationships" xmlns:m="http://schemas.openxmlformats.org/officeDocument/2006/math" xmlns:v="urn:schemas-microsoft-com:vml" xmlns:wp14="http://schemas.microsoft.com/office/word/2010/wordprocessingDrawing" xmlns:wp="http://schemas.openxmlformats.org/drawingml/2006/wordprocessingDrawing" xmlns:w10="urn:schemas-microsoft-com:office:word" xmlns:w="http://schemas.openxmlformats.org/wordprocessingml/2006/main" xmlns:w14="http://schemas.microsoft.com/office/word/2010/wordml" xmlns:w15="http://schemas.microsoft.com/office/word/2012/wordml" xmlns:w16cex="http://schemas.microsoft.com/office/word/2018/wordml/cex" xmlns:w16cid="http://schemas.microsoft.com/office/word/2016/wordml/cid" xmlns:w16="http://schemas.microsoft.com/office/word/2018/wordml" xmlns:w16du="http://schemas.microsoft.com/office/word/2023/wordml/word16du" xmlns:w16sdtdh="http://schemas.microsoft.com/office/word/2020/wordml/sdtdatahash" xmlns:w16se="http://schemas.microsoft.com/office/word/2015/wordml/symex" xmlns:wpg="http://schemas.microsoft.com/office/word/2010/wordprocessingGroup" xmlns:wpi="http://schemas.microsoft.com/office/word/2010/wordprocessingInk" xmlns:wne="http://schemas.microsoft.com/office/word/2006/wordml" xmlns:wps="http://schemas.microsoft.com/office/word/2010/wordprocessingShape" mc:Ignorable="w14 w15 w16se w16cid w16 w16cex w16sdtdh wp14">
+<w:endnotes xmlns:wpc="http://schemas.microsoft.com/office/word/2010/wordprocessingCanvas" xmlns:cx="http://schemas.microsoft.com/office/drawing/2014/chartex" xmlns:cx1="http://schemas.microsoft.com/office/drawing/2015/9/8/chartex" xmlns:cx2="http://schemas.microsoft.com/office/drawing/2015/10/21/chartex" xmlns:cx3="http://schemas.microsoft.com/office/drawing/2016/5/9/chartex" xmlns:cx4="http://schemas.microsoft.com/office/drawing/2016/5/10/chartex" xmlns:cx5="http://schemas.microsoft.com/office/drawing/2016/5/11/chartex" xmlns:cx6="http://schemas.microsoft.com/office/drawing/2016/5/12/chartex" xmlns:cx7="http://schemas.microsoft.com/office/drawing/2016/5/13/chartex" xmlns:cx8="http://schemas.microsoft.com/office/drawing/2016/5/14/chartex" xmlns:mc="http://schemas.openxmlformats.org/markup-compatibility/2006" xmlns:aink="http://schemas.microsoft.com/office/drawing/2016/ink" xmlns:am3d="http://schemas.microsoft.com/office/drawing/2017/model3d" xmlns:o="urn:schemas-microsoft-com:office:office" xmlns:r="http://schemas.openxmlformats.org/officeDocument/2006/relationships" xmlns:m="http://schemas.openxmlformats.org/officeDocument/2006/math" xmlns:v="urn:schemas-microsoft-com:vml" xmlns:wp14="http://schemas.microsoft.com/office/word/2010/wordprocessingDrawing" xmlns:wp="http://schemas.openxmlformats.org/drawingml/2006/wordprocessingDrawing" xmlns:w10="urn:schemas-microsoft-com:office:word" xmlns:w="http://schemas.openxmlformats.org/wordprocessingml/2006/main" xmlns:w14="http://schemas.microsoft.com/office/word/2010/wordml" xmlns:w15="http://schemas.microsoft.com/office/word/2012/wordml" xmlns:w16cex="http://schemas.microsoft.com/office/word/2018/wordml/cex" xmlns:w16cid="http://schemas.microsoft.com/office/word/2016/wordml/cid" xmlns:w16="http://schemas.microsoft.com/office/word/2018/wordml" xmlns:w16sdtdh="http://schemas.microsoft.com/office/word/2020/wordml/sdtdatahash" xmlns:w16se="http://schemas.microsoft.com/office/word/2015/wordml/symex" xmlns:wpg="http://schemas.microsoft.com/office/word/2010/wordprocessingGroup" xmlns:wpi="http://schemas.microsoft.com/office/word/2010/wordprocessingInk" xmlns:wne="http://schemas.microsoft.com/office/word/2006/wordml" xmlns:wps="http://schemas.microsoft.com/office/word/2010/wordprocessingShape" mc:Ignorable="w14 w15 w16se w16cid w16 w16cex w16sdtdh wp14">
   <w:endnote w:type="separator" w:id="-1">
     <w:p>
       <w:r>
@@ -4467,7 +2384,7 @@
 </file>
 
 <file path=word/footer1.xml><?xml version="1.0" encoding="utf-8"?>
-<w:ftr xmlns:wpc="http://schemas.microsoft.com/office/word/2010/wordprocessingCanvas" xmlns:cx="http://schemas.microsoft.com/office/drawing/2014/chartex" xmlns:cx1="http://schemas.microsoft.com/office/drawing/2015/9/8/chartex" xmlns:cx2="http://schemas.microsoft.com/office/drawing/2015/10/21/chartex" xmlns:cx3="http://schemas.microsoft.com/office/drawing/2016/5/9/chartex" xmlns:cx4="http://schemas.microsoft.com/office/drawing/2016/5/10/chartex" xmlns:cx5="http://schemas.microsoft.com/office/drawing/2016/5/11/chartex" xmlns:cx6="http://schemas.microsoft.com/office/drawing/2016/5/12/chartex" xmlns:cx7="http://schemas.microsoft.com/office/drawing/2016/5/13/chartex" xmlns:cx8="http://schemas.microsoft.com/office/drawing/2016/5/14/chartex" xmlns:mc="http://schemas.openxmlformats.org/markup-compatibility/2006" xmlns:aink="http://schemas.microsoft.com/office/drawing/2016/ink" xmlns:am3d="http://schemas.microsoft.com/office/drawing/2017/model3d" xmlns:o="urn:schemas-microsoft-com:office:office" xmlns:oel="http://schemas.microsoft.com/office/2019/extlst" xmlns:r="http://schemas.openxmlformats.org/officeDocument/2006/relationships" xmlns:m="http://schemas.openxmlformats.org/officeDocument/2006/math" xmlns:v="urn:schemas-microsoft-com:vml" xmlns:wp14="http://schemas.microsoft.com/office/word/2010/wordprocessingDrawing" xmlns:wp="http://schemas.openxmlformats.org/drawingml/2006/wordprocessingDrawing" xmlns:w10="urn:schemas-microsoft-com:office:word" xmlns:w="http://schemas.openxmlformats.org/wordprocessingml/2006/main" xmlns:w14="http://schemas.microsoft.com/office/word/2010/wordml" xmlns:w15="http://schemas.microsoft.com/office/word/2012/wordml" xmlns:w16cex="http://schemas.microsoft.com/office/word/2018/wordml/cex" xmlns:w16cid="http://schemas.microsoft.com/office/word/2016/wordml/cid" xmlns:w16="http://schemas.microsoft.com/office/word/2018/wordml" xmlns:w16du="http://schemas.microsoft.com/office/word/2023/wordml/word16du" xmlns:w16sdtdh="http://schemas.microsoft.com/office/word/2020/wordml/sdtdatahash" xmlns:w16se="http://schemas.microsoft.com/office/word/2015/wordml/symex" xmlns:wpg="http://schemas.microsoft.com/office/word/2010/wordprocessingGroup" xmlns:wpi="http://schemas.microsoft.com/office/word/2010/wordprocessingInk" xmlns:wne="http://schemas.microsoft.com/office/word/2006/wordml" xmlns:wps="http://schemas.microsoft.com/office/word/2010/wordprocessingShape" mc:Ignorable="w14 w15 w16se w16cid w16 w16cex w16sdtdh wp14">
+<w:ftr xmlns:wpc="http://schemas.microsoft.com/office/word/2010/wordprocessingCanvas" xmlns:cx="http://schemas.microsoft.com/office/drawing/2014/chartex" xmlns:cx1="http://schemas.microsoft.com/office/drawing/2015/9/8/chartex" xmlns:cx2="http://schemas.microsoft.com/office/drawing/2015/10/21/chartex" xmlns:cx3="http://schemas.microsoft.com/office/drawing/2016/5/9/chartex" xmlns:cx4="http://schemas.microsoft.com/office/drawing/2016/5/10/chartex" xmlns:cx5="http://schemas.microsoft.com/office/drawing/2016/5/11/chartex" xmlns:cx6="http://schemas.microsoft.com/office/drawing/2016/5/12/chartex" xmlns:cx7="http://schemas.microsoft.com/office/drawing/2016/5/13/chartex" xmlns:cx8="http://schemas.microsoft.com/office/drawing/2016/5/14/chartex" xmlns:mc="http://schemas.openxmlformats.org/markup-compatibility/2006" xmlns:aink="http://schemas.microsoft.com/office/drawing/2016/ink" xmlns:am3d="http://schemas.microsoft.com/office/drawing/2017/model3d" xmlns:o="urn:schemas-microsoft-com:office:office" xmlns:r="http://schemas.openxmlformats.org/officeDocument/2006/relationships" xmlns:m="http://schemas.openxmlformats.org/officeDocument/2006/math" xmlns:v="urn:schemas-microsoft-com:vml" xmlns:wp14="http://schemas.microsoft.com/office/word/2010/wordprocessingDrawing" xmlns:wp="http://schemas.openxmlformats.org/drawingml/2006/wordprocessingDrawing" xmlns:w10="urn:schemas-microsoft-com:office:word" xmlns:w="http://schemas.openxmlformats.org/wordprocessingml/2006/main" xmlns:w14="http://schemas.microsoft.com/office/word/2010/wordml" xmlns:w15="http://schemas.microsoft.com/office/word/2012/wordml" xmlns:w16cex="http://schemas.microsoft.com/office/word/2018/wordml/cex" xmlns:w16cid="http://schemas.microsoft.com/office/word/2016/wordml/cid" xmlns:w16="http://schemas.microsoft.com/office/word/2018/wordml" xmlns:w16sdtdh="http://schemas.microsoft.com/office/word/2020/wordml/sdtdatahash" xmlns:w16se="http://schemas.microsoft.com/office/word/2015/wordml/symex" xmlns:wpg="http://schemas.microsoft.com/office/word/2010/wordprocessingGroup" xmlns:wpi="http://schemas.microsoft.com/office/word/2010/wordprocessingInk" xmlns:wne="http://schemas.microsoft.com/office/word/2006/wordml" xmlns:wps="http://schemas.microsoft.com/office/word/2010/wordprocessingShape" mc:Ignorable="w14 w15 w16se w16cid w16 w16cex w16sdtdh wp14">
   <w:sdt>
     <w:sdtPr>
       <w:id w:val="-1230224358"/>
@@ -4476,6 +2393,7 @@
         <w:docPartUnique/>
       </w:docPartObj>
     </w:sdtPr>
+    <w:sdtEndPr/>
     <w:sdtContent>
       <w:p>
         <w:pPr>
@@ -4518,7 +2436,7 @@
 </file>
 
 <file path=word/footnotes.xml><?xml version="1.0" encoding="utf-8"?>
-<w:footnotes xmlns:wpc="http://schemas.microsoft.com/office/word/2010/wordprocessingCanvas" xmlns:cx="http://schemas.microsoft.com/office/drawing/2014/chartex" xmlns:cx1="http://schemas.microsoft.com/office/drawing/2015/9/8/chartex" xmlns:cx2="http://schemas.microsoft.com/office/drawing/2015/10/21/chartex" xmlns:cx3="http://schemas.microsoft.com/office/drawing/2016/5/9/chartex" xmlns:cx4="http://schemas.microsoft.com/office/drawing/2016/5/10/chartex" xmlns:cx5="http://schemas.microsoft.com/office/drawing/2016/5/11/chartex" xmlns:cx6="http://schemas.microsoft.com/office/drawing/2016/5/12/chartex" xmlns:cx7="http://schemas.microsoft.com/office/drawing/2016/5/13/chartex" xmlns:cx8="http://schemas.microsoft.com/office/drawing/2016/5/14/chartex" xmlns:mc="http://schemas.openxmlformats.org/markup-compatibility/2006" xmlns:aink="http://schemas.microsoft.com/office/drawing/2016/ink" xmlns:am3d="http://schemas.microsoft.com/office/drawing/2017/model3d" xmlns:o="urn:schemas-microsoft-com:office:office" xmlns:oel="http://schemas.microsoft.com/office/2019/extlst" xmlns:r="http://schemas.openxmlformats.org/officeDocument/2006/relationships" xmlns:m="http://schemas.openxmlformats.org/officeDocument/2006/math" xmlns:v="urn:schemas-microsoft-com:vml" xmlns:wp14="http://schemas.microsoft.com/office/word/2010/wordprocessingDrawing" xmlns:wp="http://schemas.openxmlformats.org/drawingml/2006/wordprocessingDrawing" xmlns:w10="urn:schemas-microsoft-com:office:word" xmlns:w="http://schemas.openxmlformats.org/wordprocessingml/2006/main" xmlns:w14="http://schemas.microsoft.com/office/word/2010/wordml" xmlns:w15="http://schemas.microsoft.com/office/word/2012/wordml" xmlns:w16cex="http://schemas.microsoft.com/office/word/2018/wordml/cex" xmlns:w16cid="http://schemas.microsoft.com/office/word/2016/wordml/cid" xmlns:w16="http://schemas.microsoft.com/office/word/2018/wordml" xmlns:w16du="http://schemas.microsoft.com/office/word/2023/wordml/word16du" xmlns:w16sdtdh="http://schemas.microsoft.com/office/word/2020/wordml/sdtdatahash" xmlns:w16se="http://schemas.microsoft.com/office/word/2015/wordml/symex" xmlns:wpg="http://schemas.microsoft.com/office/word/2010/wordprocessingGroup" xmlns:wpi="http://schemas.microsoft.com/office/word/2010/wordprocessingInk" xmlns:wne="http://schemas.microsoft.com/office/word/2006/wordml" xmlns:wps="http://schemas.microsoft.com/office/word/2010/wordprocessingShape" mc:Ignorable="w14 w15 w16se w16cid w16 w16cex w16sdtdh wp14">
+<w:footnotes xmlns:wpc="http://schemas.microsoft.com/office/word/2010/wordprocessingCanvas" xmlns:cx="http://schemas.microsoft.com/office/drawing/2014/chartex" xmlns:cx1="http://schemas.microsoft.com/office/drawing/2015/9/8/chartex" xmlns:cx2="http://schemas.microsoft.com/office/drawing/2015/10/21/chartex" xmlns:cx3="http://schemas.microsoft.com/office/drawing/2016/5/9/chartex" xmlns:cx4="http://schemas.microsoft.com/office/drawing/2016/5/10/chartex" xmlns:cx5="http://schemas.microsoft.com/office/drawing/2016/5/11/chartex" xmlns:cx6="http://schemas.microsoft.com/office/drawing/2016/5/12/chartex" xmlns:cx7="http://schemas.microsoft.com/office/drawing/2016/5/13/chartex" xmlns:cx8="http://schemas.microsoft.com/office/drawing/2016/5/14/chartex" xmlns:mc="http://schemas.openxmlformats.org/markup-compatibility/2006" xmlns:aink="http://schemas.microsoft.com/office/drawing/2016/ink" xmlns:am3d="http://schemas.microsoft.com/office/drawing/2017/model3d" xmlns:o="urn:schemas-microsoft-com:office:office" xmlns:r="http://schemas.openxmlformats.org/officeDocument/2006/relationships" xmlns:m="http://schemas.openxmlformats.org/officeDocument/2006/math" xmlns:v="urn:schemas-microsoft-com:vml" xmlns:wp14="http://schemas.microsoft.com/office/word/2010/wordprocessingDrawing" xmlns:wp="http://schemas.openxmlformats.org/drawingml/2006/wordprocessingDrawing" xmlns:w10="urn:schemas-microsoft-com:office:word" xmlns:w="http://schemas.openxmlformats.org/wordprocessingml/2006/main" xmlns:w14="http://schemas.microsoft.com/office/word/2010/wordml" xmlns:w15="http://schemas.microsoft.com/office/word/2012/wordml" xmlns:w16cex="http://schemas.microsoft.com/office/word/2018/wordml/cex" xmlns:w16cid="http://schemas.microsoft.com/office/word/2016/wordml/cid" xmlns:w16="http://schemas.microsoft.com/office/word/2018/wordml" xmlns:w16sdtdh="http://schemas.microsoft.com/office/word/2020/wordml/sdtdatahash" xmlns:w16se="http://schemas.microsoft.com/office/word/2015/wordml/symex" xmlns:wpg="http://schemas.microsoft.com/office/word/2010/wordprocessingGroup" xmlns:wpi="http://schemas.microsoft.com/office/word/2010/wordprocessingInk" xmlns:wne="http://schemas.microsoft.com/office/word/2006/wordml" xmlns:wps="http://schemas.microsoft.com/office/word/2010/wordprocessingShape" mc:Ignorable="w14 w15 w16se w16cid w16 w16cex w16sdtdh wp14">
   <w:footnote w:type="separator" w:id="-1">
     <w:p>
       <w:r>
@@ -4537,7 +2455,7 @@
 </file>
 
 <file path=word/numbering.xml><?xml version="1.0" encoding="utf-8"?>
-<w:numbering xmlns:wpc="http://schemas.microsoft.com/office/word/2010/wordprocessingCanvas" xmlns:cx="http://schemas.microsoft.com/office/drawing/2014/chartex" xmlns:cx1="http://schemas.microsoft.com/office/drawing/2015/9/8/chartex" xmlns:cx2="http://schemas.microsoft.com/office/drawing/2015/10/21/chartex" xmlns:cx3="http://schemas.microsoft.com/office/drawing/2016/5/9/chartex" xmlns:cx4="http://schemas.microsoft.com/office/drawing/2016/5/10/chartex" xmlns:cx5="http://schemas.microsoft.com/office/drawing/2016/5/11/chartex" xmlns:cx6="http://schemas.microsoft.com/office/drawing/2016/5/12/chartex" xmlns:cx7="http://schemas.microsoft.com/office/drawing/2016/5/13/chartex" xmlns:cx8="http://schemas.microsoft.com/office/drawing/2016/5/14/chartex" xmlns:mc="http://schemas.openxmlformats.org/markup-compatibility/2006" xmlns:aink="http://schemas.microsoft.com/office/drawing/2016/ink" xmlns:am3d="http://schemas.microsoft.com/office/drawing/2017/model3d" xmlns:o="urn:schemas-microsoft-com:office:office" xmlns:oel="http://schemas.microsoft.com/office/2019/extlst" xmlns:r="http://schemas.openxmlformats.org/officeDocument/2006/relationships" xmlns:m="http://schemas.openxmlformats.org/officeDocument/2006/math" xmlns:v="urn:schemas-microsoft-com:vml" xmlns:wp14="http://schemas.microsoft.com/office/word/2010/wordprocessingDrawing" xmlns:wp="http://schemas.openxmlformats.org/drawingml/2006/wordprocessingDrawing" xmlns:w10="urn:schemas-microsoft-com:office:word" xmlns:w="http://schemas.openxmlformats.org/wordprocessingml/2006/main" xmlns:w14="http://schemas.microsoft.com/office/word/2010/wordml" xmlns:w15="http://schemas.microsoft.com/office/word/2012/wordml" xmlns:w16cex="http://schemas.microsoft.com/office/word/2018/wordml/cex" xmlns:w16cid="http://schemas.microsoft.com/office/word/2016/wordml/cid" xmlns:w16="http://schemas.microsoft.com/office/word/2018/wordml" xmlns:w16du="http://schemas.microsoft.com/office/word/2023/wordml/word16du" xmlns:w16sdtdh="http://schemas.microsoft.com/office/word/2020/wordml/sdtdatahash" xmlns:w16se="http://schemas.microsoft.com/office/word/2015/wordml/symex" xmlns:wpg="http://schemas.microsoft.com/office/word/2010/wordprocessingGroup" xmlns:wpi="http://schemas.microsoft.com/office/word/2010/wordprocessingInk" xmlns:wne="http://schemas.microsoft.com/office/word/2006/wordml" xmlns:wps="http://schemas.microsoft.com/office/word/2010/wordprocessingShape" mc:Ignorable="w14 w15 w16se w16cid w16 w16cex w16sdtdh wp14">
+<w:numbering xmlns:wpc="http://schemas.microsoft.com/office/word/2010/wordprocessingCanvas" xmlns:cx="http://schemas.microsoft.com/office/drawing/2014/chartex" xmlns:cx1="http://schemas.microsoft.com/office/drawing/2015/9/8/chartex" xmlns:cx2="http://schemas.microsoft.com/office/drawing/2015/10/21/chartex" xmlns:cx3="http://schemas.microsoft.com/office/drawing/2016/5/9/chartex" xmlns:cx4="http://schemas.microsoft.com/office/drawing/2016/5/10/chartex" xmlns:cx5="http://schemas.microsoft.com/office/drawing/2016/5/11/chartex" xmlns:cx6="http://schemas.microsoft.com/office/drawing/2016/5/12/chartex" xmlns:cx7="http://schemas.microsoft.com/office/drawing/2016/5/13/chartex" xmlns:cx8="http://schemas.microsoft.com/office/drawing/2016/5/14/chartex" xmlns:mc="http://schemas.openxmlformats.org/markup-compatibility/2006" xmlns:aink="http://schemas.microsoft.com/office/drawing/2016/ink" xmlns:am3d="http://schemas.microsoft.com/office/drawing/2017/model3d" xmlns:o="urn:schemas-microsoft-com:office:office" xmlns:r="http://schemas.openxmlformats.org/officeDocument/2006/relationships" xmlns:m="http://schemas.openxmlformats.org/officeDocument/2006/math" xmlns:v="urn:schemas-microsoft-com:vml" xmlns:wp14="http://schemas.microsoft.com/office/word/2010/wordprocessingDrawing" xmlns:wp="http://schemas.openxmlformats.org/drawingml/2006/wordprocessingDrawing" xmlns:w10="urn:schemas-microsoft-com:office:word" xmlns:w="http://schemas.openxmlformats.org/wordprocessingml/2006/main" xmlns:w14="http://schemas.microsoft.com/office/word/2010/wordml" xmlns:w15="http://schemas.microsoft.com/office/word/2012/wordml" xmlns:w16cex="http://schemas.microsoft.com/office/word/2018/wordml/cex" xmlns:w16cid="http://schemas.microsoft.com/office/word/2016/wordml/cid" xmlns:w16="http://schemas.microsoft.com/office/word/2018/wordml" xmlns:w16sdtdh="http://schemas.microsoft.com/office/word/2020/wordml/sdtdatahash" xmlns:w16se="http://schemas.microsoft.com/office/word/2015/wordml/symex" xmlns:wpg="http://schemas.microsoft.com/office/word/2010/wordprocessingGroup" xmlns:wpi="http://schemas.microsoft.com/office/word/2010/wordprocessingInk" xmlns:wne="http://schemas.microsoft.com/office/word/2006/wordml" xmlns:wps="http://schemas.microsoft.com/office/word/2010/wordprocessingShape" mc:Ignorable="w14 w15 w16se w16cid w16 w16cex w16sdtdh wp14">
   <w:abstractNum w:abstractNumId="0" w15:restartNumberingAfterBreak="0">
     <w:nsid w:val="FFFFFF89"/>
     <w:multiLevelType w:val="singleLevel"/>
@@ -6074,52 +3992,52 @@
       </w:pPr>
     </w:lvl>
   </w:abstractNum>
-  <w:num w:numId="1" w16cid:durableId="727730529">
+  <w:num w:numId="1">
     <w:abstractNumId w:val="15"/>
   </w:num>
-  <w:num w:numId="2" w16cid:durableId="1923491867">
+  <w:num w:numId="2">
     <w:abstractNumId w:val="12"/>
   </w:num>
-  <w:num w:numId="3" w16cid:durableId="403768823">
+  <w:num w:numId="3">
     <w:abstractNumId w:val="6"/>
   </w:num>
-  <w:num w:numId="4" w16cid:durableId="559902249">
+  <w:num w:numId="4">
     <w:abstractNumId w:val="2"/>
   </w:num>
-  <w:num w:numId="5" w16cid:durableId="271061714">
+  <w:num w:numId="5">
     <w:abstractNumId w:val="3"/>
   </w:num>
-  <w:num w:numId="6" w16cid:durableId="314799179">
+  <w:num w:numId="6">
     <w:abstractNumId w:val="14"/>
   </w:num>
-  <w:num w:numId="7" w16cid:durableId="377360995">
+  <w:num w:numId="7">
     <w:abstractNumId w:val="1"/>
   </w:num>
-  <w:num w:numId="8" w16cid:durableId="302128177">
+  <w:num w:numId="8">
     <w:abstractNumId w:val="0"/>
   </w:num>
-  <w:num w:numId="9" w16cid:durableId="561059497">
+  <w:num w:numId="9">
     <w:abstractNumId w:val="4"/>
   </w:num>
-  <w:num w:numId="10" w16cid:durableId="1477141471">
+  <w:num w:numId="10">
     <w:abstractNumId w:val="9"/>
   </w:num>
-  <w:num w:numId="11" w16cid:durableId="1249657270">
+  <w:num w:numId="11">
     <w:abstractNumId w:val="11"/>
   </w:num>
-  <w:num w:numId="12" w16cid:durableId="1898121958">
+  <w:num w:numId="12">
     <w:abstractNumId w:val="7"/>
   </w:num>
-  <w:num w:numId="13" w16cid:durableId="1625502400">
+  <w:num w:numId="13">
     <w:abstractNumId w:val="10"/>
   </w:num>
-  <w:num w:numId="14" w16cid:durableId="1822426957">
+  <w:num w:numId="14">
     <w:abstractNumId w:val="8"/>
   </w:num>
-  <w:num w:numId="15" w16cid:durableId="1872183673">
+  <w:num w:numId="15">
     <w:abstractNumId w:val="13"/>
   </w:num>
-  <w:num w:numId="16" w16cid:durableId="578563348">
+  <w:num w:numId="16">
     <w:abstractNumId w:val="5"/>
   </w:num>
 </w:numbering>
